--- a/word 範本.docx
+++ b/word 範本.docx
@@ -1,6 +1,6 @@
 
 <file path=word/document.xml><?xml version="1.0" encoding="utf-8"?>
-<w:document xmlns:wpc="http://schemas.microsoft.com/office/word/2010/wordprocessingCanvas" xmlns:cx="http://schemas.microsoft.com/office/drawing/2014/chartex" xmlns:cx1="http://schemas.microsoft.com/office/drawing/2015/9/8/chartex" xmlns:cx2="http://schemas.microsoft.com/office/drawing/2015/10/21/chartex" xmlns:cx3="http://schemas.microsoft.com/office/drawing/2016/5/9/chartex" xmlns:cx4="http://schemas.microsoft.com/office/drawing/2016/5/10/chartex" xmlns:cx5="http://schemas.microsoft.com/office/drawing/2016/5/11/chartex" xmlns:cx6="http://schemas.microsoft.com/office/drawing/2016/5/12/chartex" xmlns:cx7="http://schemas.microsoft.com/office/drawing/2016/5/13/chartex" xmlns:cx8="http://schemas.microsoft.com/office/drawing/2016/5/14/chartex" xmlns:mc="http://schemas.openxmlformats.org/markup-compatibility/2006" xmlns:aink="http://schemas.microsoft.com/office/drawing/2016/ink" xmlns:am3d="http://schemas.microsoft.com/office/drawing/2017/model3d" xmlns:o="urn:schemas-microsoft-com:office:office" xmlns:oel="http://schemas.microsoft.com/office/2019/extlst" xmlns:r="http://schemas.openxmlformats.org/officeDocument/2006/relationships" xmlns:m="http://schemas.openxmlformats.org/officeDocument/2006/math" xmlns:v="urn:schemas-microsoft-com:vml" xmlns:wp14="http://schemas.microsoft.com/office/word/2010/wordprocessingDrawing" xmlns:wp="http://schemas.openxmlformats.org/drawingml/2006/wordprocessingDrawing" xmlns:w10="urn:schemas-microsoft-com:office:word" xmlns:w="http://schemas.openxmlformats.org/wordprocessingml/2006/main" xmlns:w14="http://schemas.microsoft.com/office/word/2010/wordml" xmlns:w15="http://schemas.microsoft.com/office/word/2012/wordml" xmlns:w16cex="http://schemas.microsoft.com/office/word/2018/wordml/cex" xmlns:w16cid="http://schemas.microsoft.com/office/word/2016/wordml/cid" xmlns:w16="http://schemas.microsoft.com/office/word/2018/wordml" xmlns:w16du="http://schemas.microsoft.com/office/word/2023/wordml/word16du" xmlns:w16sdtdh="http://schemas.microsoft.com/office/word/2020/wordml/sdtdatahash" xmlns:w16sdtfl="http://schemas.microsoft.com/office/word/2024/wordml/sdtformatlock" xmlns:w16se="http://schemas.microsoft.com/office/word/2015/wordml/symex" xmlns:wpg="http://schemas.microsoft.com/office/word/2010/wordprocessingGroup" xmlns:wpi="http://schemas.microsoft.com/office/word/2010/wordprocessingInk" xmlns:wne="http://schemas.microsoft.com/office/word/2006/wordml" xmlns:wps="http://schemas.microsoft.com/office/word/2010/wordprocessingShape" mc:Ignorable="w14 w15 w16se w16cid w16 w16cex w16sdtdh w16sdtfl w16du wp14">
+<w:document xmlns:wpc="http://schemas.microsoft.com/office/word/2010/wordprocessingCanvas" xmlns:cx="http://schemas.microsoft.com/office/drawing/2014/chartex" xmlns:cx1="http://schemas.microsoft.com/office/drawing/2015/9/8/chartex" xmlns:cx2="http://schemas.microsoft.com/office/drawing/2015/10/21/chartex" xmlns:cx3="http://schemas.microsoft.com/office/drawing/2016/5/9/chartex" xmlns:cx4="http://schemas.microsoft.com/office/drawing/2016/5/10/chartex" xmlns:cx5="http://schemas.microsoft.com/office/drawing/2016/5/11/chartex" xmlns:cx6="http://schemas.microsoft.com/office/drawing/2016/5/12/chartex" xmlns:cx7="http://schemas.microsoft.com/office/drawing/2016/5/13/chartex" xmlns:cx8="http://schemas.microsoft.com/office/drawing/2016/5/14/chartex" xmlns:mc="http://schemas.openxmlformats.org/markup-compatibility/2006" xmlns:aink="http://schemas.microsoft.com/office/drawing/2016/ink" xmlns:am3d="http://schemas.microsoft.com/office/drawing/2017/model3d" xmlns:o="urn:schemas-microsoft-com:office:office" xmlns:oel="http://schemas.microsoft.com/office/2019/extlst" xmlns:r="http://schemas.openxmlformats.org/officeDocument/2006/relationships" xmlns:m="http://schemas.openxmlformats.org/officeDocument/2006/math" xmlns:v="urn:schemas-microsoft-com:vml" xmlns:wp14="http://schemas.microsoft.com/office/word/2010/wordprocessingDrawing" xmlns:wp="http://schemas.openxmlformats.org/drawingml/2006/wordprocessingDrawing" xmlns:w10="urn:schemas-microsoft-com:office:word" xmlns:w="http://schemas.openxmlformats.org/wordprocessingml/2006/main" xmlns:w14="http://schemas.microsoft.com/office/word/2010/wordml" xmlns:w15="http://schemas.microsoft.com/office/word/2012/wordml" xmlns:w16cei="http://schemas.microsoft.com/office/word/2026/wordml/cei" xmlns:w16cex="http://schemas.microsoft.com/office/word/2018/wordml/cex" xmlns:w16cid="http://schemas.microsoft.com/office/word/2016/wordml/cid" xmlns:w16="http://schemas.microsoft.com/office/word/2018/wordml" xmlns:w16du="http://schemas.microsoft.com/office/word/2023/wordml/word16du" xmlns:w16sdtdh="http://schemas.microsoft.com/office/word/2020/wordml/sdtdatahash" xmlns:w16sdtfl="http://schemas.microsoft.com/office/word/2024/wordml/sdtformatlock" xmlns:w16se="http://schemas.microsoft.com/office/word/2015/wordml/symex" xmlns:wpg="http://schemas.microsoft.com/office/word/2010/wordprocessingGroup" xmlns:wpi="http://schemas.microsoft.com/office/word/2010/wordprocessingInk" xmlns:wne="http://schemas.microsoft.com/office/word/2006/wordml" xmlns:wps="http://schemas.microsoft.com/office/word/2010/wordprocessingShape" mc:Ignorable="w14 w15 w16se w16cid w16 w16cex w16sdtdh w16sdtfl w16du wp14">
   <w:body>
     <w:tbl>
       <w:tblPr>
@@ -264,61 +264,18 @@
                 <w14:ligatures w14:val="none"/>
               </w:rPr>
             </w:pPr>
-            <w:proofErr w:type="gramStart"/>
-            <w:r>
-              <w:rPr>
-                <w:rFonts w:ascii="Franklin Gothic Heavy" w:eastAsia="新細明體" w:hAnsi="Franklin Gothic Heavy" w:cs="新細明體"/>
-                <w:b/>
-                <w:bCs/>
-                <w:color w:val="000000"/>
-                <w:kern w:val="0"/>
-                <w:sz w:val="28"/>
-                <w:szCs w:val="28"/>
-                <w14:ligatures w14:val="none"/>
-              </w:rPr>
-              <w:t>05  07</w:t>
-            </w:r>
-            <w:proofErr w:type="gramEnd"/>
-            <w:r>
-              <w:rPr>
-                <w:rFonts w:ascii="Franklin Gothic Heavy" w:eastAsia="新細明體" w:hAnsi="Franklin Gothic Heavy" w:cs="新細明體"/>
-                <w:b/>
-                <w:bCs/>
-                <w:color w:val="000000"/>
-                <w:kern w:val="0"/>
-                <w:sz w:val="28"/>
-                <w:szCs w:val="28"/>
-                <w14:ligatures w14:val="none"/>
-              </w:rPr>
-              <w:t>  </w:t>
-            </w:r>
-            <w:proofErr w:type="gramStart"/>
-            <w:r>
-              <w:rPr>
-                <w:rFonts w:ascii="Franklin Gothic Heavy" w:eastAsia="新細明體" w:hAnsi="Franklin Gothic Heavy" w:cs="新細明體"/>
-                <w:b/>
-                <w:bCs/>
-                <w:color w:val="000000"/>
-                <w:kern w:val="0"/>
-                <w:sz w:val="28"/>
-                <w:szCs w:val="28"/>
-                <w14:ligatures w14:val="none"/>
-              </w:rPr>
-              <w:t>24  38</w:t>
-            </w:r>
-            <w:proofErr w:type="gramEnd"/>
-            <w:r>
-              <w:rPr>
-                <w:rFonts w:ascii="Franklin Gothic Heavy" w:eastAsia="新細明體" w:hAnsi="Franklin Gothic Heavy" w:cs="新細明體"/>
-                <w:b/>
-                <w:bCs/>
-                <w:color w:val="000000"/>
-                <w:kern w:val="0"/>
-                <w:sz w:val="28"/>
-                <w:szCs w:val="28"/>
-                <w14:ligatures w14:val="none"/>
-              </w:rPr>
-              <w:t>  39</w:t>
+            <w:r>
+              <w:rPr>
+                <w:rFonts w:ascii="Franklin Gothic Heavy" w:eastAsia="新細明體" w:hAnsi="Franklin Gothic Heavy" w:cs="新細明體"/>
+                <w:b/>
+                <w:bCs/>
+                <w:color w:val="000000"/>
+                <w:kern w:val="0"/>
+                <w:sz w:val="28"/>
+                <w:szCs w:val="28"/>
+                <w14:ligatures w14:val="none"/>
+              </w:rPr>
+              <w:t>05  07  24  38  39</w:t>
             </w:r>
           </w:p>
         </w:tc>
@@ -438,61 +395,18 @@
                 <w14:ligatures w14:val="none"/>
               </w:rPr>
             </w:pPr>
-            <w:proofErr w:type="gramStart"/>
-            <w:r>
-              <w:rPr>
-                <w:rFonts w:ascii="Franklin Gothic Heavy" w:eastAsia="新細明體" w:hAnsi="Franklin Gothic Heavy" w:cs="新細明體"/>
-                <w:b/>
-                <w:bCs/>
-                <w:color w:val="000000"/>
-                <w:kern w:val="0"/>
-                <w:sz w:val="28"/>
-                <w:szCs w:val="28"/>
-                <w14:ligatures w14:val="none"/>
-              </w:rPr>
-              <w:t>02  10</w:t>
-            </w:r>
-            <w:proofErr w:type="gramEnd"/>
-            <w:r>
-              <w:rPr>
-                <w:rFonts w:ascii="Franklin Gothic Heavy" w:eastAsia="新細明體" w:hAnsi="Franklin Gothic Heavy" w:cs="新細明體"/>
-                <w:b/>
-                <w:bCs/>
-                <w:color w:val="000000"/>
-                <w:kern w:val="0"/>
-                <w:sz w:val="28"/>
-                <w:szCs w:val="28"/>
-                <w14:ligatures w14:val="none"/>
-              </w:rPr>
-              <w:t>  </w:t>
-            </w:r>
-            <w:proofErr w:type="gramStart"/>
-            <w:r>
-              <w:rPr>
-                <w:rFonts w:ascii="Franklin Gothic Heavy" w:eastAsia="新細明體" w:hAnsi="Franklin Gothic Heavy" w:cs="新細明體"/>
-                <w:b/>
-                <w:bCs/>
-                <w:color w:val="000000"/>
-                <w:kern w:val="0"/>
-                <w:sz w:val="28"/>
-                <w:szCs w:val="28"/>
-                <w14:ligatures w14:val="none"/>
-              </w:rPr>
-              <w:t>17  25</w:t>
-            </w:r>
-            <w:proofErr w:type="gramEnd"/>
-            <w:r>
-              <w:rPr>
-                <w:rFonts w:ascii="Franklin Gothic Heavy" w:eastAsia="新細明體" w:hAnsi="Franklin Gothic Heavy" w:cs="新細明體"/>
-                <w:b/>
-                <w:bCs/>
-                <w:color w:val="000000"/>
-                <w:kern w:val="0"/>
-                <w:sz w:val="28"/>
-                <w:szCs w:val="28"/>
-                <w14:ligatures w14:val="none"/>
-              </w:rPr>
-              <w:t>  35</w:t>
+            <w:r>
+              <w:rPr>
+                <w:rFonts w:ascii="Franklin Gothic Heavy" w:eastAsia="新細明體" w:hAnsi="Franklin Gothic Heavy" w:cs="新細明體"/>
+                <w:b/>
+                <w:bCs/>
+                <w:color w:val="000000"/>
+                <w:kern w:val="0"/>
+                <w:sz w:val="28"/>
+                <w:szCs w:val="28"/>
+                <w14:ligatures w14:val="none"/>
+              </w:rPr>
+              <w:t>02  10  17  25  35</w:t>
             </w:r>
           </w:p>
         </w:tc>
@@ -612,61 +526,18 @@
                 <w14:ligatures w14:val="none"/>
               </w:rPr>
             </w:pPr>
-            <w:proofErr w:type="gramStart"/>
-            <w:r>
-              <w:rPr>
-                <w:rFonts w:ascii="Franklin Gothic Heavy" w:eastAsia="新細明體" w:hAnsi="Franklin Gothic Heavy" w:cs="新細明體"/>
-                <w:b/>
-                <w:bCs/>
-                <w:color w:val="000000"/>
-                <w:kern w:val="0"/>
-                <w:sz w:val="28"/>
-                <w:szCs w:val="28"/>
-                <w14:ligatures w14:val="none"/>
-              </w:rPr>
-              <w:t>16  21</w:t>
-            </w:r>
-            <w:proofErr w:type="gramEnd"/>
-            <w:r>
-              <w:rPr>
-                <w:rFonts w:ascii="Franklin Gothic Heavy" w:eastAsia="新細明體" w:hAnsi="Franklin Gothic Heavy" w:cs="新細明體"/>
-                <w:b/>
-                <w:bCs/>
-                <w:color w:val="000000"/>
-                <w:kern w:val="0"/>
-                <w:sz w:val="28"/>
-                <w:szCs w:val="28"/>
-                <w14:ligatures w14:val="none"/>
-              </w:rPr>
-              <w:t>  </w:t>
-            </w:r>
-            <w:proofErr w:type="gramStart"/>
-            <w:r>
-              <w:rPr>
-                <w:rFonts w:ascii="Franklin Gothic Heavy" w:eastAsia="新細明體" w:hAnsi="Franklin Gothic Heavy" w:cs="新細明體"/>
-                <w:b/>
-                <w:bCs/>
-                <w:color w:val="000000"/>
-                <w:kern w:val="0"/>
-                <w:sz w:val="28"/>
-                <w:szCs w:val="28"/>
-                <w14:ligatures w14:val="none"/>
-              </w:rPr>
-              <w:t>25  29</w:t>
-            </w:r>
-            <w:proofErr w:type="gramEnd"/>
-            <w:r>
-              <w:rPr>
-                <w:rFonts w:ascii="Franklin Gothic Heavy" w:eastAsia="新細明體" w:hAnsi="Franklin Gothic Heavy" w:cs="新細明體"/>
-                <w:b/>
-                <w:bCs/>
-                <w:color w:val="000000"/>
-                <w:kern w:val="0"/>
-                <w:sz w:val="28"/>
-                <w:szCs w:val="28"/>
-                <w14:ligatures w14:val="none"/>
-              </w:rPr>
-              <w:t>  34</w:t>
+            <w:r>
+              <w:rPr>
+                <w:rFonts w:ascii="Franklin Gothic Heavy" w:eastAsia="新細明體" w:hAnsi="Franklin Gothic Heavy" w:cs="新細明體"/>
+                <w:b/>
+                <w:bCs/>
+                <w:color w:val="000000"/>
+                <w:kern w:val="0"/>
+                <w:sz w:val="28"/>
+                <w:szCs w:val="28"/>
+                <w14:ligatures w14:val="none"/>
+              </w:rPr>
+              <w:t>16  21  25  29  34</w:t>
             </w:r>
           </w:p>
         </w:tc>
@@ -786,61 +657,18 @@
                 <w14:ligatures w14:val="none"/>
               </w:rPr>
             </w:pPr>
-            <w:proofErr w:type="gramStart"/>
-            <w:r>
-              <w:rPr>
-                <w:rFonts w:ascii="Franklin Gothic Heavy" w:eastAsia="新細明體" w:hAnsi="Franklin Gothic Heavy" w:cs="新細明體"/>
-                <w:b/>
-                <w:bCs/>
-                <w:color w:val="000000"/>
-                <w:kern w:val="0"/>
-                <w:sz w:val="28"/>
-                <w:szCs w:val="28"/>
-                <w14:ligatures w14:val="none"/>
-              </w:rPr>
-              <w:t>03  20</w:t>
-            </w:r>
-            <w:proofErr w:type="gramEnd"/>
-            <w:r>
-              <w:rPr>
-                <w:rFonts w:ascii="Franklin Gothic Heavy" w:eastAsia="新細明體" w:hAnsi="Franklin Gothic Heavy" w:cs="新細明體"/>
-                <w:b/>
-                <w:bCs/>
-                <w:color w:val="000000"/>
-                <w:kern w:val="0"/>
-                <w:sz w:val="28"/>
-                <w:szCs w:val="28"/>
-                <w14:ligatures w14:val="none"/>
-              </w:rPr>
-              <w:t>  </w:t>
-            </w:r>
-            <w:proofErr w:type="gramStart"/>
-            <w:r>
-              <w:rPr>
-                <w:rFonts w:ascii="Franklin Gothic Heavy" w:eastAsia="新細明體" w:hAnsi="Franklin Gothic Heavy" w:cs="新細明體"/>
-                <w:b/>
-                <w:bCs/>
-                <w:color w:val="000000"/>
-                <w:kern w:val="0"/>
-                <w:sz w:val="28"/>
-                <w:szCs w:val="28"/>
-                <w14:ligatures w14:val="none"/>
-              </w:rPr>
-              <w:t>21  22</w:t>
-            </w:r>
-            <w:proofErr w:type="gramEnd"/>
-            <w:r>
-              <w:rPr>
-                <w:rFonts w:ascii="Franklin Gothic Heavy" w:eastAsia="新細明體" w:hAnsi="Franklin Gothic Heavy" w:cs="新細明體"/>
-                <w:b/>
-                <w:bCs/>
-                <w:color w:val="000000"/>
-                <w:kern w:val="0"/>
-                <w:sz w:val="28"/>
-                <w:szCs w:val="28"/>
-                <w14:ligatures w14:val="none"/>
-              </w:rPr>
-              <w:t>  33</w:t>
+            <w:r>
+              <w:rPr>
+                <w:rFonts w:ascii="Franklin Gothic Heavy" w:eastAsia="新細明體" w:hAnsi="Franklin Gothic Heavy" w:cs="新細明體"/>
+                <w:b/>
+                <w:bCs/>
+                <w:color w:val="000000"/>
+                <w:kern w:val="0"/>
+                <w:sz w:val="28"/>
+                <w:szCs w:val="28"/>
+                <w14:ligatures w14:val="none"/>
+              </w:rPr>
+              <w:t>03  20  21  22  33</w:t>
             </w:r>
           </w:p>
         </w:tc>
@@ -960,61 +788,18 @@
                 <w14:ligatures w14:val="none"/>
               </w:rPr>
             </w:pPr>
-            <w:proofErr w:type="gramStart"/>
-            <w:r>
-              <w:rPr>
-                <w:rFonts w:ascii="Franklin Gothic Heavy" w:eastAsia="新細明體" w:hAnsi="Franklin Gothic Heavy" w:cs="新細明體"/>
-                <w:b/>
-                <w:bCs/>
-                <w:color w:val="000000"/>
-                <w:kern w:val="0"/>
-                <w:sz w:val="28"/>
-                <w:szCs w:val="28"/>
-                <w14:ligatures w14:val="none"/>
-              </w:rPr>
-              <w:t>08  18</w:t>
-            </w:r>
-            <w:proofErr w:type="gramEnd"/>
-            <w:r>
-              <w:rPr>
-                <w:rFonts w:ascii="Franklin Gothic Heavy" w:eastAsia="新細明體" w:hAnsi="Franklin Gothic Heavy" w:cs="新細明體"/>
-                <w:b/>
-                <w:bCs/>
-                <w:color w:val="000000"/>
-                <w:kern w:val="0"/>
-                <w:sz w:val="28"/>
-                <w:szCs w:val="28"/>
-                <w14:ligatures w14:val="none"/>
-              </w:rPr>
-              <w:t>  </w:t>
-            </w:r>
-            <w:proofErr w:type="gramStart"/>
-            <w:r>
-              <w:rPr>
-                <w:rFonts w:ascii="Franklin Gothic Heavy" w:eastAsia="新細明體" w:hAnsi="Franklin Gothic Heavy" w:cs="新細明體"/>
-                <w:b/>
-                <w:bCs/>
-                <w:color w:val="000000"/>
-                <w:kern w:val="0"/>
-                <w:sz w:val="28"/>
-                <w:szCs w:val="28"/>
-                <w14:ligatures w14:val="none"/>
-              </w:rPr>
-              <w:t>20  23</w:t>
-            </w:r>
-            <w:proofErr w:type="gramEnd"/>
-            <w:r>
-              <w:rPr>
-                <w:rFonts w:ascii="Franklin Gothic Heavy" w:eastAsia="新細明體" w:hAnsi="Franklin Gothic Heavy" w:cs="新細明體"/>
-                <w:b/>
-                <w:bCs/>
-                <w:color w:val="000000"/>
-                <w:kern w:val="0"/>
-                <w:sz w:val="28"/>
-                <w:szCs w:val="28"/>
-                <w14:ligatures w14:val="none"/>
-              </w:rPr>
-              <w:t>  27</w:t>
+            <w:r>
+              <w:rPr>
+                <w:rFonts w:ascii="Franklin Gothic Heavy" w:eastAsia="新細明體" w:hAnsi="Franklin Gothic Heavy" w:cs="新細明體"/>
+                <w:b/>
+                <w:bCs/>
+                <w:color w:val="000000"/>
+                <w:kern w:val="0"/>
+                <w:sz w:val="28"/>
+                <w:szCs w:val="28"/>
+                <w14:ligatures w14:val="none"/>
+              </w:rPr>
+              <w:t>08  18  20  23  27</w:t>
             </w:r>
           </w:p>
         </w:tc>
@@ -1134,61 +919,18 @@
                 <w14:ligatures w14:val="none"/>
               </w:rPr>
             </w:pPr>
-            <w:proofErr w:type="gramStart"/>
-            <w:r>
-              <w:rPr>
-                <w:rFonts w:ascii="Franklin Gothic Heavy" w:eastAsia="新細明體" w:hAnsi="Franklin Gothic Heavy" w:cs="新細明體"/>
-                <w:b/>
-                <w:bCs/>
-                <w:color w:val="000000"/>
-                <w:kern w:val="0"/>
-                <w:sz w:val="28"/>
-                <w:szCs w:val="28"/>
-                <w14:ligatures w14:val="none"/>
-              </w:rPr>
-              <w:t>07  08</w:t>
-            </w:r>
-            <w:proofErr w:type="gramEnd"/>
-            <w:r>
-              <w:rPr>
-                <w:rFonts w:ascii="Franklin Gothic Heavy" w:eastAsia="新細明體" w:hAnsi="Franklin Gothic Heavy" w:cs="新細明體"/>
-                <w:b/>
-                <w:bCs/>
-                <w:color w:val="000000"/>
-                <w:kern w:val="0"/>
-                <w:sz w:val="28"/>
-                <w:szCs w:val="28"/>
-                <w14:ligatures w14:val="none"/>
-              </w:rPr>
-              <w:t>  </w:t>
-            </w:r>
-            <w:proofErr w:type="gramStart"/>
-            <w:r>
-              <w:rPr>
-                <w:rFonts w:ascii="Franklin Gothic Heavy" w:eastAsia="新細明體" w:hAnsi="Franklin Gothic Heavy" w:cs="新細明體"/>
-                <w:b/>
-                <w:bCs/>
-                <w:color w:val="000000"/>
-                <w:kern w:val="0"/>
-                <w:sz w:val="28"/>
-                <w:szCs w:val="28"/>
-                <w14:ligatures w14:val="none"/>
-              </w:rPr>
-              <w:t>21  35</w:t>
-            </w:r>
-            <w:proofErr w:type="gramEnd"/>
-            <w:r>
-              <w:rPr>
-                <w:rFonts w:ascii="Franklin Gothic Heavy" w:eastAsia="新細明體" w:hAnsi="Franklin Gothic Heavy" w:cs="新細明體"/>
-                <w:b/>
-                <w:bCs/>
-                <w:color w:val="000000"/>
-                <w:kern w:val="0"/>
-                <w:sz w:val="28"/>
-                <w:szCs w:val="28"/>
-                <w14:ligatures w14:val="none"/>
-              </w:rPr>
-              <w:t>  38</w:t>
+            <w:r>
+              <w:rPr>
+                <w:rFonts w:ascii="Franklin Gothic Heavy" w:eastAsia="新細明體" w:hAnsi="Franklin Gothic Heavy" w:cs="新細明體"/>
+                <w:b/>
+                <w:bCs/>
+                <w:color w:val="000000"/>
+                <w:kern w:val="0"/>
+                <w:sz w:val="28"/>
+                <w:szCs w:val="28"/>
+                <w14:ligatures w14:val="none"/>
+              </w:rPr>
+              <w:t>07  08  21  35  38</w:t>
             </w:r>
           </w:p>
         </w:tc>
@@ -1308,61 +1050,18 @@
                 <w14:ligatures w14:val="none"/>
               </w:rPr>
             </w:pPr>
-            <w:proofErr w:type="gramStart"/>
-            <w:r>
-              <w:rPr>
-                <w:rFonts w:ascii="Franklin Gothic Heavy" w:eastAsia="新細明體" w:hAnsi="Franklin Gothic Heavy" w:cs="新細明體"/>
-                <w:b/>
-                <w:bCs/>
-                <w:color w:val="000000"/>
-                <w:kern w:val="0"/>
-                <w:sz w:val="28"/>
-                <w:szCs w:val="28"/>
-                <w14:ligatures w14:val="none"/>
-              </w:rPr>
-              <w:t>02  06</w:t>
-            </w:r>
-            <w:proofErr w:type="gramEnd"/>
-            <w:r>
-              <w:rPr>
-                <w:rFonts w:ascii="Franklin Gothic Heavy" w:eastAsia="新細明體" w:hAnsi="Franklin Gothic Heavy" w:cs="新細明體"/>
-                <w:b/>
-                <w:bCs/>
-                <w:color w:val="000000"/>
-                <w:kern w:val="0"/>
-                <w:sz w:val="28"/>
-                <w:szCs w:val="28"/>
-                <w14:ligatures w14:val="none"/>
-              </w:rPr>
-              <w:t>  </w:t>
-            </w:r>
-            <w:proofErr w:type="gramStart"/>
-            <w:r>
-              <w:rPr>
-                <w:rFonts w:ascii="Franklin Gothic Heavy" w:eastAsia="新細明體" w:hAnsi="Franklin Gothic Heavy" w:cs="新細明體"/>
-                <w:b/>
-                <w:bCs/>
-                <w:color w:val="000000"/>
-                <w:kern w:val="0"/>
-                <w:sz w:val="28"/>
-                <w:szCs w:val="28"/>
-                <w14:ligatures w14:val="none"/>
-              </w:rPr>
-              <w:t>22  32</w:t>
-            </w:r>
-            <w:proofErr w:type="gramEnd"/>
-            <w:r>
-              <w:rPr>
-                <w:rFonts w:ascii="Franklin Gothic Heavy" w:eastAsia="新細明體" w:hAnsi="Franklin Gothic Heavy" w:cs="新細明體"/>
-                <w:b/>
-                <w:bCs/>
-                <w:color w:val="000000"/>
-                <w:kern w:val="0"/>
-                <w:sz w:val="28"/>
-                <w:szCs w:val="28"/>
-                <w14:ligatures w14:val="none"/>
-              </w:rPr>
-              <w:t>  36</w:t>
+            <w:r>
+              <w:rPr>
+                <w:rFonts w:ascii="Franklin Gothic Heavy" w:eastAsia="新細明體" w:hAnsi="Franklin Gothic Heavy" w:cs="新細明體"/>
+                <w:b/>
+                <w:bCs/>
+                <w:color w:val="000000"/>
+                <w:kern w:val="0"/>
+                <w:sz w:val="28"/>
+                <w:szCs w:val="28"/>
+                <w14:ligatures w14:val="none"/>
+              </w:rPr>
+              <w:t>02  06  22  32  36</w:t>
             </w:r>
           </w:p>
         </w:tc>
@@ -1482,61 +1181,18 @@
                 <w14:ligatures w14:val="none"/>
               </w:rPr>
             </w:pPr>
-            <w:proofErr w:type="gramStart"/>
-            <w:r>
-              <w:rPr>
-                <w:rFonts w:ascii="Franklin Gothic Heavy" w:eastAsia="新細明體" w:hAnsi="Franklin Gothic Heavy" w:cs="新細明體"/>
-                <w:b/>
-                <w:bCs/>
-                <w:color w:val="000000"/>
-                <w:kern w:val="0"/>
-                <w:sz w:val="28"/>
-                <w:szCs w:val="28"/>
-                <w14:ligatures w14:val="none"/>
-              </w:rPr>
-              <w:t>06  15</w:t>
-            </w:r>
-            <w:proofErr w:type="gramEnd"/>
-            <w:r>
-              <w:rPr>
-                <w:rFonts w:ascii="Franklin Gothic Heavy" w:eastAsia="新細明體" w:hAnsi="Franklin Gothic Heavy" w:cs="新細明體"/>
-                <w:b/>
-                <w:bCs/>
-                <w:color w:val="000000"/>
-                <w:kern w:val="0"/>
-                <w:sz w:val="28"/>
-                <w:szCs w:val="28"/>
-                <w14:ligatures w14:val="none"/>
-              </w:rPr>
-              <w:t>  </w:t>
-            </w:r>
-            <w:proofErr w:type="gramStart"/>
-            <w:r>
-              <w:rPr>
-                <w:rFonts w:ascii="Franklin Gothic Heavy" w:eastAsia="新細明體" w:hAnsi="Franklin Gothic Heavy" w:cs="新細明體"/>
-                <w:b/>
-                <w:bCs/>
-                <w:color w:val="000000"/>
-                <w:kern w:val="0"/>
-                <w:sz w:val="28"/>
-                <w:szCs w:val="28"/>
-                <w14:ligatures w14:val="none"/>
-              </w:rPr>
-              <w:t>27  30</w:t>
-            </w:r>
-            <w:proofErr w:type="gramEnd"/>
-            <w:r>
-              <w:rPr>
-                <w:rFonts w:ascii="Franklin Gothic Heavy" w:eastAsia="新細明體" w:hAnsi="Franklin Gothic Heavy" w:cs="新細明體"/>
-                <w:b/>
-                <w:bCs/>
-                <w:color w:val="000000"/>
-                <w:kern w:val="0"/>
-                <w:sz w:val="28"/>
-                <w:szCs w:val="28"/>
-                <w14:ligatures w14:val="none"/>
-              </w:rPr>
-              <w:t>  31</w:t>
+            <w:r>
+              <w:rPr>
+                <w:rFonts w:ascii="Franklin Gothic Heavy" w:eastAsia="新細明體" w:hAnsi="Franklin Gothic Heavy" w:cs="新細明體"/>
+                <w:b/>
+                <w:bCs/>
+                <w:color w:val="000000"/>
+                <w:kern w:val="0"/>
+                <w:sz w:val="28"/>
+                <w:szCs w:val="28"/>
+                <w14:ligatures w14:val="none"/>
+              </w:rPr>
+              <w:t>06  15  27  30  31</w:t>
             </w:r>
           </w:p>
         </w:tc>
@@ -1656,61 +1312,18 @@
                 <w14:ligatures w14:val="none"/>
               </w:rPr>
             </w:pPr>
-            <w:proofErr w:type="gramStart"/>
-            <w:r>
-              <w:rPr>
-                <w:rFonts w:ascii="Franklin Gothic Heavy" w:eastAsia="新細明體" w:hAnsi="Franklin Gothic Heavy" w:cs="新細明體"/>
-                <w:b/>
-                <w:bCs/>
-                <w:color w:val="000000"/>
-                <w:kern w:val="0"/>
-                <w:sz w:val="28"/>
-                <w:szCs w:val="28"/>
-                <w14:ligatures w14:val="none"/>
-              </w:rPr>
-              <w:t>02  03</w:t>
-            </w:r>
-            <w:proofErr w:type="gramEnd"/>
-            <w:r>
-              <w:rPr>
-                <w:rFonts w:ascii="Franklin Gothic Heavy" w:eastAsia="新細明體" w:hAnsi="Franklin Gothic Heavy" w:cs="新細明體"/>
-                <w:b/>
-                <w:bCs/>
-                <w:color w:val="000000"/>
-                <w:kern w:val="0"/>
-                <w:sz w:val="28"/>
-                <w:szCs w:val="28"/>
-                <w14:ligatures w14:val="none"/>
-              </w:rPr>
-              <w:t>  </w:t>
-            </w:r>
-            <w:proofErr w:type="gramStart"/>
-            <w:r>
-              <w:rPr>
-                <w:rFonts w:ascii="Franklin Gothic Heavy" w:eastAsia="新細明體" w:hAnsi="Franklin Gothic Heavy" w:cs="新細明體"/>
-                <w:b/>
-                <w:bCs/>
-                <w:color w:val="000000"/>
-                <w:kern w:val="0"/>
-                <w:sz w:val="28"/>
-                <w:szCs w:val="28"/>
-                <w14:ligatures w14:val="none"/>
-              </w:rPr>
-              <w:t>14  16</w:t>
-            </w:r>
-            <w:proofErr w:type="gramEnd"/>
-            <w:r>
-              <w:rPr>
-                <w:rFonts w:ascii="Franklin Gothic Heavy" w:eastAsia="新細明體" w:hAnsi="Franklin Gothic Heavy" w:cs="新細明體"/>
-                <w:b/>
-                <w:bCs/>
-                <w:color w:val="000000"/>
-                <w:kern w:val="0"/>
-                <w:sz w:val="28"/>
-                <w:szCs w:val="28"/>
-                <w14:ligatures w14:val="none"/>
-              </w:rPr>
-              <w:t>  20</w:t>
+            <w:r>
+              <w:rPr>
+                <w:rFonts w:ascii="Franklin Gothic Heavy" w:eastAsia="新細明體" w:hAnsi="Franklin Gothic Heavy" w:cs="新細明體"/>
+                <w:b/>
+                <w:bCs/>
+                <w:color w:val="000000"/>
+                <w:kern w:val="0"/>
+                <w:sz w:val="28"/>
+                <w:szCs w:val="28"/>
+                <w14:ligatures w14:val="none"/>
+              </w:rPr>
+              <w:t>02  03  14  16  20</w:t>
             </w:r>
           </w:p>
         </w:tc>
@@ -1830,61 +1443,18 @@
                 <w14:ligatures w14:val="none"/>
               </w:rPr>
             </w:pPr>
-            <w:proofErr w:type="gramStart"/>
-            <w:r>
-              <w:rPr>
-                <w:rFonts w:ascii="Franklin Gothic Heavy" w:eastAsia="新細明體" w:hAnsi="Franklin Gothic Heavy" w:cs="新細明體"/>
-                <w:b/>
-                <w:bCs/>
-                <w:color w:val="000000"/>
-                <w:kern w:val="0"/>
-                <w:sz w:val="28"/>
-                <w:szCs w:val="28"/>
-                <w14:ligatures w14:val="none"/>
-              </w:rPr>
-              <w:t>08  09</w:t>
-            </w:r>
-            <w:proofErr w:type="gramEnd"/>
-            <w:r>
-              <w:rPr>
-                <w:rFonts w:ascii="Franklin Gothic Heavy" w:eastAsia="新細明體" w:hAnsi="Franklin Gothic Heavy" w:cs="新細明體"/>
-                <w:b/>
-                <w:bCs/>
-                <w:color w:val="000000"/>
-                <w:kern w:val="0"/>
-                <w:sz w:val="28"/>
-                <w:szCs w:val="28"/>
-                <w14:ligatures w14:val="none"/>
-              </w:rPr>
-              <w:t>  </w:t>
-            </w:r>
-            <w:proofErr w:type="gramStart"/>
-            <w:r>
-              <w:rPr>
-                <w:rFonts w:ascii="Franklin Gothic Heavy" w:eastAsia="新細明體" w:hAnsi="Franklin Gothic Heavy" w:cs="新細明體"/>
-                <w:b/>
-                <w:bCs/>
-                <w:color w:val="000000"/>
-                <w:kern w:val="0"/>
-                <w:sz w:val="28"/>
-                <w:szCs w:val="28"/>
-                <w14:ligatures w14:val="none"/>
-              </w:rPr>
-              <w:t>17  25</w:t>
-            </w:r>
-            <w:proofErr w:type="gramEnd"/>
-            <w:r>
-              <w:rPr>
-                <w:rFonts w:ascii="Franklin Gothic Heavy" w:eastAsia="新細明體" w:hAnsi="Franklin Gothic Heavy" w:cs="新細明體"/>
-                <w:b/>
-                <w:bCs/>
-                <w:color w:val="000000"/>
-                <w:kern w:val="0"/>
-                <w:sz w:val="28"/>
-                <w:szCs w:val="28"/>
-                <w14:ligatures w14:val="none"/>
-              </w:rPr>
-              <w:t>  38</w:t>
+            <w:r>
+              <w:rPr>
+                <w:rFonts w:ascii="Franklin Gothic Heavy" w:eastAsia="新細明體" w:hAnsi="Franklin Gothic Heavy" w:cs="新細明體"/>
+                <w:b/>
+                <w:bCs/>
+                <w:color w:val="000000"/>
+                <w:kern w:val="0"/>
+                <w:sz w:val="28"/>
+                <w:szCs w:val="28"/>
+                <w14:ligatures w14:val="none"/>
+              </w:rPr>
+              <w:t>08  09  17  25  38</w:t>
             </w:r>
           </w:p>
         </w:tc>
@@ -1892,7 +1462,7 @@
     </w:tbl>
     <w:tbl>
       <w:tblPr>
-        <w:tblpPr w:leftFromText="180" w:rightFromText="180" w:vertAnchor="text" w:horzAnchor="margin" w:tblpXSpec="right" w:tblpY="254"/>
+        <w:tblpPr w:leftFromText="180" w:rightFromText="180" w:vertAnchor="text" w:horzAnchor="margin" w:tblpXSpec="right" w:tblpY="-14"/>
         <w:tblW w:w="3179" w:type="dxa"/>
         <w:tblCellMar>
           <w:left w:w="28" w:type="dxa"/>
@@ -2083,31 +1653,17 @@
                 <w14:ligatures w14:val="none"/>
               </w:rPr>
             </w:pPr>
-            <w:proofErr w:type="gramStart"/>
-            <w:r>
-              <w:rPr>
-                <w:rFonts w:ascii="Franklin Gothic Heavy" w:eastAsia="新細明體" w:hAnsi="Franklin Gothic Heavy" w:cs="新細明體"/>
-                <w:b/>
-                <w:bCs/>
-                <w:color w:val="000000"/>
-                <w:kern w:val="0"/>
-                <w:szCs w:val="24"/>
-                <w14:ligatures w14:val="none"/>
-              </w:rPr>
-              <w:t>4  8</w:t>
-            </w:r>
-            <w:proofErr w:type="gramEnd"/>
-            <w:r>
-              <w:rPr>
-                <w:rFonts w:ascii="Franklin Gothic Heavy" w:eastAsia="新細明體" w:hAnsi="Franklin Gothic Heavy" w:cs="新細明體"/>
-                <w:b/>
-                <w:bCs/>
-                <w:color w:val="000000"/>
-                <w:kern w:val="0"/>
-                <w:szCs w:val="24"/>
-                <w14:ligatures w14:val="none"/>
-              </w:rPr>
-              <w:t>  6</w:t>
+            <w:r>
+              <w:rPr>
+                <w:rFonts w:ascii="Franklin Gothic Heavy" w:eastAsia="新細明體" w:hAnsi="Franklin Gothic Heavy" w:cs="新細明體"/>
+                <w:b/>
+                <w:bCs/>
+                <w:color w:val="000000"/>
+                <w:kern w:val="0"/>
+                <w:szCs w:val="24"/>
+                <w14:ligatures w14:val="none"/>
+              </w:rPr>
+              <w:t>4  8  6</w:t>
             </w:r>
           </w:p>
         </w:tc>
@@ -2204,31 +1760,17 @@
                 <w14:ligatures w14:val="none"/>
               </w:rPr>
             </w:pPr>
-            <w:proofErr w:type="gramStart"/>
-            <w:r>
-              <w:rPr>
-                <w:rFonts w:ascii="Franklin Gothic Heavy" w:eastAsia="新細明體" w:hAnsi="Franklin Gothic Heavy" w:cs="新細明體"/>
-                <w:b/>
-                <w:bCs/>
-                <w:color w:val="000000"/>
-                <w:kern w:val="0"/>
-                <w:szCs w:val="24"/>
-                <w14:ligatures w14:val="none"/>
-              </w:rPr>
-              <w:t>4  3</w:t>
-            </w:r>
-            <w:proofErr w:type="gramEnd"/>
-            <w:r>
-              <w:rPr>
-                <w:rFonts w:ascii="Franklin Gothic Heavy" w:eastAsia="新細明體" w:hAnsi="Franklin Gothic Heavy" w:cs="新細明體"/>
-                <w:b/>
-                <w:bCs/>
-                <w:color w:val="000000"/>
-                <w:kern w:val="0"/>
-                <w:szCs w:val="24"/>
-                <w14:ligatures w14:val="none"/>
-              </w:rPr>
-              <w:t>  8  </w:t>
+            <w:r>
+              <w:rPr>
+                <w:rFonts w:ascii="Franklin Gothic Heavy" w:eastAsia="新細明體" w:hAnsi="Franklin Gothic Heavy" w:cs="新細明體"/>
+                <w:b/>
+                <w:bCs/>
+                <w:color w:val="000000"/>
+                <w:kern w:val="0"/>
+                <w:szCs w:val="24"/>
+                <w14:ligatures w14:val="none"/>
+              </w:rPr>
+              <w:t>4  3  8  </w:t>
             </w:r>
           </w:p>
         </w:tc>
@@ -2325,31 +1867,17 @@
                 <w14:ligatures w14:val="none"/>
               </w:rPr>
             </w:pPr>
-            <w:proofErr w:type="gramStart"/>
-            <w:r>
-              <w:rPr>
-                <w:rFonts w:ascii="Franklin Gothic Heavy" w:eastAsia="新細明體" w:hAnsi="Franklin Gothic Heavy" w:cs="新細明體"/>
-                <w:b/>
-                <w:bCs/>
-                <w:color w:val="000000"/>
-                <w:kern w:val="0"/>
-                <w:szCs w:val="24"/>
-                <w14:ligatures w14:val="none"/>
-              </w:rPr>
-              <w:t>4  3</w:t>
-            </w:r>
-            <w:proofErr w:type="gramEnd"/>
-            <w:r>
-              <w:rPr>
-                <w:rFonts w:ascii="Franklin Gothic Heavy" w:eastAsia="新細明體" w:hAnsi="Franklin Gothic Heavy" w:cs="新細明體"/>
-                <w:b/>
-                <w:bCs/>
-                <w:color w:val="000000"/>
-                <w:kern w:val="0"/>
-                <w:szCs w:val="24"/>
-                <w14:ligatures w14:val="none"/>
-              </w:rPr>
-              <w:t>  8  </w:t>
+            <w:r>
+              <w:rPr>
+                <w:rFonts w:ascii="Franklin Gothic Heavy" w:eastAsia="新細明體" w:hAnsi="Franklin Gothic Heavy" w:cs="新細明體"/>
+                <w:b/>
+                <w:bCs/>
+                <w:color w:val="000000"/>
+                <w:kern w:val="0"/>
+                <w:szCs w:val="24"/>
+                <w14:ligatures w14:val="none"/>
+              </w:rPr>
+              <w:t>4  3  8  </w:t>
             </w:r>
           </w:p>
         </w:tc>
@@ -2446,31 +1974,17 @@
                 <w14:ligatures w14:val="none"/>
               </w:rPr>
             </w:pPr>
-            <w:proofErr w:type="gramStart"/>
-            <w:r>
-              <w:rPr>
-                <w:rFonts w:ascii="Franklin Gothic Heavy" w:eastAsia="新細明體" w:hAnsi="Franklin Gothic Heavy" w:cs="新細明體"/>
-                <w:b/>
-                <w:bCs/>
-                <w:color w:val="000000"/>
-                <w:kern w:val="0"/>
-                <w:szCs w:val="24"/>
-                <w14:ligatures w14:val="none"/>
-              </w:rPr>
-              <w:t>4  3</w:t>
-            </w:r>
-            <w:proofErr w:type="gramEnd"/>
-            <w:r>
-              <w:rPr>
-                <w:rFonts w:ascii="Franklin Gothic Heavy" w:eastAsia="新細明體" w:hAnsi="Franklin Gothic Heavy" w:cs="新細明體"/>
-                <w:b/>
-                <w:bCs/>
-                <w:color w:val="000000"/>
-                <w:kern w:val="0"/>
-                <w:szCs w:val="24"/>
-                <w14:ligatures w14:val="none"/>
-              </w:rPr>
-              <w:t>  8  </w:t>
+            <w:r>
+              <w:rPr>
+                <w:rFonts w:ascii="Franklin Gothic Heavy" w:eastAsia="新細明體" w:hAnsi="Franklin Gothic Heavy" w:cs="新細明體"/>
+                <w:b/>
+                <w:bCs/>
+                <w:color w:val="000000"/>
+                <w:kern w:val="0"/>
+                <w:szCs w:val="24"/>
+                <w14:ligatures w14:val="none"/>
+              </w:rPr>
+              <w:t>4  3  8  </w:t>
             </w:r>
           </w:p>
         </w:tc>
@@ -2567,31 +2081,17 @@
                 <w14:ligatures w14:val="none"/>
               </w:rPr>
             </w:pPr>
-            <w:proofErr w:type="gramStart"/>
-            <w:r>
-              <w:rPr>
-                <w:rFonts w:ascii="Franklin Gothic Heavy" w:eastAsia="新細明體" w:hAnsi="Franklin Gothic Heavy" w:cs="新細明體"/>
-                <w:b/>
-                <w:bCs/>
-                <w:color w:val="000000"/>
-                <w:kern w:val="0"/>
-                <w:szCs w:val="24"/>
-                <w14:ligatures w14:val="none"/>
-              </w:rPr>
-              <w:t>4  3</w:t>
-            </w:r>
-            <w:proofErr w:type="gramEnd"/>
-            <w:r>
-              <w:rPr>
-                <w:rFonts w:ascii="Franklin Gothic Heavy" w:eastAsia="新細明體" w:hAnsi="Franklin Gothic Heavy" w:cs="新細明體"/>
-                <w:b/>
-                <w:bCs/>
-                <w:color w:val="000000"/>
-                <w:kern w:val="0"/>
-                <w:szCs w:val="24"/>
-                <w14:ligatures w14:val="none"/>
-              </w:rPr>
-              <w:t>  8  </w:t>
+            <w:r>
+              <w:rPr>
+                <w:rFonts w:ascii="Franklin Gothic Heavy" w:eastAsia="新細明體" w:hAnsi="Franklin Gothic Heavy" w:cs="新細明體"/>
+                <w:b/>
+                <w:bCs/>
+                <w:color w:val="000000"/>
+                <w:kern w:val="0"/>
+                <w:szCs w:val="24"/>
+                <w14:ligatures w14:val="none"/>
+              </w:rPr>
+              <w:t>4  3  8  </w:t>
             </w:r>
           </w:p>
         </w:tc>
@@ -2688,31 +2188,17 @@
                 <w14:ligatures w14:val="none"/>
               </w:rPr>
             </w:pPr>
-            <w:proofErr w:type="gramStart"/>
-            <w:r>
-              <w:rPr>
-                <w:rFonts w:ascii="Franklin Gothic Heavy" w:eastAsia="新細明體" w:hAnsi="Franklin Gothic Heavy" w:cs="新細明體"/>
-                <w:b/>
-                <w:bCs/>
-                <w:color w:val="000000"/>
-                <w:kern w:val="0"/>
-                <w:szCs w:val="24"/>
-                <w14:ligatures w14:val="none"/>
-              </w:rPr>
-              <w:t>4  3</w:t>
-            </w:r>
-            <w:proofErr w:type="gramEnd"/>
-            <w:r>
-              <w:rPr>
-                <w:rFonts w:ascii="Franklin Gothic Heavy" w:eastAsia="新細明體" w:hAnsi="Franklin Gothic Heavy" w:cs="新細明體"/>
-                <w:b/>
-                <w:bCs/>
-                <w:color w:val="000000"/>
-                <w:kern w:val="0"/>
-                <w:szCs w:val="24"/>
-                <w14:ligatures w14:val="none"/>
-              </w:rPr>
-              <w:t>  8  </w:t>
+            <w:r>
+              <w:rPr>
+                <w:rFonts w:ascii="Franklin Gothic Heavy" w:eastAsia="新細明體" w:hAnsi="Franklin Gothic Heavy" w:cs="新細明體"/>
+                <w:b/>
+                <w:bCs/>
+                <w:color w:val="000000"/>
+                <w:kern w:val="0"/>
+                <w:szCs w:val="24"/>
+                <w14:ligatures w14:val="none"/>
+              </w:rPr>
+              <w:t>4  3  8  </w:t>
             </w:r>
           </w:p>
         </w:tc>
@@ -2809,31 +2295,17 @@
                 <w14:ligatures w14:val="none"/>
               </w:rPr>
             </w:pPr>
-            <w:proofErr w:type="gramStart"/>
-            <w:r>
-              <w:rPr>
-                <w:rFonts w:ascii="Franklin Gothic Heavy" w:eastAsia="新細明體" w:hAnsi="Franklin Gothic Heavy" w:cs="新細明體"/>
-                <w:b/>
-                <w:bCs/>
-                <w:color w:val="000000"/>
-                <w:kern w:val="0"/>
-                <w:szCs w:val="24"/>
-                <w14:ligatures w14:val="none"/>
-              </w:rPr>
-              <w:t>4  3</w:t>
-            </w:r>
-            <w:proofErr w:type="gramEnd"/>
-            <w:r>
-              <w:rPr>
-                <w:rFonts w:ascii="Franklin Gothic Heavy" w:eastAsia="新細明體" w:hAnsi="Franklin Gothic Heavy" w:cs="新細明體"/>
-                <w:b/>
-                <w:bCs/>
-                <w:color w:val="000000"/>
-                <w:kern w:val="0"/>
-                <w:szCs w:val="24"/>
-                <w14:ligatures w14:val="none"/>
-              </w:rPr>
-              <w:t>  8  </w:t>
+            <w:r>
+              <w:rPr>
+                <w:rFonts w:ascii="Franklin Gothic Heavy" w:eastAsia="新細明體" w:hAnsi="Franklin Gothic Heavy" w:cs="新細明體"/>
+                <w:b/>
+                <w:bCs/>
+                <w:color w:val="000000"/>
+                <w:kern w:val="0"/>
+                <w:szCs w:val="24"/>
+                <w14:ligatures w14:val="none"/>
+              </w:rPr>
+              <w:t>4  3  8  </w:t>
             </w:r>
           </w:p>
         </w:tc>
@@ -2930,31 +2402,17 @@
                 <w14:ligatures w14:val="none"/>
               </w:rPr>
             </w:pPr>
-            <w:proofErr w:type="gramStart"/>
-            <w:r>
-              <w:rPr>
-                <w:rFonts w:ascii="Franklin Gothic Heavy" w:eastAsia="新細明體" w:hAnsi="Franklin Gothic Heavy" w:cs="新細明體"/>
-                <w:b/>
-                <w:bCs/>
-                <w:color w:val="000000"/>
-                <w:kern w:val="0"/>
-                <w:szCs w:val="24"/>
-                <w14:ligatures w14:val="none"/>
-              </w:rPr>
-              <w:t>4  3</w:t>
-            </w:r>
-            <w:proofErr w:type="gramEnd"/>
-            <w:r>
-              <w:rPr>
-                <w:rFonts w:ascii="Franklin Gothic Heavy" w:eastAsia="新細明體" w:hAnsi="Franklin Gothic Heavy" w:cs="新細明體"/>
-                <w:b/>
-                <w:bCs/>
-                <w:color w:val="000000"/>
-                <w:kern w:val="0"/>
-                <w:szCs w:val="24"/>
-                <w14:ligatures w14:val="none"/>
-              </w:rPr>
-              <w:t>  8  </w:t>
+            <w:r>
+              <w:rPr>
+                <w:rFonts w:ascii="Franklin Gothic Heavy" w:eastAsia="新細明體" w:hAnsi="Franklin Gothic Heavy" w:cs="新細明體"/>
+                <w:b/>
+                <w:bCs/>
+                <w:color w:val="000000"/>
+                <w:kern w:val="0"/>
+                <w:szCs w:val="24"/>
+                <w14:ligatures w14:val="none"/>
+              </w:rPr>
+              <w:t>4  3  8  </w:t>
             </w:r>
           </w:p>
         </w:tc>
@@ -3051,31 +2509,17 @@
                 <w14:ligatures w14:val="none"/>
               </w:rPr>
             </w:pPr>
-            <w:proofErr w:type="gramStart"/>
-            <w:r>
-              <w:rPr>
-                <w:rFonts w:ascii="Franklin Gothic Heavy" w:eastAsia="新細明體" w:hAnsi="Franklin Gothic Heavy" w:cs="新細明體"/>
-                <w:b/>
-                <w:bCs/>
-                <w:color w:val="000000"/>
-                <w:kern w:val="0"/>
-                <w:szCs w:val="24"/>
-                <w14:ligatures w14:val="none"/>
-              </w:rPr>
-              <w:t>4  3</w:t>
-            </w:r>
-            <w:proofErr w:type="gramEnd"/>
-            <w:r>
-              <w:rPr>
-                <w:rFonts w:ascii="Franklin Gothic Heavy" w:eastAsia="新細明體" w:hAnsi="Franklin Gothic Heavy" w:cs="新細明體"/>
-                <w:b/>
-                <w:bCs/>
-                <w:color w:val="000000"/>
-                <w:kern w:val="0"/>
-                <w:szCs w:val="24"/>
-                <w14:ligatures w14:val="none"/>
-              </w:rPr>
-              <w:t>  8  </w:t>
+            <w:r>
+              <w:rPr>
+                <w:rFonts w:ascii="Franklin Gothic Heavy" w:eastAsia="新細明體" w:hAnsi="Franklin Gothic Heavy" w:cs="新細明體"/>
+                <w:b/>
+                <w:bCs/>
+                <w:color w:val="000000"/>
+                <w:kern w:val="0"/>
+                <w:szCs w:val="24"/>
+                <w14:ligatures w14:val="none"/>
+              </w:rPr>
+              <w:t>4  3  8  </w:t>
             </w:r>
           </w:p>
         </w:tc>
@@ -3511,77 +2955,19 @@
                 <w14:ligatures w14:val="none"/>
               </w:rPr>
             </w:pPr>
-            <w:proofErr w:type="gramStart"/>
-            <w:r>
-              <w:rPr>
-                <w:rFonts w:ascii="Franklin Gothic Heavy" w:eastAsia="新細明體" w:hAnsi="Franklin Gothic Heavy" w:cs="新細明體"/>
-                <w:b/>
-                <w:bCs/>
-                <w:color w:val="000000"/>
-                <w:kern w:val="0"/>
-                <w:sz w:val="28"/>
-                <w:szCs w:val="28"/>
-                <w14:ligatures w14:val="none"/>
-              </w:rPr>
-              <w:t>02  13</w:t>
-            </w:r>
-            <w:proofErr w:type="gramEnd"/>
-            <w:r>
-              <w:rPr>
-                <w:rFonts w:ascii="Franklin Gothic Heavy" w:eastAsia="新細明體" w:hAnsi="Franklin Gothic Heavy" w:cs="新細明體"/>
-                <w:b/>
-                <w:bCs/>
-                <w:color w:val="000000"/>
-                <w:kern w:val="0"/>
-                <w:sz w:val="28"/>
-                <w:szCs w:val="28"/>
-                <w14:ligatures w14:val="none"/>
-              </w:rPr>
-              <w:t>  </w:t>
-            </w:r>
-            <w:proofErr w:type="gramStart"/>
-            <w:r>
-              <w:rPr>
-                <w:rFonts w:ascii="Franklin Gothic Heavy" w:eastAsia="新細明體" w:hAnsi="Franklin Gothic Heavy" w:cs="新細明體"/>
-                <w:b/>
-                <w:bCs/>
-                <w:color w:val="000000"/>
-                <w:kern w:val="0"/>
-                <w:sz w:val="28"/>
-                <w:szCs w:val="28"/>
-                <w14:ligatures w14:val="none"/>
-              </w:rPr>
-              <w:t>21  22</w:t>
-            </w:r>
-            <w:proofErr w:type="gramEnd"/>
-            <w:r>
-              <w:rPr>
-                <w:rFonts w:ascii="Franklin Gothic Heavy" w:eastAsia="新細明體" w:hAnsi="Franklin Gothic Heavy" w:cs="新細明體"/>
-                <w:b/>
-                <w:bCs/>
-                <w:color w:val="000000"/>
-                <w:kern w:val="0"/>
-                <w:sz w:val="28"/>
-                <w:szCs w:val="28"/>
-                <w14:ligatures w14:val="none"/>
-              </w:rPr>
-              <w:t>  </w:t>
-            </w:r>
-            <w:proofErr w:type="gramStart"/>
-            <w:r>
-              <w:rPr>
-                <w:rFonts w:ascii="Franklin Gothic Heavy" w:eastAsia="新細明體" w:hAnsi="Franklin Gothic Heavy" w:cs="新細明體"/>
-                <w:b/>
-                <w:bCs/>
-                <w:color w:val="000000"/>
-                <w:kern w:val="0"/>
-                <w:sz w:val="28"/>
-                <w:szCs w:val="28"/>
-                <w14:ligatures w14:val="none"/>
-              </w:rPr>
-              <w:t>29  34</w:t>
-            </w:r>
-            <w:proofErr w:type="gramEnd"/>
+            <w:r>
+              <w:rPr>
+                <w:rFonts w:ascii="Franklin Gothic Heavy" w:eastAsia="新細明體" w:hAnsi="Franklin Gothic Heavy" w:cs="新細明體"/>
+                <w:b/>
+                <w:bCs/>
+                <w:color w:val="000000"/>
+                <w:kern w:val="0"/>
+                <w:sz w:val="28"/>
+                <w:szCs w:val="28"/>
+                <w14:ligatures w14:val="none"/>
+              </w:rPr>
+              <w:t>02  13  21  22  29  34</w:t>
+            </w:r>
           </w:p>
         </w:tc>
         <w:tc>
@@ -3742,77 +3128,19 @@
                 <w14:ligatures w14:val="none"/>
               </w:rPr>
             </w:pPr>
-            <w:proofErr w:type="gramStart"/>
-            <w:r>
-              <w:rPr>
-                <w:rFonts w:ascii="Franklin Gothic Heavy" w:eastAsia="新細明體" w:hAnsi="Franklin Gothic Heavy" w:cs="新細明體"/>
-                <w:b/>
-                <w:bCs/>
-                <w:color w:val="000000"/>
-                <w:kern w:val="0"/>
-                <w:sz w:val="28"/>
-                <w:szCs w:val="28"/>
-                <w14:ligatures w14:val="none"/>
-              </w:rPr>
-              <w:t>05  15</w:t>
-            </w:r>
-            <w:proofErr w:type="gramEnd"/>
-            <w:r>
-              <w:rPr>
-                <w:rFonts w:ascii="Franklin Gothic Heavy" w:eastAsia="新細明體" w:hAnsi="Franklin Gothic Heavy" w:cs="新細明體"/>
-                <w:b/>
-                <w:bCs/>
-                <w:color w:val="000000"/>
-                <w:kern w:val="0"/>
-                <w:sz w:val="28"/>
-                <w:szCs w:val="28"/>
-                <w14:ligatures w14:val="none"/>
-              </w:rPr>
-              <w:t>  </w:t>
-            </w:r>
-            <w:proofErr w:type="gramStart"/>
-            <w:r>
-              <w:rPr>
-                <w:rFonts w:ascii="Franklin Gothic Heavy" w:eastAsia="新細明體" w:hAnsi="Franklin Gothic Heavy" w:cs="新細明體"/>
-                <w:b/>
-                <w:bCs/>
-                <w:color w:val="000000"/>
-                <w:kern w:val="0"/>
-                <w:sz w:val="28"/>
-                <w:szCs w:val="28"/>
-                <w14:ligatures w14:val="none"/>
-              </w:rPr>
-              <w:t>17  23</w:t>
-            </w:r>
-            <w:proofErr w:type="gramEnd"/>
-            <w:r>
-              <w:rPr>
-                <w:rFonts w:ascii="Franklin Gothic Heavy" w:eastAsia="新細明體" w:hAnsi="Franklin Gothic Heavy" w:cs="新細明體"/>
-                <w:b/>
-                <w:bCs/>
-                <w:color w:val="000000"/>
-                <w:kern w:val="0"/>
-                <w:sz w:val="28"/>
-                <w:szCs w:val="28"/>
-                <w14:ligatures w14:val="none"/>
-              </w:rPr>
-              <w:t>  </w:t>
-            </w:r>
-            <w:proofErr w:type="gramStart"/>
-            <w:r>
-              <w:rPr>
-                <w:rFonts w:ascii="Franklin Gothic Heavy" w:eastAsia="新細明體" w:hAnsi="Franklin Gothic Heavy" w:cs="新細明體"/>
-                <w:b/>
-                <w:bCs/>
-                <w:color w:val="000000"/>
-                <w:kern w:val="0"/>
-                <w:sz w:val="28"/>
-                <w:szCs w:val="28"/>
-                <w14:ligatures w14:val="none"/>
-              </w:rPr>
-              <w:t>25  34</w:t>
-            </w:r>
-            <w:proofErr w:type="gramEnd"/>
+            <w:r>
+              <w:rPr>
+                <w:rFonts w:ascii="Franklin Gothic Heavy" w:eastAsia="新細明體" w:hAnsi="Franklin Gothic Heavy" w:cs="新細明體"/>
+                <w:b/>
+                <w:bCs/>
+                <w:color w:val="000000"/>
+                <w:kern w:val="0"/>
+                <w:sz w:val="28"/>
+                <w:szCs w:val="28"/>
+                <w14:ligatures w14:val="none"/>
+              </w:rPr>
+              <w:t>05  15  17  23  25  34</w:t>
+            </w:r>
           </w:p>
         </w:tc>
         <w:tc>
@@ -3973,77 +3301,19 @@
                 <w14:ligatures w14:val="none"/>
               </w:rPr>
             </w:pPr>
-            <w:proofErr w:type="gramStart"/>
-            <w:r>
-              <w:rPr>
-                <w:rFonts w:ascii="Franklin Gothic Heavy" w:eastAsia="新細明體" w:hAnsi="Franklin Gothic Heavy" w:cs="新細明體"/>
-                <w:b/>
-                <w:bCs/>
-                <w:color w:val="000000"/>
-                <w:kern w:val="0"/>
-                <w:sz w:val="28"/>
-                <w:szCs w:val="28"/>
-                <w14:ligatures w14:val="none"/>
-              </w:rPr>
-              <w:t>05  08</w:t>
-            </w:r>
-            <w:proofErr w:type="gramEnd"/>
-            <w:r>
-              <w:rPr>
-                <w:rFonts w:ascii="Franklin Gothic Heavy" w:eastAsia="新細明體" w:hAnsi="Franklin Gothic Heavy" w:cs="新細明體"/>
-                <w:b/>
-                <w:bCs/>
-                <w:color w:val="000000"/>
-                <w:kern w:val="0"/>
-                <w:sz w:val="28"/>
-                <w:szCs w:val="28"/>
-                <w14:ligatures w14:val="none"/>
-              </w:rPr>
-              <w:t>  </w:t>
-            </w:r>
-            <w:proofErr w:type="gramStart"/>
-            <w:r>
-              <w:rPr>
-                <w:rFonts w:ascii="Franklin Gothic Heavy" w:eastAsia="新細明體" w:hAnsi="Franklin Gothic Heavy" w:cs="新細明體"/>
-                <w:b/>
-                <w:bCs/>
-                <w:color w:val="000000"/>
-                <w:kern w:val="0"/>
-                <w:sz w:val="28"/>
-                <w:szCs w:val="28"/>
-                <w14:ligatures w14:val="none"/>
-              </w:rPr>
-              <w:t>22  27</w:t>
-            </w:r>
-            <w:proofErr w:type="gramEnd"/>
-            <w:r>
-              <w:rPr>
-                <w:rFonts w:ascii="Franklin Gothic Heavy" w:eastAsia="新細明體" w:hAnsi="Franklin Gothic Heavy" w:cs="新細明體"/>
-                <w:b/>
-                <w:bCs/>
-                <w:color w:val="000000"/>
-                <w:kern w:val="0"/>
-                <w:sz w:val="28"/>
-                <w:szCs w:val="28"/>
-                <w14:ligatures w14:val="none"/>
-              </w:rPr>
-              <w:t>  </w:t>
-            </w:r>
-            <w:proofErr w:type="gramStart"/>
-            <w:r>
-              <w:rPr>
-                <w:rFonts w:ascii="Franklin Gothic Heavy" w:eastAsia="新細明體" w:hAnsi="Franklin Gothic Heavy" w:cs="新細明體"/>
-                <w:b/>
-                <w:bCs/>
-                <w:color w:val="000000"/>
-                <w:kern w:val="0"/>
-                <w:sz w:val="28"/>
-                <w:szCs w:val="28"/>
-                <w14:ligatures w14:val="none"/>
-              </w:rPr>
-              <w:t>35  38</w:t>
-            </w:r>
-            <w:proofErr w:type="gramEnd"/>
+            <w:r>
+              <w:rPr>
+                <w:rFonts w:ascii="Franklin Gothic Heavy" w:eastAsia="新細明體" w:hAnsi="Franklin Gothic Heavy" w:cs="新細明體"/>
+                <w:b/>
+                <w:bCs/>
+                <w:color w:val="000000"/>
+                <w:kern w:val="0"/>
+                <w:sz w:val="28"/>
+                <w:szCs w:val="28"/>
+                <w14:ligatures w14:val="none"/>
+              </w:rPr>
+              <w:t>05  08  22  27  35  38</w:t>
+            </w:r>
           </w:p>
         </w:tc>
         <w:tc>
@@ -4204,77 +3474,19 @@
                 <w14:ligatures w14:val="none"/>
               </w:rPr>
             </w:pPr>
-            <w:proofErr w:type="gramStart"/>
-            <w:r>
-              <w:rPr>
-                <w:rFonts w:ascii="Franklin Gothic Heavy" w:eastAsia="新細明體" w:hAnsi="Franklin Gothic Heavy" w:cs="新細明體"/>
-                <w:b/>
-                <w:bCs/>
-                <w:color w:val="000000"/>
-                <w:kern w:val="0"/>
-                <w:sz w:val="28"/>
-                <w:szCs w:val="28"/>
-                <w14:ligatures w14:val="none"/>
-              </w:rPr>
-              <w:t>04  09</w:t>
-            </w:r>
-            <w:proofErr w:type="gramEnd"/>
-            <w:r>
-              <w:rPr>
-                <w:rFonts w:ascii="Franklin Gothic Heavy" w:eastAsia="新細明體" w:hAnsi="Franklin Gothic Heavy" w:cs="新細明體"/>
-                <w:b/>
-                <w:bCs/>
-                <w:color w:val="000000"/>
-                <w:kern w:val="0"/>
-                <w:sz w:val="28"/>
-                <w:szCs w:val="28"/>
-                <w14:ligatures w14:val="none"/>
-              </w:rPr>
-              <w:t>  </w:t>
-            </w:r>
-            <w:proofErr w:type="gramStart"/>
-            <w:r>
-              <w:rPr>
-                <w:rFonts w:ascii="Franklin Gothic Heavy" w:eastAsia="新細明體" w:hAnsi="Franklin Gothic Heavy" w:cs="新細明體"/>
-                <w:b/>
-                <w:bCs/>
-                <w:color w:val="000000"/>
-                <w:kern w:val="0"/>
-                <w:sz w:val="28"/>
-                <w:szCs w:val="28"/>
-                <w14:ligatures w14:val="none"/>
-              </w:rPr>
-              <w:t>13  27</w:t>
-            </w:r>
-            <w:proofErr w:type="gramEnd"/>
-            <w:r>
-              <w:rPr>
-                <w:rFonts w:ascii="Franklin Gothic Heavy" w:eastAsia="新細明體" w:hAnsi="Franklin Gothic Heavy" w:cs="新細明體"/>
-                <w:b/>
-                <w:bCs/>
-                <w:color w:val="000000"/>
-                <w:kern w:val="0"/>
-                <w:sz w:val="28"/>
-                <w:szCs w:val="28"/>
-                <w14:ligatures w14:val="none"/>
-              </w:rPr>
-              <w:t>  </w:t>
-            </w:r>
-            <w:proofErr w:type="gramStart"/>
-            <w:r>
-              <w:rPr>
-                <w:rFonts w:ascii="Franklin Gothic Heavy" w:eastAsia="新細明體" w:hAnsi="Franklin Gothic Heavy" w:cs="新細明體"/>
-                <w:b/>
-                <w:bCs/>
-                <w:color w:val="000000"/>
-                <w:kern w:val="0"/>
-                <w:sz w:val="28"/>
-                <w:szCs w:val="28"/>
-                <w14:ligatures w14:val="none"/>
-              </w:rPr>
-              <w:t>29  34</w:t>
-            </w:r>
-            <w:proofErr w:type="gramEnd"/>
+            <w:r>
+              <w:rPr>
+                <w:rFonts w:ascii="Franklin Gothic Heavy" w:eastAsia="新細明體" w:hAnsi="Franklin Gothic Heavy" w:cs="新細明體"/>
+                <w:b/>
+                <w:bCs/>
+                <w:color w:val="000000"/>
+                <w:kern w:val="0"/>
+                <w:sz w:val="28"/>
+                <w:szCs w:val="28"/>
+                <w14:ligatures w14:val="none"/>
+              </w:rPr>
+              <w:t>04  09  13  27  29  34</w:t>
+            </w:r>
           </w:p>
         </w:tc>
         <w:tc>
@@ -4435,77 +3647,19 @@
                 <w14:ligatures w14:val="none"/>
               </w:rPr>
             </w:pPr>
-            <w:proofErr w:type="gramStart"/>
-            <w:r>
-              <w:rPr>
-                <w:rFonts w:ascii="Franklin Gothic Heavy" w:eastAsia="新細明體" w:hAnsi="Franklin Gothic Heavy" w:cs="新細明體"/>
-                <w:b/>
-                <w:bCs/>
-                <w:color w:val="000000"/>
-                <w:kern w:val="0"/>
-                <w:sz w:val="28"/>
-                <w:szCs w:val="28"/>
-                <w14:ligatures w14:val="none"/>
-              </w:rPr>
-              <w:t>03  10</w:t>
-            </w:r>
-            <w:proofErr w:type="gramEnd"/>
-            <w:r>
-              <w:rPr>
-                <w:rFonts w:ascii="Franklin Gothic Heavy" w:eastAsia="新細明體" w:hAnsi="Franklin Gothic Heavy" w:cs="新細明體"/>
-                <w:b/>
-                <w:bCs/>
-                <w:color w:val="000000"/>
-                <w:kern w:val="0"/>
-                <w:sz w:val="28"/>
-                <w:szCs w:val="28"/>
-                <w14:ligatures w14:val="none"/>
-              </w:rPr>
-              <w:t>  </w:t>
-            </w:r>
-            <w:proofErr w:type="gramStart"/>
-            <w:r>
-              <w:rPr>
-                <w:rFonts w:ascii="Franklin Gothic Heavy" w:eastAsia="新細明體" w:hAnsi="Franklin Gothic Heavy" w:cs="新細明體"/>
-                <w:b/>
-                <w:bCs/>
-                <w:color w:val="000000"/>
-                <w:kern w:val="0"/>
-                <w:sz w:val="28"/>
-                <w:szCs w:val="28"/>
-                <w14:ligatures w14:val="none"/>
-              </w:rPr>
-              <w:t>11  16</w:t>
-            </w:r>
-            <w:proofErr w:type="gramEnd"/>
-            <w:r>
-              <w:rPr>
-                <w:rFonts w:ascii="Franklin Gothic Heavy" w:eastAsia="新細明體" w:hAnsi="Franklin Gothic Heavy" w:cs="新細明體"/>
-                <w:b/>
-                <w:bCs/>
-                <w:color w:val="000000"/>
-                <w:kern w:val="0"/>
-                <w:sz w:val="28"/>
-                <w:szCs w:val="28"/>
-                <w14:ligatures w14:val="none"/>
-              </w:rPr>
-              <w:t>  </w:t>
-            </w:r>
-            <w:proofErr w:type="gramStart"/>
-            <w:r>
-              <w:rPr>
-                <w:rFonts w:ascii="Franklin Gothic Heavy" w:eastAsia="新細明體" w:hAnsi="Franklin Gothic Heavy" w:cs="新細明體"/>
-                <w:b/>
-                <w:bCs/>
-                <w:color w:val="000000"/>
-                <w:kern w:val="0"/>
-                <w:sz w:val="28"/>
-                <w:szCs w:val="28"/>
-                <w14:ligatures w14:val="none"/>
-              </w:rPr>
-              <w:t>19  24</w:t>
-            </w:r>
-            <w:proofErr w:type="gramEnd"/>
+            <w:r>
+              <w:rPr>
+                <w:rFonts w:ascii="Franklin Gothic Heavy" w:eastAsia="新細明體" w:hAnsi="Franklin Gothic Heavy" w:cs="新細明體"/>
+                <w:b/>
+                <w:bCs/>
+                <w:color w:val="000000"/>
+                <w:kern w:val="0"/>
+                <w:sz w:val="28"/>
+                <w:szCs w:val="28"/>
+                <w14:ligatures w14:val="none"/>
+              </w:rPr>
+              <w:t>03  10  11  16  19  24</w:t>
+            </w:r>
           </w:p>
         </w:tc>
         <w:tc>
@@ -4666,77 +3820,19 @@
                 <w14:ligatures w14:val="none"/>
               </w:rPr>
             </w:pPr>
-            <w:proofErr w:type="gramStart"/>
-            <w:r>
-              <w:rPr>
-                <w:rFonts w:ascii="Franklin Gothic Heavy" w:eastAsia="新細明體" w:hAnsi="Franklin Gothic Heavy" w:cs="新細明體"/>
-                <w:b/>
-                <w:bCs/>
-                <w:color w:val="000000"/>
-                <w:kern w:val="0"/>
-                <w:sz w:val="28"/>
-                <w:szCs w:val="28"/>
-                <w14:ligatures w14:val="none"/>
-              </w:rPr>
-              <w:t>04  11</w:t>
-            </w:r>
-            <w:proofErr w:type="gramEnd"/>
-            <w:r>
-              <w:rPr>
-                <w:rFonts w:ascii="Franklin Gothic Heavy" w:eastAsia="新細明體" w:hAnsi="Franklin Gothic Heavy" w:cs="新細明體"/>
-                <w:b/>
-                <w:bCs/>
-                <w:color w:val="000000"/>
-                <w:kern w:val="0"/>
-                <w:sz w:val="28"/>
-                <w:szCs w:val="28"/>
-                <w14:ligatures w14:val="none"/>
-              </w:rPr>
-              <w:t>  </w:t>
-            </w:r>
-            <w:proofErr w:type="gramStart"/>
-            <w:r>
-              <w:rPr>
-                <w:rFonts w:ascii="Franklin Gothic Heavy" w:eastAsia="新細明體" w:hAnsi="Franklin Gothic Heavy" w:cs="新細明體"/>
-                <w:b/>
-                <w:bCs/>
-                <w:color w:val="000000"/>
-                <w:kern w:val="0"/>
-                <w:sz w:val="28"/>
-                <w:szCs w:val="28"/>
-                <w14:ligatures w14:val="none"/>
-              </w:rPr>
-              <w:t>16  22</w:t>
-            </w:r>
-            <w:proofErr w:type="gramEnd"/>
-            <w:r>
-              <w:rPr>
-                <w:rFonts w:ascii="Franklin Gothic Heavy" w:eastAsia="新細明體" w:hAnsi="Franklin Gothic Heavy" w:cs="新細明體"/>
-                <w:b/>
-                <w:bCs/>
-                <w:color w:val="000000"/>
-                <w:kern w:val="0"/>
-                <w:sz w:val="28"/>
-                <w:szCs w:val="28"/>
-                <w14:ligatures w14:val="none"/>
-              </w:rPr>
-              <w:t>  </w:t>
-            </w:r>
-            <w:proofErr w:type="gramStart"/>
-            <w:r>
-              <w:rPr>
-                <w:rFonts w:ascii="Franklin Gothic Heavy" w:eastAsia="新細明體" w:hAnsi="Franklin Gothic Heavy" w:cs="新細明體"/>
-                <w:b/>
-                <w:bCs/>
-                <w:color w:val="000000"/>
-                <w:kern w:val="0"/>
-                <w:sz w:val="28"/>
-                <w:szCs w:val="28"/>
-                <w14:ligatures w14:val="none"/>
-              </w:rPr>
-              <w:t>30  38</w:t>
-            </w:r>
-            <w:proofErr w:type="gramEnd"/>
+            <w:r>
+              <w:rPr>
+                <w:rFonts w:ascii="Franklin Gothic Heavy" w:eastAsia="新細明體" w:hAnsi="Franklin Gothic Heavy" w:cs="新細明體"/>
+                <w:b/>
+                <w:bCs/>
+                <w:color w:val="000000"/>
+                <w:kern w:val="0"/>
+                <w:sz w:val="28"/>
+                <w:szCs w:val="28"/>
+                <w14:ligatures w14:val="none"/>
+              </w:rPr>
+              <w:t>04  11  16  22  30  38</w:t>
+            </w:r>
           </w:p>
         </w:tc>
         <w:tc>
@@ -4897,77 +3993,19 @@
                 <w14:ligatures w14:val="none"/>
               </w:rPr>
             </w:pPr>
-            <w:proofErr w:type="gramStart"/>
-            <w:r>
-              <w:rPr>
-                <w:rFonts w:ascii="Franklin Gothic Heavy" w:eastAsia="新細明體" w:hAnsi="Franklin Gothic Heavy" w:cs="新細明體"/>
-                <w:b/>
-                <w:bCs/>
-                <w:color w:val="000000"/>
-                <w:kern w:val="0"/>
-                <w:sz w:val="28"/>
-                <w:szCs w:val="28"/>
-                <w14:ligatures w14:val="none"/>
-              </w:rPr>
-              <w:t>07  13</w:t>
-            </w:r>
-            <w:proofErr w:type="gramEnd"/>
-            <w:r>
-              <w:rPr>
-                <w:rFonts w:ascii="Franklin Gothic Heavy" w:eastAsia="新細明體" w:hAnsi="Franklin Gothic Heavy" w:cs="新細明體"/>
-                <w:b/>
-                <w:bCs/>
-                <w:color w:val="000000"/>
-                <w:kern w:val="0"/>
-                <w:sz w:val="28"/>
-                <w:szCs w:val="28"/>
-                <w14:ligatures w14:val="none"/>
-              </w:rPr>
-              <w:t>  </w:t>
-            </w:r>
-            <w:proofErr w:type="gramStart"/>
-            <w:r>
-              <w:rPr>
-                <w:rFonts w:ascii="Franklin Gothic Heavy" w:eastAsia="新細明體" w:hAnsi="Franklin Gothic Heavy" w:cs="新細明體"/>
-                <w:b/>
-                <w:bCs/>
-                <w:color w:val="000000"/>
-                <w:kern w:val="0"/>
-                <w:sz w:val="28"/>
-                <w:szCs w:val="28"/>
-                <w14:ligatures w14:val="none"/>
-              </w:rPr>
-              <w:t>19  34</w:t>
-            </w:r>
-            <w:proofErr w:type="gramEnd"/>
-            <w:r>
-              <w:rPr>
-                <w:rFonts w:ascii="Franklin Gothic Heavy" w:eastAsia="新細明體" w:hAnsi="Franklin Gothic Heavy" w:cs="新細明體"/>
-                <w:b/>
-                <w:bCs/>
-                <w:color w:val="000000"/>
-                <w:kern w:val="0"/>
-                <w:sz w:val="28"/>
-                <w:szCs w:val="28"/>
-                <w14:ligatures w14:val="none"/>
-              </w:rPr>
-              <w:t>  </w:t>
-            </w:r>
-            <w:proofErr w:type="gramStart"/>
-            <w:r>
-              <w:rPr>
-                <w:rFonts w:ascii="Franklin Gothic Heavy" w:eastAsia="新細明體" w:hAnsi="Franklin Gothic Heavy" w:cs="新細明體"/>
-                <w:b/>
-                <w:bCs/>
-                <w:color w:val="000000"/>
-                <w:kern w:val="0"/>
-                <w:sz w:val="28"/>
-                <w:szCs w:val="28"/>
-                <w14:ligatures w14:val="none"/>
-              </w:rPr>
-              <w:t>35  37</w:t>
-            </w:r>
-            <w:proofErr w:type="gramEnd"/>
+            <w:r>
+              <w:rPr>
+                <w:rFonts w:ascii="Franklin Gothic Heavy" w:eastAsia="新細明體" w:hAnsi="Franklin Gothic Heavy" w:cs="新細明體"/>
+                <w:b/>
+                <w:bCs/>
+                <w:color w:val="000000"/>
+                <w:kern w:val="0"/>
+                <w:sz w:val="28"/>
+                <w:szCs w:val="28"/>
+                <w14:ligatures w14:val="none"/>
+              </w:rPr>
+              <w:t>07  13  19  34  35  37</w:t>
+            </w:r>
           </w:p>
         </w:tc>
         <w:tc>
@@ -5128,77 +4166,19 @@
                 <w14:ligatures w14:val="none"/>
               </w:rPr>
             </w:pPr>
-            <w:proofErr w:type="gramStart"/>
-            <w:r>
-              <w:rPr>
-                <w:rFonts w:ascii="Franklin Gothic Heavy" w:eastAsia="新細明體" w:hAnsi="Franklin Gothic Heavy" w:cs="新細明體"/>
-                <w:b/>
-                <w:bCs/>
-                <w:color w:val="000000"/>
-                <w:kern w:val="0"/>
-                <w:sz w:val="28"/>
-                <w:szCs w:val="28"/>
-                <w14:ligatures w14:val="none"/>
-              </w:rPr>
-              <w:t>10  14</w:t>
-            </w:r>
-            <w:proofErr w:type="gramEnd"/>
-            <w:r>
-              <w:rPr>
-                <w:rFonts w:ascii="Franklin Gothic Heavy" w:eastAsia="新細明體" w:hAnsi="Franklin Gothic Heavy" w:cs="新細明體"/>
-                <w:b/>
-                <w:bCs/>
-                <w:color w:val="000000"/>
-                <w:kern w:val="0"/>
-                <w:sz w:val="28"/>
-                <w:szCs w:val="28"/>
-                <w14:ligatures w14:val="none"/>
-              </w:rPr>
-              <w:t>  </w:t>
-            </w:r>
-            <w:proofErr w:type="gramStart"/>
-            <w:r>
-              <w:rPr>
-                <w:rFonts w:ascii="Franklin Gothic Heavy" w:eastAsia="新細明體" w:hAnsi="Franklin Gothic Heavy" w:cs="新細明體"/>
-                <w:b/>
-                <w:bCs/>
-                <w:color w:val="000000"/>
-                <w:kern w:val="0"/>
-                <w:sz w:val="28"/>
-                <w:szCs w:val="28"/>
-                <w14:ligatures w14:val="none"/>
-              </w:rPr>
-              <w:t>15  16</w:t>
-            </w:r>
-            <w:proofErr w:type="gramEnd"/>
-            <w:r>
-              <w:rPr>
-                <w:rFonts w:ascii="Franklin Gothic Heavy" w:eastAsia="新細明體" w:hAnsi="Franklin Gothic Heavy" w:cs="新細明體"/>
-                <w:b/>
-                <w:bCs/>
-                <w:color w:val="000000"/>
-                <w:kern w:val="0"/>
-                <w:sz w:val="28"/>
-                <w:szCs w:val="28"/>
-                <w14:ligatures w14:val="none"/>
-              </w:rPr>
-              <w:t>  </w:t>
-            </w:r>
-            <w:proofErr w:type="gramStart"/>
-            <w:r>
-              <w:rPr>
-                <w:rFonts w:ascii="Franklin Gothic Heavy" w:eastAsia="新細明體" w:hAnsi="Franklin Gothic Heavy" w:cs="新細明體"/>
-                <w:b/>
-                <w:bCs/>
-                <w:color w:val="000000"/>
-                <w:kern w:val="0"/>
-                <w:sz w:val="28"/>
-                <w:szCs w:val="28"/>
-                <w14:ligatures w14:val="none"/>
-              </w:rPr>
-              <w:t>27  33</w:t>
-            </w:r>
-            <w:proofErr w:type="gramEnd"/>
+            <w:r>
+              <w:rPr>
+                <w:rFonts w:ascii="Franklin Gothic Heavy" w:eastAsia="新細明體" w:hAnsi="Franklin Gothic Heavy" w:cs="新細明體"/>
+                <w:b/>
+                <w:bCs/>
+                <w:color w:val="000000"/>
+                <w:kern w:val="0"/>
+                <w:sz w:val="28"/>
+                <w:szCs w:val="28"/>
+                <w14:ligatures w14:val="none"/>
+              </w:rPr>
+              <w:t>10  14  15  16  27  33</w:t>
+            </w:r>
           </w:p>
         </w:tc>
         <w:tc>
@@ -5359,77 +4339,19 @@
                 <w14:ligatures w14:val="none"/>
               </w:rPr>
             </w:pPr>
-            <w:proofErr w:type="gramStart"/>
-            <w:r>
-              <w:rPr>
-                <w:rFonts w:ascii="Franklin Gothic Heavy" w:eastAsia="新細明體" w:hAnsi="Franklin Gothic Heavy" w:cs="新細明體"/>
-                <w:b/>
-                <w:bCs/>
-                <w:color w:val="000000"/>
-                <w:kern w:val="0"/>
-                <w:sz w:val="28"/>
-                <w:szCs w:val="28"/>
-                <w14:ligatures w14:val="none"/>
-              </w:rPr>
-              <w:t>06  08</w:t>
-            </w:r>
-            <w:proofErr w:type="gramEnd"/>
-            <w:r>
-              <w:rPr>
-                <w:rFonts w:ascii="Franklin Gothic Heavy" w:eastAsia="新細明體" w:hAnsi="Franklin Gothic Heavy" w:cs="新細明體"/>
-                <w:b/>
-                <w:bCs/>
-                <w:color w:val="000000"/>
-                <w:kern w:val="0"/>
-                <w:sz w:val="28"/>
-                <w:szCs w:val="28"/>
-                <w14:ligatures w14:val="none"/>
-              </w:rPr>
-              <w:t>  </w:t>
-            </w:r>
-            <w:proofErr w:type="gramStart"/>
-            <w:r>
-              <w:rPr>
-                <w:rFonts w:ascii="Franklin Gothic Heavy" w:eastAsia="新細明體" w:hAnsi="Franklin Gothic Heavy" w:cs="新細明體"/>
-                <w:b/>
-                <w:bCs/>
-                <w:color w:val="000000"/>
-                <w:kern w:val="0"/>
-                <w:sz w:val="28"/>
-                <w:szCs w:val="28"/>
-                <w14:ligatures w14:val="none"/>
-              </w:rPr>
-              <w:t>27  33</w:t>
-            </w:r>
-            <w:proofErr w:type="gramEnd"/>
-            <w:r>
-              <w:rPr>
-                <w:rFonts w:ascii="Franklin Gothic Heavy" w:eastAsia="新細明體" w:hAnsi="Franklin Gothic Heavy" w:cs="新細明體"/>
-                <w:b/>
-                <w:bCs/>
-                <w:color w:val="000000"/>
-                <w:kern w:val="0"/>
-                <w:sz w:val="28"/>
-                <w:szCs w:val="28"/>
-                <w14:ligatures w14:val="none"/>
-              </w:rPr>
-              <w:t>  </w:t>
-            </w:r>
-            <w:proofErr w:type="gramStart"/>
-            <w:r>
-              <w:rPr>
-                <w:rFonts w:ascii="Franklin Gothic Heavy" w:eastAsia="新細明體" w:hAnsi="Franklin Gothic Heavy" w:cs="新細明體"/>
-                <w:b/>
-                <w:bCs/>
-                <w:color w:val="000000"/>
-                <w:kern w:val="0"/>
-                <w:sz w:val="28"/>
-                <w:szCs w:val="28"/>
-                <w14:ligatures w14:val="none"/>
-              </w:rPr>
-              <w:t>35  38</w:t>
-            </w:r>
-            <w:proofErr w:type="gramEnd"/>
+            <w:r>
+              <w:rPr>
+                <w:rFonts w:ascii="Franklin Gothic Heavy" w:eastAsia="新細明體" w:hAnsi="Franklin Gothic Heavy" w:cs="新細明體"/>
+                <w:b/>
+                <w:bCs/>
+                <w:color w:val="000000"/>
+                <w:kern w:val="0"/>
+                <w:sz w:val="28"/>
+                <w:szCs w:val="28"/>
+                <w14:ligatures w14:val="none"/>
+              </w:rPr>
+              <w:t>06  08  27  33  35  38</w:t>
+            </w:r>
           </w:p>
         </w:tc>
         <w:tc>
@@ -5590,77 +4512,19 @@
                 <w14:ligatures w14:val="none"/>
               </w:rPr>
             </w:pPr>
-            <w:proofErr w:type="gramStart"/>
-            <w:r>
-              <w:rPr>
-                <w:rFonts w:ascii="Franklin Gothic Heavy" w:eastAsia="新細明體" w:hAnsi="Franklin Gothic Heavy" w:cs="新細明體"/>
-                <w:b/>
-                <w:bCs/>
-                <w:color w:val="000000"/>
-                <w:kern w:val="0"/>
-                <w:sz w:val="28"/>
-                <w:szCs w:val="28"/>
-                <w14:ligatures w14:val="none"/>
-              </w:rPr>
-              <w:t>01  04</w:t>
-            </w:r>
-            <w:proofErr w:type="gramEnd"/>
-            <w:r>
-              <w:rPr>
-                <w:rFonts w:ascii="Franklin Gothic Heavy" w:eastAsia="新細明體" w:hAnsi="Franklin Gothic Heavy" w:cs="新細明體"/>
-                <w:b/>
-                <w:bCs/>
-                <w:color w:val="000000"/>
-                <w:kern w:val="0"/>
-                <w:sz w:val="28"/>
-                <w:szCs w:val="28"/>
-                <w14:ligatures w14:val="none"/>
-              </w:rPr>
-              <w:t>  </w:t>
-            </w:r>
-            <w:proofErr w:type="gramStart"/>
-            <w:r>
-              <w:rPr>
-                <w:rFonts w:ascii="Franklin Gothic Heavy" w:eastAsia="新細明體" w:hAnsi="Franklin Gothic Heavy" w:cs="新細明體"/>
-                <w:b/>
-                <w:bCs/>
-                <w:color w:val="000000"/>
-                <w:kern w:val="0"/>
-                <w:sz w:val="28"/>
-                <w:szCs w:val="28"/>
-                <w14:ligatures w14:val="none"/>
-              </w:rPr>
-              <w:t>13  19</w:t>
-            </w:r>
-            <w:proofErr w:type="gramEnd"/>
-            <w:r>
-              <w:rPr>
-                <w:rFonts w:ascii="Franklin Gothic Heavy" w:eastAsia="新細明體" w:hAnsi="Franklin Gothic Heavy" w:cs="新細明體"/>
-                <w:b/>
-                <w:bCs/>
-                <w:color w:val="000000"/>
-                <w:kern w:val="0"/>
-                <w:sz w:val="28"/>
-                <w:szCs w:val="28"/>
-                <w14:ligatures w14:val="none"/>
-              </w:rPr>
-              <w:t>  </w:t>
-            </w:r>
-            <w:proofErr w:type="gramStart"/>
-            <w:r>
-              <w:rPr>
-                <w:rFonts w:ascii="Franklin Gothic Heavy" w:eastAsia="新細明體" w:hAnsi="Franklin Gothic Heavy" w:cs="新細明體"/>
-                <w:b/>
-                <w:bCs/>
-                <w:color w:val="000000"/>
-                <w:kern w:val="0"/>
-                <w:sz w:val="28"/>
-                <w:szCs w:val="28"/>
-                <w14:ligatures w14:val="none"/>
-              </w:rPr>
-              <w:t>27  30</w:t>
-            </w:r>
-            <w:proofErr w:type="gramEnd"/>
+            <w:r>
+              <w:rPr>
+                <w:rFonts w:ascii="Franklin Gothic Heavy" w:eastAsia="新細明體" w:hAnsi="Franklin Gothic Heavy" w:cs="新細明體"/>
+                <w:b/>
+                <w:bCs/>
+                <w:color w:val="000000"/>
+                <w:kern w:val="0"/>
+                <w:sz w:val="28"/>
+                <w:szCs w:val="28"/>
+                <w14:ligatures w14:val="none"/>
+              </w:rPr>
+              <w:t>01  04  13  19  27  30</w:t>
+            </w:r>
           </w:p>
         </w:tc>
         <w:tc>
@@ -5707,10 +4571,9 @@
         </w:tc>
       </w:tr>
     </w:tbl>
-    <w:p/>
     <w:tbl>
       <w:tblPr>
-        <w:tblpPr w:leftFromText="180" w:rightFromText="180" w:vertAnchor="text" w:horzAnchor="margin" w:tblpXSpec="right" w:tblpY="74"/>
+        <w:tblpPr w:leftFromText="180" w:rightFromText="180" w:vertAnchor="text" w:horzAnchor="margin" w:tblpXSpec="right" w:tblpY="46"/>
         <w:tblW w:w="3114" w:type="dxa"/>
         <w:tblCellMar>
           <w:left w:w="28" w:type="dxa"/>
@@ -5901,46 +4764,18 @@
                 <w14:ligatures w14:val="none"/>
               </w:rPr>
             </w:pPr>
-            <w:proofErr w:type="gramStart"/>
-            <w:r>
-              <w:rPr>
-                <w:rFonts w:ascii="Franklin Gothic Heavy" w:eastAsia="新細明體" w:hAnsi="Franklin Gothic Heavy" w:cs="新細明體"/>
-                <w:b/>
-                <w:bCs/>
-                <w:color w:val="000000"/>
-                <w:kern w:val="0"/>
-                <w:szCs w:val="24"/>
-                <w14:ligatures w14:val="none"/>
-              </w:rPr>
-              <w:t>4  3</w:t>
-            </w:r>
-            <w:proofErr w:type="gramEnd"/>
-            <w:r>
-              <w:rPr>
-                <w:rFonts w:ascii="Franklin Gothic Heavy" w:eastAsia="新細明體" w:hAnsi="Franklin Gothic Heavy" w:cs="新細明體"/>
-                <w:b/>
-                <w:bCs/>
-                <w:color w:val="000000"/>
-                <w:kern w:val="0"/>
-                <w:szCs w:val="24"/>
-                <w14:ligatures w14:val="none"/>
-              </w:rPr>
-              <w:t>  </w:t>
-            </w:r>
-            <w:proofErr w:type="gramStart"/>
-            <w:r>
-              <w:rPr>
-                <w:rFonts w:ascii="Franklin Gothic Heavy" w:eastAsia="新細明體" w:hAnsi="Franklin Gothic Heavy" w:cs="新細明體"/>
-                <w:b/>
-                <w:bCs/>
-                <w:color w:val="000000"/>
-                <w:kern w:val="0"/>
-                <w:szCs w:val="24"/>
-                <w14:ligatures w14:val="none"/>
-              </w:rPr>
-              <w:t>8  4</w:t>
-            </w:r>
-            <w:proofErr w:type="gramEnd"/>
+            <w:r>
+              <w:rPr>
+                <w:rFonts w:ascii="Franklin Gothic Heavy" w:eastAsia="新細明體" w:hAnsi="Franklin Gothic Heavy" w:cs="新細明體"/>
+                <w:b/>
+                <w:bCs/>
+                <w:color w:val="000000"/>
+                <w:kern w:val="0"/>
+                <w:szCs w:val="24"/>
+                <w14:ligatures w14:val="none"/>
+              </w:rPr>
+              <w:t>4  3  8  4</w:t>
+            </w:r>
           </w:p>
         </w:tc>
       </w:tr>
@@ -6036,46 +4871,18 @@
                 <w14:ligatures w14:val="none"/>
               </w:rPr>
             </w:pPr>
-            <w:proofErr w:type="gramStart"/>
-            <w:r>
-              <w:rPr>
-                <w:rFonts w:ascii="Franklin Gothic Heavy" w:eastAsia="新細明體" w:hAnsi="Franklin Gothic Heavy" w:cs="新細明體"/>
-                <w:b/>
-                <w:bCs/>
-                <w:color w:val="000000"/>
-                <w:kern w:val="0"/>
-                <w:szCs w:val="24"/>
-                <w14:ligatures w14:val="none"/>
-              </w:rPr>
-              <w:t>4  3</w:t>
-            </w:r>
-            <w:proofErr w:type="gramEnd"/>
-            <w:r>
-              <w:rPr>
-                <w:rFonts w:ascii="Franklin Gothic Heavy" w:eastAsia="新細明體" w:hAnsi="Franklin Gothic Heavy" w:cs="新細明體"/>
-                <w:b/>
-                <w:bCs/>
-                <w:color w:val="000000"/>
-                <w:kern w:val="0"/>
-                <w:szCs w:val="24"/>
-                <w14:ligatures w14:val="none"/>
-              </w:rPr>
-              <w:t>  </w:t>
-            </w:r>
-            <w:proofErr w:type="gramStart"/>
-            <w:r>
-              <w:rPr>
-                <w:rFonts w:ascii="Franklin Gothic Heavy" w:eastAsia="新細明體" w:hAnsi="Franklin Gothic Heavy" w:cs="新細明體"/>
-                <w:b/>
-                <w:bCs/>
-                <w:color w:val="000000"/>
-                <w:kern w:val="0"/>
-                <w:szCs w:val="24"/>
-                <w14:ligatures w14:val="none"/>
-              </w:rPr>
-              <w:t>8  4</w:t>
-            </w:r>
-            <w:proofErr w:type="gramEnd"/>
+            <w:r>
+              <w:rPr>
+                <w:rFonts w:ascii="Franklin Gothic Heavy" w:eastAsia="新細明體" w:hAnsi="Franklin Gothic Heavy" w:cs="新細明體"/>
+                <w:b/>
+                <w:bCs/>
+                <w:color w:val="000000"/>
+                <w:kern w:val="0"/>
+                <w:szCs w:val="24"/>
+                <w14:ligatures w14:val="none"/>
+              </w:rPr>
+              <w:t>4  3  8  4</w:t>
+            </w:r>
           </w:p>
         </w:tc>
       </w:tr>
@@ -6171,46 +4978,18 @@
                 <w14:ligatures w14:val="none"/>
               </w:rPr>
             </w:pPr>
-            <w:proofErr w:type="gramStart"/>
-            <w:r>
-              <w:rPr>
-                <w:rFonts w:ascii="Franklin Gothic Heavy" w:eastAsia="新細明體" w:hAnsi="Franklin Gothic Heavy" w:cs="新細明體"/>
-                <w:b/>
-                <w:bCs/>
-                <w:color w:val="000000"/>
-                <w:kern w:val="0"/>
-                <w:szCs w:val="24"/>
-                <w14:ligatures w14:val="none"/>
-              </w:rPr>
-              <w:t>4  3</w:t>
-            </w:r>
-            <w:proofErr w:type="gramEnd"/>
-            <w:r>
-              <w:rPr>
-                <w:rFonts w:ascii="Franklin Gothic Heavy" w:eastAsia="新細明體" w:hAnsi="Franklin Gothic Heavy" w:cs="新細明體"/>
-                <w:b/>
-                <w:bCs/>
-                <w:color w:val="000000"/>
-                <w:kern w:val="0"/>
-                <w:szCs w:val="24"/>
-                <w14:ligatures w14:val="none"/>
-              </w:rPr>
-              <w:t>  </w:t>
-            </w:r>
-            <w:proofErr w:type="gramStart"/>
-            <w:r>
-              <w:rPr>
-                <w:rFonts w:ascii="Franklin Gothic Heavy" w:eastAsia="新細明體" w:hAnsi="Franklin Gothic Heavy" w:cs="新細明體"/>
-                <w:b/>
-                <w:bCs/>
-                <w:color w:val="000000"/>
-                <w:kern w:val="0"/>
-                <w:szCs w:val="24"/>
-                <w14:ligatures w14:val="none"/>
-              </w:rPr>
-              <w:t>8  4</w:t>
-            </w:r>
-            <w:proofErr w:type="gramEnd"/>
+            <w:r>
+              <w:rPr>
+                <w:rFonts w:ascii="Franklin Gothic Heavy" w:eastAsia="新細明體" w:hAnsi="Franklin Gothic Heavy" w:cs="新細明體"/>
+                <w:b/>
+                <w:bCs/>
+                <w:color w:val="000000"/>
+                <w:kern w:val="0"/>
+                <w:szCs w:val="24"/>
+                <w14:ligatures w14:val="none"/>
+              </w:rPr>
+              <w:t>4  3  8  4</w:t>
+            </w:r>
           </w:p>
         </w:tc>
       </w:tr>
@@ -6306,46 +5085,18 @@
                 <w14:ligatures w14:val="none"/>
               </w:rPr>
             </w:pPr>
-            <w:proofErr w:type="gramStart"/>
-            <w:r>
-              <w:rPr>
-                <w:rFonts w:ascii="Franklin Gothic Heavy" w:eastAsia="新細明體" w:hAnsi="Franklin Gothic Heavy" w:cs="新細明體"/>
-                <w:b/>
-                <w:bCs/>
-                <w:color w:val="000000"/>
-                <w:kern w:val="0"/>
-                <w:szCs w:val="24"/>
-                <w14:ligatures w14:val="none"/>
-              </w:rPr>
-              <w:t>4  3</w:t>
-            </w:r>
-            <w:proofErr w:type="gramEnd"/>
-            <w:r>
-              <w:rPr>
-                <w:rFonts w:ascii="Franklin Gothic Heavy" w:eastAsia="新細明體" w:hAnsi="Franklin Gothic Heavy" w:cs="新細明體"/>
-                <w:b/>
-                <w:bCs/>
-                <w:color w:val="000000"/>
-                <w:kern w:val="0"/>
-                <w:szCs w:val="24"/>
-                <w14:ligatures w14:val="none"/>
-              </w:rPr>
-              <w:t>  </w:t>
-            </w:r>
-            <w:proofErr w:type="gramStart"/>
-            <w:r>
-              <w:rPr>
-                <w:rFonts w:ascii="Franklin Gothic Heavy" w:eastAsia="新細明體" w:hAnsi="Franklin Gothic Heavy" w:cs="新細明體"/>
-                <w:b/>
-                <w:bCs/>
-                <w:color w:val="000000"/>
-                <w:kern w:val="0"/>
-                <w:szCs w:val="24"/>
-                <w14:ligatures w14:val="none"/>
-              </w:rPr>
-              <w:t>8  4</w:t>
-            </w:r>
-            <w:proofErr w:type="gramEnd"/>
+            <w:r>
+              <w:rPr>
+                <w:rFonts w:ascii="Franklin Gothic Heavy" w:eastAsia="新細明體" w:hAnsi="Franklin Gothic Heavy" w:cs="新細明體"/>
+                <w:b/>
+                <w:bCs/>
+                <w:color w:val="000000"/>
+                <w:kern w:val="0"/>
+                <w:szCs w:val="24"/>
+                <w14:ligatures w14:val="none"/>
+              </w:rPr>
+              <w:t>4  3  8  4</w:t>
+            </w:r>
           </w:p>
         </w:tc>
       </w:tr>
@@ -6441,46 +5192,18 @@
                 <w14:ligatures w14:val="none"/>
               </w:rPr>
             </w:pPr>
-            <w:proofErr w:type="gramStart"/>
-            <w:r>
-              <w:rPr>
-                <w:rFonts w:ascii="Franklin Gothic Heavy" w:eastAsia="新細明體" w:hAnsi="Franklin Gothic Heavy" w:cs="新細明體"/>
-                <w:b/>
-                <w:bCs/>
-                <w:color w:val="000000"/>
-                <w:kern w:val="0"/>
-                <w:szCs w:val="24"/>
-                <w14:ligatures w14:val="none"/>
-              </w:rPr>
-              <w:t>4  3</w:t>
-            </w:r>
-            <w:proofErr w:type="gramEnd"/>
-            <w:r>
-              <w:rPr>
-                <w:rFonts w:ascii="Franklin Gothic Heavy" w:eastAsia="新細明體" w:hAnsi="Franklin Gothic Heavy" w:cs="新細明體"/>
-                <w:b/>
-                <w:bCs/>
-                <w:color w:val="000000"/>
-                <w:kern w:val="0"/>
-                <w:szCs w:val="24"/>
-                <w14:ligatures w14:val="none"/>
-              </w:rPr>
-              <w:t>  </w:t>
-            </w:r>
-            <w:proofErr w:type="gramStart"/>
-            <w:r>
-              <w:rPr>
-                <w:rFonts w:ascii="Franklin Gothic Heavy" w:eastAsia="新細明體" w:hAnsi="Franklin Gothic Heavy" w:cs="新細明體"/>
-                <w:b/>
-                <w:bCs/>
-                <w:color w:val="000000"/>
-                <w:kern w:val="0"/>
-                <w:szCs w:val="24"/>
-                <w14:ligatures w14:val="none"/>
-              </w:rPr>
-              <w:t>8  4</w:t>
-            </w:r>
-            <w:proofErr w:type="gramEnd"/>
+            <w:r>
+              <w:rPr>
+                <w:rFonts w:ascii="Franklin Gothic Heavy" w:eastAsia="新細明體" w:hAnsi="Franklin Gothic Heavy" w:cs="新細明體"/>
+                <w:b/>
+                <w:bCs/>
+                <w:color w:val="000000"/>
+                <w:kern w:val="0"/>
+                <w:szCs w:val="24"/>
+                <w14:ligatures w14:val="none"/>
+              </w:rPr>
+              <w:t>4  3  8  4</w:t>
+            </w:r>
           </w:p>
         </w:tc>
       </w:tr>
@@ -6576,46 +5299,18 @@
                 <w14:ligatures w14:val="none"/>
               </w:rPr>
             </w:pPr>
-            <w:proofErr w:type="gramStart"/>
-            <w:r>
-              <w:rPr>
-                <w:rFonts w:ascii="Franklin Gothic Heavy" w:eastAsia="新細明體" w:hAnsi="Franklin Gothic Heavy" w:cs="新細明體"/>
-                <w:b/>
-                <w:bCs/>
-                <w:color w:val="000000"/>
-                <w:kern w:val="0"/>
-                <w:szCs w:val="24"/>
-                <w14:ligatures w14:val="none"/>
-              </w:rPr>
-              <w:t>4  3</w:t>
-            </w:r>
-            <w:proofErr w:type="gramEnd"/>
-            <w:r>
-              <w:rPr>
-                <w:rFonts w:ascii="Franklin Gothic Heavy" w:eastAsia="新細明體" w:hAnsi="Franklin Gothic Heavy" w:cs="新細明體"/>
-                <w:b/>
-                <w:bCs/>
-                <w:color w:val="000000"/>
-                <w:kern w:val="0"/>
-                <w:szCs w:val="24"/>
-                <w14:ligatures w14:val="none"/>
-              </w:rPr>
-              <w:t>  </w:t>
-            </w:r>
-            <w:proofErr w:type="gramStart"/>
-            <w:r>
-              <w:rPr>
-                <w:rFonts w:ascii="Franklin Gothic Heavy" w:eastAsia="新細明體" w:hAnsi="Franklin Gothic Heavy" w:cs="新細明體"/>
-                <w:b/>
-                <w:bCs/>
-                <w:color w:val="000000"/>
-                <w:kern w:val="0"/>
-                <w:szCs w:val="24"/>
-                <w14:ligatures w14:val="none"/>
-              </w:rPr>
-              <w:t>8  4</w:t>
-            </w:r>
-            <w:proofErr w:type="gramEnd"/>
+            <w:r>
+              <w:rPr>
+                <w:rFonts w:ascii="Franklin Gothic Heavy" w:eastAsia="新細明體" w:hAnsi="Franklin Gothic Heavy" w:cs="新細明體"/>
+                <w:b/>
+                <w:bCs/>
+                <w:color w:val="000000"/>
+                <w:kern w:val="0"/>
+                <w:szCs w:val="24"/>
+                <w14:ligatures w14:val="none"/>
+              </w:rPr>
+              <w:t>4  3  8  4</w:t>
+            </w:r>
           </w:p>
         </w:tc>
       </w:tr>
@@ -6711,46 +5406,18 @@
                 <w14:ligatures w14:val="none"/>
               </w:rPr>
             </w:pPr>
-            <w:proofErr w:type="gramStart"/>
-            <w:r>
-              <w:rPr>
-                <w:rFonts w:ascii="Franklin Gothic Heavy" w:eastAsia="新細明體" w:hAnsi="Franklin Gothic Heavy" w:cs="新細明體"/>
-                <w:b/>
-                <w:bCs/>
-                <w:color w:val="000000"/>
-                <w:kern w:val="0"/>
-                <w:szCs w:val="24"/>
-                <w14:ligatures w14:val="none"/>
-              </w:rPr>
-              <w:t>4  3</w:t>
-            </w:r>
-            <w:proofErr w:type="gramEnd"/>
-            <w:r>
-              <w:rPr>
-                <w:rFonts w:ascii="Franklin Gothic Heavy" w:eastAsia="新細明體" w:hAnsi="Franklin Gothic Heavy" w:cs="新細明體"/>
-                <w:b/>
-                <w:bCs/>
-                <w:color w:val="000000"/>
-                <w:kern w:val="0"/>
-                <w:szCs w:val="24"/>
-                <w14:ligatures w14:val="none"/>
-              </w:rPr>
-              <w:t>  </w:t>
-            </w:r>
-            <w:proofErr w:type="gramStart"/>
-            <w:r>
-              <w:rPr>
-                <w:rFonts w:ascii="Franklin Gothic Heavy" w:eastAsia="新細明體" w:hAnsi="Franklin Gothic Heavy" w:cs="新細明體"/>
-                <w:b/>
-                <w:bCs/>
-                <w:color w:val="000000"/>
-                <w:kern w:val="0"/>
-                <w:szCs w:val="24"/>
-                <w14:ligatures w14:val="none"/>
-              </w:rPr>
-              <w:t>8  4</w:t>
-            </w:r>
-            <w:proofErr w:type="gramEnd"/>
+            <w:r>
+              <w:rPr>
+                <w:rFonts w:ascii="Franklin Gothic Heavy" w:eastAsia="新細明體" w:hAnsi="Franklin Gothic Heavy" w:cs="新細明體"/>
+                <w:b/>
+                <w:bCs/>
+                <w:color w:val="000000"/>
+                <w:kern w:val="0"/>
+                <w:szCs w:val="24"/>
+                <w14:ligatures w14:val="none"/>
+              </w:rPr>
+              <w:t>4  3  8  4</w:t>
+            </w:r>
           </w:p>
         </w:tc>
       </w:tr>
@@ -6846,46 +5513,18 @@
                 <w14:ligatures w14:val="none"/>
               </w:rPr>
             </w:pPr>
-            <w:proofErr w:type="gramStart"/>
-            <w:r>
-              <w:rPr>
-                <w:rFonts w:ascii="Franklin Gothic Heavy" w:eastAsia="新細明體" w:hAnsi="Franklin Gothic Heavy" w:cs="新細明體"/>
-                <w:b/>
-                <w:bCs/>
-                <w:color w:val="000000"/>
-                <w:kern w:val="0"/>
-                <w:szCs w:val="24"/>
-                <w14:ligatures w14:val="none"/>
-              </w:rPr>
-              <w:t>4  3</w:t>
-            </w:r>
-            <w:proofErr w:type="gramEnd"/>
-            <w:r>
-              <w:rPr>
-                <w:rFonts w:ascii="Franklin Gothic Heavy" w:eastAsia="新細明體" w:hAnsi="Franklin Gothic Heavy" w:cs="新細明體"/>
-                <w:b/>
-                <w:bCs/>
-                <w:color w:val="000000"/>
-                <w:kern w:val="0"/>
-                <w:szCs w:val="24"/>
-                <w14:ligatures w14:val="none"/>
-              </w:rPr>
-              <w:t>  </w:t>
-            </w:r>
-            <w:proofErr w:type="gramStart"/>
-            <w:r>
-              <w:rPr>
-                <w:rFonts w:ascii="Franklin Gothic Heavy" w:eastAsia="新細明體" w:hAnsi="Franklin Gothic Heavy" w:cs="新細明體"/>
-                <w:b/>
-                <w:bCs/>
-                <w:color w:val="000000"/>
-                <w:kern w:val="0"/>
-                <w:szCs w:val="24"/>
-                <w14:ligatures w14:val="none"/>
-              </w:rPr>
-              <w:t>8  4</w:t>
-            </w:r>
-            <w:proofErr w:type="gramEnd"/>
+            <w:r>
+              <w:rPr>
+                <w:rFonts w:ascii="Franklin Gothic Heavy" w:eastAsia="新細明體" w:hAnsi="Franklin Gothic Heavy" w:cs="新細明體"/>
+                <w:b/>
+                <w:bCs/>
+                <w:color w:val="000000"/>
+                <w:kern w:val="0"/>
+                <w:szCs w:val="24"/>
+                <w14:ligatures w14:val="none"/>
+              </w:rPr>
+              <w:t>4  3  8  4</w:t>
+            </w:r>
           </w:p>
         </w:tc>
       </w:tr>
@@ -6981,46 +5620,18 @@
                 <w14:ligatures w14:val="none"/>
               </w:rPr>
             </w:pPr>
-            <w:proofErr w:type="gramStart"/>
-            <w:r>
-              <w:rPr>
-                <w:rFonts w:ascii="Franklin Gothic Heavy" w:eastAsia="新細明體" w:hAnsi="Franklin Gothic Heavy" w:cs="新細明體"/>
-                <w:b/>
-                <w:bCs/>
-                <w:color w:val="000000"/>
-                <w:kern w:val="0"/>
-                <w:szCs w:val="24"/>
-                <w14:ligatures w14:val="none"/>
-              </w:rPr>
-              <w:t>4  3</w:t>
-            </w:r>
-            <w:proofErr w:type="gramEnd"/>
-            <w:r>
-              <w:rPr>
-                <w:rFonts w:ascii="Franklin Gothic Heavy" w:eastAsia="新細明體" w:hAnsi="Franklin Gothic Heavy" w:cs="新細明體"/>
-                <w:b/>
-                <w:bCs/>
-                <w:color w:val="000000"/>
-                <w:kern w:val="0"/>
-                <w:szCs w:val="24"/>
-                <w14:ligatures w14:val="none"/>
-              </w:rPr>
-              <w:t>  </w:t>
-            </w:r>
-            <w:proofErr w:type="gramStart"/>
-            <w:r>
-              <w:rPr>
-                <w:rFonts w:ascii="Franklin Gothic Heavy" w:eastAsia="新細明體" w:hAnsi="Franklin Gothic Heavy" w:cs="新細明體"/>
-                <w:b/>
-                <w:bCs/>
-                <w:color w:val="000000"/>
-                <w:kern w:val="0"/>
-                <w:szCs w:val="24"/>
-                <w14:ligatures w14:val="none"/>
-              </w:rPr>
-              <w:t>8  4</w:t>
-            </w:r>
-            <w:proofErr w:type="gramEnd"/>
+            <w:r>
+              <w:rPr>
+                <w:rFonts w:ascii="Franklin Gothic Heavy" w:eastAsia="新細明體" w:hAnsi="Franklin Gothic Heavy" w:cs="新細明體"/>
+                <w:b/>
+                <w:bCs/>
+                <w:color w:val="000000"/>
+                <w:kern w:val="0"/>
+                <w:szCs w:val="24"/>
+                <w14:ligatures w14:val="none"/>
+              </w:rPr>
+              <w:t>4  3  8  4</w:t>
+            </w:r>
           </w:p>
         </w:tc>
       </w:tr>
@@ -7116,50 +5727,23 @@
                 <w14:ligatures w14:val="none"/>
               </w:rPr>
             </w:pPr>
-            <w:proofErr w:type="gramStart"/>
-            <w:r>
-              <w:rPr>
-                <w:rFonts w:ascii="Franklin Gothic Heavy" w:eastAsia="新細明體" w:hAnsi="Franklin Gothic Heavy" w:cs="新細明體"/>
-                <w:b/>
-                <w:bCs/>
-                <w:color w:val="000000"/>
-                <w:kern w:val="0"/>
-                <w:szCs w:val="24"/>
-                <w14:ligatures w14:val="none"/>
-              </w:rPr>
-              <w:t>4  3</w:t>
-            </w:r>
-            <w:proofErr w:type="gramEnd"/>
-            <w:r>
-              <w:rPr>
-                <w:rFonts w:ascii="Franklin Gothic Heavy" w:eastAsia="新細明體" w:hAnsi="Franklin Gothic Heavy" w:cs="新細明體"/>
-                <w:b/>
-                <w:bCs/>
-                <w:color w:val="000000"/>
-                <w:kern w:val="0"/>
-                <w:szCs w:val="24"/>
-                <w14:ligatures w14:val="none"/>
-              </w:rPr>
-              <w:t>  </w:t>
-            </w:r>
-            <w:proofErr w:type="gramStart"/>
-            <w:r>
-              <w:rPr>
-                <w:rFonts w:ascii="Franklin Gothic Heavy" w:eastAsia="新細明體" w:hAnsi="Franklin Gothic Heavy" w:cs="新細明體"/>
-                <w:b/>
-                <w:bCs/>
-                <w:color w:val="000000"/>
-                <w:kern w:val="0"/>
-                <w:szCs w:val="24"/>
-                <w14:ligatures w14:val="none"/>
-              </w:rPr>
-              <w:t>8  4</w:t>
-            </w:r>
-            <w:proofErr w:type="gramEnd"/>
+            <w:r>
+              <w:rPr>
+                <w:rFonts w:ascii="Franklin Gothic Heavy" w:eastAsia="新細明體" w:hAnsi="Franklin Gothic Heavy" w:cs="新細明體"/>
+                <w:b/>
+                <w:bCs/>
+                <w:color w:val="000000"/>
+                <w:kern w:val="0"/>
+                <w:szCs w:val="24"/>
+                <w14:ligatures w14:val="none"/>
+              </w:rPr>
+              <w:t>4  3  8  4</w:t>
+            </w:r>
           </w:p>
         </w:tc>
       </w:tr>
     </w:tbl>
+    <w:p/>
     <w:p>
       <w:pPr>
         <w:ind w:firstLineChars="200" w:firstLine="480"/>
@@ -7469,77 +6053,19 @@
                 <w14:ligatures w14:val="none"/>
               </w:rPr>
             </w:pPr>
-            <w:proofErr w:type="gramStart"/>
-            <w:r>
-              <w:rPr>
-                <w:rFonts w:ascii="Franklin Gothic Heavy" w:eastAsia="新細明體" w:hAnsi="Franklin Gothic Heavy" w:cs="新細明體"/>
-                <w:b/>
-                <w:bCs/>
-                <w:color w:val="000000"/>
-                <w:kern w:val="0"/>
-                <w:sz w:val="28"/>
-                <w:szCs w:val="28"/>
-                <w14:ligatures w14:val="none"/>
-              </w:rPr>
-              <w:t>05  11</w:t>
-            </w:r>
-            <w:proofErr w:type="gramEnd"/>
-            <w:r>
-              <w:rPr>
-                <w:rFonts w:ascii="Franklin Gothic Heavy" w:eastAsia="新細明體" w:hAnsi="Franklin Gothic Heavy" w:cs="新細明體"/>
-                <w:b/>
-                <w:bCs/>
-                <w:color w:val="000000"/>
-                <w:kern w:val="0"/>
-                <w:sz w:val="28"/>
-                <w:szCs w:val="28"/>
-                <w14:ligatures w14:val="none"/>
-              </w:rPr>
-              <w:t>  </w:t>
-            </w:r>
-            <w:proofErr w:type="gramStart"/>
-            <w:r>
-              <w:rPr>
-                <w:rFonts w:ascii="Franklin Gothic Heavy" w:eastAsia="新細明體" w:hAnsi="Franklin Gothic Heavy" w:cs="新細明體"/>
-                <w:b/>
-                <w:bCs/>
-                <w:color w:val="000000"/>
-                <w:kern w:val="0"/>
-                <w:sz w:val="28"/>
-                <w:szCs w:val="28"/>
-                <w14:ligatures w14:val="none"/>
-              </w:rPr>
-              <w:t>25  40</w:t>
-            </w:r>
-            <w:proofErr w:type="gramEnd"/>
-            <w:r>
-              <w:rPr>
-                <w:rFonts w:ascii="Franklin Gothic Heavy" w:eastAsia="新細明體" w:hAnsi="Franklin Gothic Heavy" w:cs="新細明體"/>
-                <w:b/>
-                <w:bCs/>
-                <w:color w:val="000000"/>
-                <w:kern w:val="0"/>
-                <w:sz w:val="28"/>
-                <w:szCs w:val="28"/>
-                <w14:ligatures w14:val="none"/>
-              </w:rPr>
-              <w:t>  </w:t>
-            </w:r>
-            <w:proofErr w:type="gramStart"/>
-            <w:r>
-              <w:rPr>
-                <w:rFonts w:ascii="Franklin Gothic Heavy" w:eastAsia="新細明體" w:hAnsi="Franklin Gothic Heavy" w:cs="新細明體"/>
-                <w:b/>
-                <w:bCs/>
-                <w:color w:val="000000"/>
-                <w:kern w:val="0"/>
-                <w:sz w:val="28"/>
-                <w:szCs w:val="28"/>
-                <w14:ligatures w14:val="none"/>
-              </w:rPr>
-              <w:t>45  47</w:t>
-            </w:r>
-            <w:proofErr w:type="gramEnd"/>
+            <w:r>
+              <w:rPr>
+                <w:rFonts w:ascii="Franklin Gothic Heavy" w:eastAsia="新細明體" w:hAnsi="Franklin Gothic Heavy" w:cs="新細明體"/>
+                <w:b/>
+                <w:bCs/>
+                <w:color w:val="000000"/>
+                <w:kern w:val="0"/>
+                <w:sz w:val="28"/>
+                <w:szCs w:val="28"/>
+                <w14:ligatures w14:val="none"/>
+              </w:rPr>
+              <w:t>05  11  25  40  45  47</w:t>
+            </w:r>
           </w:p>
         </w:tc>
         <w:tc>
@@ -7700,77 +6226,19 @@
                 <w14:ligatures w14:val="none"/>
               </w:rPr>
             </w:pPr>
-            <w:proofErr w:type="gramStart"/>
-            <w:r>
-              <w:rPr>
-                <w:rFonts w:ascii="Franklin Gothic Heavy" w:eastAsia="新細明體" w:hAnsi="Franklin Gothic Heavy" w:cs="新細明體"/>
-                <w:b/>
-                <w:bCs/>
-                <w:color w:val="000000"/>
-                <w:kern w:val="0"/>
-                <w:sz w:val="28"/>
-                <w:szCs w:val="28"/>
-                <w14:ligatures w14:val="none"/>
-              </w:rPr>
-              <w:t>05  12</w:t>
-            </w:r>
-            <w:proofErr w:type="gramEnd"/>
-            <w:r>
-              <w:rPr>
-                <w:rFonts w:ascii="Franklin Gothic Heavy" w:eastAsia="新細明體" w:hAnsi="Franklin Gothic Heavy" w:cs="新細明體"/>
-                <w:b/>
-                <w:bCs/>
-                <w:color w:val="000000"/>
-                <w:kern w:val="0"/>
-                <w:sz w:val="28"/>
-                <w:szCs w:val="28"/>
-                <w14:ligatures w14:val="none"/>
-              </w:rPr>
-              <w:t>  </w:t>
-            </w:r>
-            <w:proofErr w:type="gramStart"/>
-            <w:r>
-              <w:rPr>
-                <w:rFonts w:ascii="Franklin Gothic Heavy" w:eastAsia="新細明體" w:hAnsi="Franklin Gothic Heavy" w:cs="新細明體"/>
-                <w:b/>
-                <w:bCs/>
-                <w:color w:val="000000"/>
-                <w:kern w:val="0"/>
-                <w:sz w:val="28"/>
-                <w:szCs w:val="28"/>
-                <w14:ligatures w14:val="none"/>
-              </w:rPr>
-              <w:t>13  25</w:t>
-            </w:r>
-            <w:proofErr w:type="gramEnd"/>
-            <w:r>
-              <w:rPr>
-                <w:rFonts w:ascii="Franklin Gothic Heavy" w:eastAsia="新細明體" w:hAnsi="Franklin Gothic Heavy" w:cs="新細明體"/>
-                <w:b/>
-                <w:bCs/>
-                <w:color w:val="000000"/>
-                <w:kern w:val="0"/>
-                <w:sz w:val="28"/>
-                <w:szCs w:val="28"/>
-                <w14:ligatures w14:val="none"/>
-              </w:rPr>
-              <w:t>  </w:t>
-            </w:r>
-            <w:proofErr w:type="gramStart"/>
-            <w:r>
-              <w:rPr>
-                <w:rFonts w:ascii="Franklin Gothic Heavy" w:eastAsia="新細明體" w:hAnsi="Franklin Gothic Heavy" w:cs="新細明體"/>
-                <w:b/>
-                <w:bCs/>
-                <w:color w:val="000000"/>
-                <w:kern w:val="0"/>
-                <w:sz w:val="28"/>
-                <w:szCs w:val="28"/>
-                <w14:ligatures w14:val="none"/>
-              </w:rPr>
-              <w:t>36  48</w:t>
-            </w:r>
-            <w:proofErr w:type="gramEnd"/>
+            <w:r>
+              <w:rPr>
+                <w:rFonts w:ascii="Franklin Gothic Heavy" w:eastAsia="新細明體" w:hAnsi="Franklin Gothic Heavy" w:cs="新細明體"/>
+                <w:b/>
+                <w:bCs/>
+                <w:color w:val="000000"/>
+                <w:kern w:val="0"/>
+                <w:sz w:val="28"/>
+                <w:szCs w:val="28"/>
+                <w14:ligatures w14:val="none"/>
+              </w:rPr>
+              <w:t>05  12  13  25  36  48</w:t>
+            </w:r>
           </w:p>
         </w:tc>
         <w:tc>
@@ -7931,77 +6399,19 @@
                 <w14:ligatures w14:val="none"/>
               </w:rPr>
             </w:pPr>
-            <w:proofErr w:type="gramStart"/>
-            <w:r>
-              <w:rPr>
-                <w:rFonts w:ascii="Franklin Gothic Heavy" w:eastAsia="新細明體" w:hAnsi="Franklin Gothic Heavy" w:cs="新細明體"/>
-                <w:b/>
-                <w:bCs/>
-                <w:color w:val="000000"/>
-                <w:kern w:val="0"/>
-                <w:sz w:val="28"/>
-                <w:szCs w:val="28"/>
-                <w14:ligatures w14:val="none"/>
-              </w:rPr>
-              <w:t>01  02</w:t>
-            </w:r>
-            <w:proofErr w:type="gramEnd"/>
-            <w:r>
-              <w:rPr>
-                <w:rFonts w:ascii="Franklin Gothic Heavy" w:eastAsia="新細明體" w:hAnsi="Franklin Gothic Heavy" w:cs="新細明體"/>
-                <w:b/>
-                <w:bCs/>
-                <w:color w:val="000000"/>
-                <w:kern w:val="0"/>
-                <w:sz w:val="28"/>
-                <w:szCs w:val="28"/>
-                <w14:ligatures w14:val="none"/>
-              </w:rPr>
-              <w:t>  </w:t>
-            </w:r>
-            <w:proofErr w:type="gramStart"/>
-            <w:r>
-              <w:rPr>
-                <w:rFonts w:ascii="Franklin Gothic Heavy" w:eastAsia="新細明體" w:hAnsi="Franklin Gothic Heavy" w:cs="新細明體"/>
-                <w:b/>
-                <w:bCs/>
-                <w:color w:val="000000"/>
-                <w:kern w:val="0"/>
-                <w:sz w:val="28"/>
-                <w:szCs w:val="28"/>
-                <w14:ligatures w14:val="none"/>
-              </w:rPr>
-              <w:t>06  16</w:t>
-            </w:r>
-            <w:proofErr w:type="gramEnd"/>
-            <w:r>
-              <w:rPr>
-                <w:rFonts w:ascii="Franklin Gothic Heavy" w:eastAsia="新細明體" w:hAnsi="Franklin Gothic Heavy" w:cs="新細明體"/>
-                <w:b/>
-                <w:bCs/>
-                <w:color w:val="000000"/>
-                <w:kern w:val="0"/>
-                <w:sz w:val="28"/>
-                <w:szCs w:val="28"/>
-                <w14:ligatures w14:val="none"/>
-              </w:rPr>
-              <w:t>  </w:t>
-            </w:r>
-            <w:proofErr w:type="gramStart"/>
-            <w:r>
-              <w:rPr>
-                <w:rFonts w:ascii="Franklin Gothic Heavy" w:eastAsia="新細明體" w:hAnsi="Franklin Gothic Heavy" w:cs="新細明體"/>
-                <w:b/>
-                <w:bCs/>
-                <w:color w:val="000000"/>
-                <w:kern w:val="0"/>
-                <w:sz w:val="28"/>
-                <w:szCs w:val="28"/>
-                <w14:ligatures w14:val="none"/>
-              </w:rPr>
-              <w:t>18  26</w:t>
-            </w:r>
-            <w:proofErr w:type="gramEnd"/>
+            <w:r>
+              <w:rPr>
+                <w:rFonts w:ascii="Franklin Gothic Heavy" w:eastAsia="新細明體" w:hAnsi="Franklin Gothic Heavy" w:cs="新細明體"/>
+                <w:b/>
+                <w:bCs/>
+                <w:color w:val="000000"/>
+                <w:kern w:val="0"/>
+                <w:sz w:val="28"/>
+                <w:szCs w:val="28"/>
+                <w14:ligatures w14:val="none"/>
+              </w:rPr>
+              <w:t>01  02  06  16  18  26</w:t>
+            </w:r>
           </w:p>
         </w:tc>
         <w:tc>
@@ -8162,77 +6572,19 @@
                 <w14:ligatures w14:val="none"/>
               </w:rPr>
             </w:pPr>
-            <w:proofErr w:type="gramStart"/>
-            <w:r>
-              <w:rPr>
-                <w:rFonts w:ascii="Franklin Gothic Heavy" w:eastAsia="新細明體" w:hAnsi="Franklin Gothic Heavy" w:cs="新細明體"/>
-                <w:b/>
-                <w:bCs/>
-                <w:color w:val="000000"/>
-                <w:kern w:val="0"/>
-                <w:sz w:val="28"/>
-                <w:szCs w:val="28"/>
-                <w14:ligatures w14:val="none"/>
-              </w:rPr>
-              <w:t>04  10</w:t>
-            </w:r>
-            <w:proofErr w:type="gramEnd"/>
-            <w:r>
-              <w:rPr>
-                <w:rFonts w:ascii="Franklin Gothic Heavy" w:eastAsia="新細明體" w:hAnsi="Franklin Gothic Heavy" w:cs="新細明體"/>
-                <w:b/>
-                <w:bCs/>
-                <w:color w:val="000000"/>
-                <w:kern w:val="0"/>
-                <w:sz w:val="28"/>
-                <w:szCs w:val="28"/>
-                <w14:ligatures w14:val="none"/>
-              </w:rPr>
-              <w:t>  </w:t>
-            </w:r>
-            <w:proofErr w:type="gramStart"/>
-            <w:r>
-              <w:rPr>
-                <w:rFonts w:ascii="Franklin Gothic Heavy" w:eastAsia="新細明體" w:hAnsi="Franklin Gothic Heavy" w:cs="新細明體"/>
-                <w:b/>
-                <w:bCs/>
-                <w:color w:val="000000"/>
-                <w:kern w:val="0"/>
-                <w:sz w:val="28"/>
-                <w:szCs w:val="28"/>
-                <w14:ligatures w14:val="none"/>
-              </w:rPr>
-              <w:t>15  17</w:t>
-            </w:r>
-            <w:proofErr w:type="gramEnd"/>
-            <w:r>
-              <w:rPr>
-                <w:rFonts w:ascii="Franklin Gothic Heavy" w:eastAsia="新細明體" w:hAnsi="Franklin Gothic Heavy" w:cs="新細明體"/>
-                <w:b/>
-                <w:bCs/>
-                <w:color w:val="000000"/>
-                <w:kern w:val="0"/>
-                <w:sz w:val="28"/>
-                <w:szCs w:val="28"/>
-                <w14:ligatures w14:val="none"/>
-              </w:rPr>
-              <w:t>  </w:t>
-            </w:r>
-            <w:proofErr w:type="gramStart"/>
-            <w:r>
-              <w:rPr>
-                <w:rFonts w:ascii="Franklin Gothic Heavy" w:eastAsia="新細明體" w:hAnsi="Franklin Gothic Heavy" w:cs="新細明體"/>
-                <w:b/>
-                <w:bCs/>
-                <w:color w:val="000000"/>
-                <w:kern w:val="0"/>
-                <w:sz w:val="28"/>
-                <w:szCs w:val="28"/>
-                <w14:ligatures w14:val="none"/>
-              </w:rPr>
-              <w:t>21  40</w:t>
-            </w:r>
-            <w:proofErr w:type="gramEnd"/>
+            <w:r>
+              <w:rPr>
+                <w:rFonts w:ascii="Franklin Gothic Heavy" w:eastAsia="新細明體" w:hAnsi="Franklin Gothic Heavy" w:cs="新細明體"/>
+                <w:b/>
+                <w:bCs/>
+                <w:color w:val="000000"/>
+                <w:kern w:val="0"/>
+                <w:sz w:val="28"/>
+                <w:szCs w:val="28"/>
+                <w14:ligatures w14:val="none"/>
+              </w:rPr>
+              <w:t>04  10  15  17  21  40</w:t>
+            </w:r>
           </w:p>
         </w:tc>
         <w:tc>
@@ -8393,77 +6745,19 @@
                 <w14:ligatures w14:val="none"/>
               </w:rPr>
             </w:pPr>
-            <w:proofErr w:type="gramStart"/>
-            <w:r>
-              <w:rPr>
-                <w:rFonts w:ascii="Franklin Gothic Heavy" w:eastAsia="新細明體" w:hAnsi="Franklin Gothic Heavy" w:cs="新細明體"/>
-                <w:b/>
-                <w:bCs/>
-                <w:color w:val="000000"/>
-                <w:kern w:val="0"/>
-                <w:sz w:val="28"/>
-                <w:szCs w:val="28"/>
-                <w14:ligatures w14:val="none"/>
-              </w:rPr>
-              <w:t>04  08</w:t>
-            </w:r>
-            <w:proofErr w:type="gramEnd"/>
-            <w:r>
-              <w:rPr>
-                <w:rFonts w:ascii="Franklin Gothic Heavy" w:eastAsia="新細明體" w:hAnsi="Franklin Gothic Heavy" w:cs="新細明體"/>
-                <w:b/>
-                <w:bCs/>
-                <w:color w:val="000000"/>
-                <w:kern w:val="0"/>
-                <w:sz w:val="28"/>
-                <w:szCs w:val="28"/>
-                <w14:ligatures w14:val="none"/>
-              </w:rPr>
-              <w:t>  </w:t>
-            </w:r>
-            <w:proofErr w:type="gramStart"/>
-            <w:r>
-              <w:rPr>
-                <w:rFonts w:ascii="Franklin Gothic Heavy" w:eastAsia="新細明體" w:hAnsi="Franklin Gothic Heavy" w:cs="新細明體"/>
-                <w:b/>
-                <w:bCs/>
-                <w:color w:val="000000"/>
-                <w:kern w:val="0"/>
-                <w:sz w:val="28"/>
-                <w:szCs w:val="28"/>
-                <w14:ligatures w14:val="none"/>
-              </w:rPr>
-              <w:t>21  23</w:t>
-            </w:r>
-            <w:proofErr w:type="gramEnd"/>
-            <w:r>
-              <w:rPr>
-                <w:rFonts w:ascii="Franklin Gothic Heavy" w:eastAsia="新細明體" w:hAnsi="Franklin Gothic Heavy" w:cs="新細明體"/>
-                <w:b/>
-                <w:bCs/>
-                <w:color w:val="000000"/>
-                <w:kern w:val="0"/>
-                <w:sz w:val="28"/>
-                <w:szCs w:val="28"/>
-                <w14:ligatures w14:val="none"/>
-              </w:rPr>
-              <w:t>  </w:t>
-            </w:r>
-            <w:proofErr w:type="gramStart"/>
-            <w:r>
-              <w:rPr>
-                <w:rFonts w:ascii="Franklin Gothic Heavy" w:eastAsia="新細明體" w:hAnsi="Franklin Gothic Heavy" w:cs="新細明體"/>
-                <w:b/>
-                <w:bCs/>
-                <w:color w:val="000000"/>
-                <w:kern w:val="0"/>
-                <w:sz w:val="28"/>
-                <w:szCs w:val="28"/>
-                <w14:ligatures w14:val="none"/>
-              </w:rPr>
-              <w:t>24  43</w:t>
-            </w:r>
-            <w:proofErr w:type="gramEnd"/>
+            <w:r>
+              <w:rPr>
+                <w:rFonts w:ascii="Franklin Gothic Heavy" w:eastAsia="新細明體" w:hAnsi="Franklin Gothic Heavy" w:cs="新細明體"/>
+                <w:b/>
+                <w:bCs/>
+                <w:color w:val="000000"/>
+                <w:kern w:val="0"/>
+                <w:sz w:val="28"/>
+                <w:szCs w:val="28"/>
+                <w14:ligatures w14:val="none"/>
+              </w:rPr>
+              <w:t>04  08  21  23  24  43</w:t>
+            </w:r>
           </w:p>
         </w:tc>
         <w:tc>
@@ -8624,77 +6918,19 @@
                 <w14:ligatures w14:val="none"/>
               </w:rPr>
             </w:pPr>
-            <w:proofErr w:type="gramStart"/>
-            <w:r>
-              <w:rPr>
-                <w:rFonts w:ascii="Franklin Gothic Heavy" w:eastAsia="新細明體" w:hAnsi="Franklin Gothic Heavy" w:cs="新細明體"/>
-                <w:b/>
-                <w:bCs/>
-                <w:color w:val="000000"/>
-                <w:kern w:val="0"/>
-                <w:sz w:val="28"/>
-                <w:szCs w:val="28"/>
-                <w14:ligatures w14:val="none"/>
-              </w:rPr>
-              <w:t>07  10</w:t>
-            </w:r>
-            <w:proofErr w:type="gramEnd"/>
-            <w:r>
-              <w:rPr>
-                <w:rFonts w:ascii="Franklin Gothic Heavy" w:eastAsia="新細明體" w:hAnsi="Franklin Gothic Heavy" w:cs="新細明體"/>
-                <w:b/>
-                <w:bCs/>
-                <w:color w:val="000000"/>
-                <w:kern w:val="0"/>
-                <w:sz w:val="28"/>
-                <w:szCs w:val="28"/>
-                <w14:ligatures w14:val="none"/>
-              </w:rPr>
-              <w:t>  </w:t>
-            </w:r>
-            <w:proofErr w:type="gramStart"/>
-            <w:r>
-              <w:rPr>
-                <w:rFonts w:ascii="Franklin Gothic Heavy" w:eastAsia="新細明體" w:hAnsi="Franklin Gothic Heavy" w:cs="新細明體"/>
-                <w:b/>
-                <w:bCs/>
-                <w:color w:val="000000"/>
-                <w:kern w:val="0"/>
-                <w:sz w:val="28"/>
-                <w:szCs w:val="28"/>
-                <w14:ligatures w14:val="none"/>
-              </w:rPr>
-              <w:t>11  22</w:t>
-            </w:r>
-            <w:proofErr w:type="gramEnd"/>
-            <w:r>
-              <w:rPr>
-                <w:rFonts w:ascii="Franklin Gothic Heavy" w:eastAsia="新細明體" w:hAnsi="Franklin Gothic Heavy" w:cs="新細明體"/>
-                <w:b/>
-                <w:bCs/>
-                <w:color w:val="000000"/>
-                <w:kern w:val="0"/>
-                <w:sz w:val="28"/>
-                <w:szCs w:val="28"/>
-                <w14:ligatures w14:val="none"/>
-              </w:rPr>
-              <w:t>  </w:t>
-            </w:r>
-            <w:proofErr w:type="gramStart"/>
-            <w:r>
-              <w:rPr>
-                <w:rFonts w:ascii="Franklin Gothic Heavy" w:eastAsia="新細明體" w:hAnsi="Franklin Gothic Heavy" w:cs="新細明體"/>
-                <w:b/>
-                <w:bCs/>
-                <w:color w:val="000000"/>
-                <w:kern w:val="0"/>
-                <w:sz w:val="28"/>
-                <w:szCs w:val="28"/>
-                <w14:ligatures w14:val="none"/>
-              </w:rPr>
-              <w:t>40  45</w:t>
-            </w:r>
-            <w:proofErr w:type="gramEnd"/>
+            <w:r>
+              <w:rPr>
+                <w:rFonts w:ascii="Franklin Gothic Heavy" w:eastAsia="新細明體" w:hAnsi="Franklin Gothic Heavy" w:cs="新細明體"/>
+                <w:b/>
+                <w:bCs/>
+                <w:color w:val="000000"/>
+                <w:kern w:val="0"/>
+                <w:sz w:val="28"/>
+                <w:szCs w:val="28"/>
+                <w14:ligatures w14:val="none"/>
+              </w:rPr>
+              <w:t>07  10  11  22  40  45</w:t>
+            </w:r>
           </w:p>
         </w:tc>
         <w:tc>
@@ -8855,77 +7091,19 @@
                 <w14:ligatures w14:val="none"/>
               </w:rPr>
             </w:pPr>
-            <w:proofErr w:type="gramStart"/>
-            <w:r>
-              <w:rPr>
-                <w:rFonts w:ascii="Franklin Gothic Heavy" w:eastAsia="新細明體" w:hAnsi="Franklin Gothic Heavy" w:cs="新細明體"/>
-                <w:b/>
-                <w:bCs/>
-                <w:color w:val="000000"/>
-                <w:kern w:val="0"/>
-                <w:sz w:val="28"/>
-                <w:szCs w:val="28"/>
-                <w14:ligatures w14:val="none"/>
-              </w:rPr>
-              <w:t>01  06</w:t>
-            </w:r>
-            <w:proofErr w:type="gramEnd"/>
-            <w:r>
-              <w:rPr>
-                <w:rFonts w:ascii="Franklin Gothic Heavy" w:eastAsia="新細明體" w:hAnsi="Franklin Gothic Heavy" w:cs="新細明體"/>
-                <w:b/>
-                <w:bCs/>
-                <w:color w:val="000000"/>
-                <w:kern w:val="0"/>
-                <w:sz w:val="28"/>
-                <w:szCs w:val="28"/>
-                <w14:ligatures w14:val="none"/>
-              </w:rPr>
-              <w:t>  </w:t>
-            </w:r>
-            <w:proofErr w:type="gramStart"/>
-            <w:r>
-              <w:rPr>
-                <w:rFonts w:ascii="Franklin Gothic Heavy" w:eastAsia="新細明體" w:hAnsi="Franklin Gothic Heavy" w:cs="新細明體"/>
-                <w:b/>
-                <w:bCs/>
-                <w:color w:val="000000"/>
-                <w:kern w:val="0"/>
-                <w:sz w:val="28"/>
-                <w:szCs w:val="28"/>
-                <w14:ligatures w14:val="none"/>
-              </w:rPr>
-              <w:t>17  19</w:t>
-            </w:r>
-            <w:proofErr w:type="gramEnd"/>
-            <w:r>
-              <w:rPr>
-                <w:rFonts w:ascii="Franklin Gothic Heavy" w:eastAsia="新細明體" w:hAnsi="Franklin Gothic Heavy" w:cs="新細明體"/>
-                <w:b/>
-                <w:bCs/>
-                <w:color w:val="000000"/>
-                <w:kern w:val="0"/>
-                <w:sz w:val="28"/>
-                <w:szCs w:val="28"/>
-                <w14:ligatures w14:val="none"/>
-              </w:rPr>
-              <w:t>  </w:t>
-            </w:r>
-            <w:proofErr w:type="gramStart"/>
-            <w:r>
-              <w:rPr>
-                <w:rFonts w:ascii="Franklin Gothic Heavy" w:eastAsia="新細明體" w:hAnsi="Franklin Gothic Heavy" w:cs="新細明體"/>
-                <w:b/>
-                <w:bCs/>
-                <w:color w:val="000000"/>
-                <w:kern w:val="0"/>
-                <w:sz w:val="28"/>
-                <w:szCs w:val="28"/>
-                <w14:ligatures w14:val="none"/>
-              </w:rPr>
-              <w:t>20  40</w:t>
-            </w:r>
-            <w:proofErr w:type="gramEnd"/>
+            <w:r>
+              <w:rPr>
+                <w:rFonts w:ascii="Franklin Gothic Heavy" w:eastAsia="新細明體" w:hAnsi="Franklin Gothic Heavy" w:cs="新細明體"/>
+                <w:b/>
+                <w:bCs/>
+                <w:color w:val="000000"/>
+                <w:kern w:val="0"/>
+                <w:sz w:val="28"/>
+                <w:szCs w:val="28"/>
+                <w14:ligatures w14:val="none"/>
+              </w:rPr>
+              <w:t>01  06  17  19  20  40</w:t>
+            </w:r>
           </w:p>
         </w:tc>
         <w:tc>
@@ -9086,77 +7264,19 @@
                 <w14:ligatures w14:val="none"/>
               </w:rPr>
             </w:pPr>
-            <w:proofErr w:type="gramStart"/>
-            <w:r>
-              <w:rPr>
-                <w:rFonts w:ascii="Franklin Gothic Heavy" w:eastAsia="新細明體" w:hAnsi="Franklin Gothic Heavy" w:cs="新細明體"/>
-                <w:b/>
-                <w:bCs/>
-                <w:color w:val="000000"/>
-                <w:kern w:val="0"/>
-                <w:sz w:val="28"/>
-                <w:szCs w:val="28"/>
-                <w14:ligatures w14:val="none"/>
-              </w:rPr>
-              <w:t>07  14</w:t>
-            </w:r>
-            <w:proofErr w:type="gramEnd"/>
-            <w:r>
-              <w:rPr>
-                <w:rFonts w:ascii="Franklin Gothic Heavy" w:eastAsia="新細明體" w:hAnsi="Franklin Gothic Heavy" w:cs="新細明體"/>
-                <w:b/>
-                <w:bCs/>
-                <w:color w:val="000000"/>
-                <w:kern w:val="0"/>
-                <w:sz w:val="28"/>
-                <w:szCs w:val="28"/>
-                <w14:ligatures w14:val="none"/>
-              </w:rPr>
-              <w:t>  </w:t>
-            </w:r>
-            <w:proofErr w:type="gramStart"/>
-            <w:r>
-              <w:rPr>
-                <w:rFonts w:ascii="Franklin Gothic Heavy" w:eastAsia="新細明體" w:hAnsi="Franklin Gothic Heavy" w:cs="新細明體"/>
-                <w:b/>
-                <w:bCs/>
-                <w:color w:val="000000"/>
-                <w:kern w:val="0"/>
-                <w:sz w:val="28"/>
-                <w:szCs w:val="28"/>
-                <w14:ligatures w14:val="none"/>
-              </w:rPr>
-              <w:t>16  37</w:t>
-            </w:r>
-            <w:proofErr w:type="gramEnd"/>
-            <w:r>
-              <w:rPr>
-                <w:rFonts w:ascii="Franklin Gothic Heavy" w:eastAsia="新細明體" w:hAnsi="Franklin Gothic Heavy" w:cs="新細明體"/>
-                <w:b/>
-                <w:bCs/>
-                <w:color w:val="000000"/>
-                <w:kern w:val="0"/>
-                <w:sz w:val="28"/>
-                <w:szCs w:val="28"/>
-                <w14:ligatures w14:val="none"/>
-              </w:rPr>
-              <w:t>  </w:t>
-            </w:r>
-            <w:proofErr w:type="gramStart"/>
-            <w:r>
-              <w:rPr>
-                <w:rFonts w:ascii="Franklin Gothic Heavy" w:eastAsia="新細明體" w:hAnsi="Franklin Gothic Heavy" w:cs="新細明體"/>
-                <w:b/>
-                <w:bCs/>
-                <w:color w:val="000000"/>
-                <w:kern w:val="0"/>
-                <w:sz w:val="28"/>
-                <w:szCs w:val="28"/>
-                <w14:ligatures w14:val="none"/>
-              </w:rPr>
-              <w:t>39  47</w:t>
-            </w:r>
-            <w:proofErr w:type="gramEnd"/>
+            <w:r>
+              <w:rPr>
+                <w:rFonts w:ascii="Franklin Gothic Heavy" w:eastAsia="新細明體" w:hAnsi="Franklin Gothic Heavy" w:cs="新細明體"/>
+                <w:b/>
+                <w:bCs/>
+                <w:color w:val="000000"/>
+                <w:kern w:val="0"/>
+                <w:sz w:val="28"/>
+                <w:szCs w:val="28"/>
+                <w14:ligatures w14:val="none"/>
+              </w:rPr>
+              <w:t>07  14  16  37  39  47</w:t>
+            </w:r>
           </w:p>
         </w:tc>
         <w:tc>
@@ -9317,77 +7437,19 @@
                 <w14:ligatures w14:val="none"/>
               </w:rPr>
             </w:pPr>
-            <w:proofErr w:type="gramStart"/>
-            <w:r>
-              <w:rPr>
-                <w:rFonts w:ascii="Franklin Gothic Heavy" w:eastAsia="新細明體" w:hAnsi="Franklin Gothic Heavy" w:cs="新細明體"/>
-                <w:b/>
-                <w:bCs/>
-                <w:color w:val="000000"/>
-                <w:kern w:val="0"/>
-                <w:sz w:val="28"/>
-                <w:szCs w:val="28"/>
-                <w14:ligatures w14:val="none"/>
-              </w:rPr>
-              <w:t>06  10</w:t>
-            </w:r>
-            <w:proofErr w:type="gramEnd"/>
-            <w:r>
-              <w:rPr>
-                <w:rFonts w:ascii="Franklin Gothic Heavy" w:eastAsia="新細明體" w:hAnsi="Franklin Gothic Heavy" w:cs="新細明體"/>
-                <w:b/>
-                <w:bCs/>
-                <w:color w:val="000000"/>
-                <w:kern w:val="0"/>
-                <w:sz w:val="28"/>
-                <w:szCs w:val="28"/>
-                <w14:ligatures w14:val="none"/>
-              </w:rPr>
-              <w:t>  </w:t>
-            </w:r>
-            <w:proofErr w:type="gramStart"/>
-            <w:r>
-              <w:rPr>
-                <w:rFonts w:ascii="Franklin Gothic Heavy" w:eastAsia="新細明體" w:hAnsi="Franklin Gothic Heavy" w:cs="新細明體"/>
-                <w:b/>
-                <w:bCs/>
-                <w:color w:val="000000"/>
-                <w:kern w:val="0"/>
-                <w:sz w:val="28"/>
-                <w:szCs w:val="28"/>
-                <w14:ligatures w14:val="none"/>
-              </w:rPr>
-              <w:t>14  25</w:t>
-            </w:r>
-            <w:proofErr w:type="gramEnd"/>
-            <w:r>
-              <w:rPr>
-                <w:rFonts w:ascii="Franklin Gothic Heavy" w:eastAsia="新細明體" w:hAnsi="Franklin Gothic Heavy" w:cs="新細明體"/>
-                <w:b/>
-                <w:bCs/>
-                <w:color w:val="000000"/>
-                <w:kern w:val="0"/>
-                <w:sz w:val="28"/>
-                <w:szCs w:val="28"/>
-                <w14:ligatures w14:val="none"/>
-              </w:rPr>
-              <w:t>  </w:t>
-            </w:r>
-            <w:proofErr w:type="gramStart"/>
-            <w:r>
-              <w:rPr>
-                <w:rFonts w:ascii="Franklin Gothic Heavy" w:eastAsia="新細明體" w:hAnsi="Franklin Gothic Heavy" w:cs="新細明體"/>
-                <w:b/>
-                <w:bCs/>
-                <w:color w:val="000000"/>
-                <w:kern w:val="0"/>
-                <w:sz w:val="28"/>
-                <w:szCs w:val="28"/>
-                <w14:ligatures w14:val="none"/>
-              </w:rPr>
-              <w:t>26  32</w:t>
-            </w:r>
-            <w:proofErr w:type="gramEnd"/>
+            <w:r>
+              <w:rPr>
+                <w:rFonts w:ascii="Franklin Gothic Heavy" w:eastAsia="新細明體" w:hAnsi="Franklin Gothic Heavy" w:cs="新細明體"/>
+                <w:b/>
+                <w:bCs/>
+                <w:color w:val="000000"/>
+                <w:kern w:val="0"/>
+                <w:sz w:val="28"/>
+                <w:szCs w:val="28"/>
+                <w14:ligatures w14:val="none"/>
+              </w:rPr>
+              <w:t>06  10  14  25  26  32</w:t>
+            </w:r>
           </w:p>
         </w:tc>
         <w:tc>
@@ -9548,77 +7610,19 @@
                 <w14:ligatures w14:val="none"/>
               </w:rPr>
             </w:pPr>
-            <w:proofErr w:type="gramStart"/>
-            <w:r>
-              <w:rPr>
-                <w:rFonts w:ascii="Franklin Gothic Heavy" w:eastAsia="新細明體" w:hAnsi="Franklin Gothic Heavy" w:cs="新細明體"/>
-                <w:b/>
-                <w:bCs/>
-                <w:color w:val="000000"/>
-                <w:kern w:val="0"/>
-                <w:sz w:val="28"/>
-                <w:szCs w:val="28"/>
-                <w14:ligatures w14:val="none"/>
-              </w:rPr>
-              <w:t>07  22</w:t>
-            </w:r>
-            <w:proofErr w:type="gramEnd"/>
-            <w:r>
-              <w:rPr>
-                <w:rFonts w:ascii="Franklin Gothic Heavy" w:eastAsia="新細明體" w:hAnsi="Franklin Gothic Heavy" w:cs="新細明體"/>
-                <w:b/>
-                <w:bCs/>
-                <w:color w:val="000000"/>
-                <w:kern w:val="0"/>
-                <w:sz w:val="28"/>
-                <w:szCs w:val="28"/>
-                <w14:ligatures w14:val="none"/>
-              </w:rPr>
-              <w:t>  </w:t>
-            </w:r>
-            <w:proofErr w:type="gramStart"/>
-            <w:r>
-              <w:rPr>
-                <w:rFonts w:ascii="Franklin Gothic Heavy" w:eastAsia="新細明體" w:hAnsi="Franklin Gothic Heavy" w:cs="新細明體"/>
-                <w:b/>
-                <w:bCs/>
-                <w:color w:val="000000"/>
-                <w:kern w:val="0"/>
-                <w:sz w:val="28"/>
-                <w:szCs w:val="28"/>
-                <w14:ligatures w14:val="none"/>
-              </w:rPr>
-              <w:t>27  35</w:t>
-            </w:r>
-            <w:proofErr w:type="gramEnd"/>
-            <w:r>
-              <w:rPr>
-                <w:rFonts w:ascii="Franklin Gothic Heavy" w:eastAsia="新細明體" w:hAnsi="Franklin Gothic Heavy" w:cs="新細明體"/>
-                <w:b/>
-                <w:bCs/>
-                <w:color w:val="000000"/>
-                <w:kern w:val="0"/>
-                <w:sz w:val="28"/>
-                <w:szCs w:val="28"/>
-                <w14:ligatures w14:val="none"/>
-              </w:rPr>
-              <w:t>  </w:t>
-            </w:r>
-            <w:proofErr w:type="gramStart"/>
-            <w:r>
-              <w:rPr>
-                <w:rFonts w:ascii="Franklin Gothic Heavy" w:eastAsia="新細明體" w:hAnsi="Franklin Gothic Heavy" w:cs="新細明體"/>
-                <w:b/>
-                <w:bCs/>
-                <w:color w:val="000000"/>
-                <w:kern w:val="0"/>
-                <w:sz w:val="28"/>
-                <w:szCs w:val="28"/>
-                <w14:ligatures w14:val="none"/>
-              </w:rPr>
-              <w:t>43  48</w:t>
-            </w:r>
-            <w:proofErr w:type="gramEnd"/>
+            <w:r>
+              <w:rPr>
+                <w:rFonts w:ascii="Franklin Gothic Heavy" w:eastAsia="新細明體" w:hAnsi="Franklin Gothic Heavy" w:cs="新細明體"/>
+                <w:b/>
+                <w:bCs/>
+                <w:color w:val="000000"/>
+                <w:kern w:val="0"/>
+                <w:sz w:val="28"/>
+                <w:szCs w:val="28"/>
+                <w14:ligatures w14:val="none"/>
+              </w:rPr>
+              <w:t>07  22  27  35  43  48</w:t>
+            </w:r>
           </w:p>
         </w:tc>
         <w:tc>
@@ -9679,8 +7683,9 @@
     <w:p/>
     <w:p/>
     <w:sectPr>
+      <w:headerReference w:type="default" r:id="rId6"/>
       <w:pgSz w:w="11906" w:h="16838"/>
-      <w:pgMar w:top="238" w:right="340" w:bottom="249" w:left="340" w:header="851" w:footer="992" w:gutter="0"/>
+      <w:pgMar w:top="238" w:right="340" w:bottom="249" w:left="340" w:header="0" w:footer="0" w:gutter="0"/>
       <w:cols w:space="425"/>
       <w:docGrid w:type="lines" w:linePitch="360"/>
     </w:sectPr>
@@ -9689,7 +7694,7 @@
 </file>
 
 <file path=word/endnotes.xml><?xml version="1.0" encoding="utf-8"?>
-<w:endnotes xmlns:wpc="http://schemas.microsoft.com/office/word/2010/wordprocessingCanvas" xmlns:cx="http://schemas.microsoft.com/office/drawing/2014/chartex" xmlns:cx1="http://schemas.microsoft.com/office/drawing/2015/9/8/chartex" xmlns:cx2="http://schemas.microsoft.com/office/drawing/2015/10/21/chartex" xmlns:cx3="http://schemas.microsoft.com/office/drawing/2016/5/9/chartex" xmlns:cx4="http://schemas.microsoft.com/office/drawing/2016/5/10/chartex" xmlns:cx5="http://schemas.microsoft.com/office/drawing/2016/5/11/chartex" xmlns:cx6="http://schemas.microsoft.com/office/drawing/2016/5/12/chartex" xmlns:cx7="http://schemas.microsoft.com/office/drawing/2016/5/13/chartex" xmlns:cx8="http://schemas.microsoft.com/office/drawing/2016/5/14/chartex" xmlns:mc="http://schemas.openxmlformats.org/markup-compatibility/2006" xmlns:aink="http://schemas.microsoft.com/office/drawing/2016/ink" xmlns:am3d="http://schemas.microsoft.com/office/drawing/2017/model3d" xmlns:o="urn:schemas-microsoft-com:office:office" xmlns:oel="http://schemas.microsoft.com/office/2019/extlst" xmlns:r="http://schemas.openxmlformats.org/officeDocument/2006/relationships" xmlns:m="http://schemas.openxmlformats.org/officeDocument/2006/math" xmlns:v="urn:schemas-microsoft-com:vml" xmlns:wp14="http://schemas.microsoft.com/office/word/2010/wordprocessingDrawing" xmlns:wp="http://schemas.openxmlformats.org/drawingml/2006/wordprocessingDrawing" xmlns:w10="urn:schemas-microsoft-com:office:word" xmlns:w="http://schemas.openxmlformats.org/wordprocessingml/2006/main" xmlns:w14="http://schemas.microsoft.com/office/word/2010/wordml" xmlns:w15="http://schemas.microsoft.com/office/word/2012/wordml" xmlns:w16cex="http://schemas.microsoft.com/office/word/2018/wordml/cex" xmlns:w16cid="http://schemas.microsoft.com/office/word/2016/wordml/cid" xmlns:w16="http://schemas.microsoft.com/office/word/2018/wordml" xmlns:w16du="http://schemas.microsoft.com/office/word/2023/wordml/word16du" xmlns:w16sdtdh="http://schemas.microsoft.com/office/word/2020/wordml/sdtdatahash" xmlns:w16sdtfl="http://schemas.microsoft.com/office/word/2024/wordml/sdtformatlock" xmlns:w16se="http://schemas.microsoft.com/office/word/2015/wordml/symex" xmlns:wpg="http://schemas.microsoft.com/office/word/2010/wordprocessingGroup" xmlns:wpi="http://schemas.microsoft.com/office/word/2010/wordprocessingInk" xmlns:wne="http://schemas.microsoft.com/office/word/2006/wordml" xmlns:wps="http://schemas.microsoft.com/office/word/2010/wordprocessingShape" mc:Ignorable="w14 w15 w16se w16cid w16 w16cex w16sdtdh w16sdtfl w16du wp14">
+<w:endnotes xmlns:wpc="http://schemas.microsoft.com/office/word/2010/wordprocessingCanvas" xmlns:cx="http://schemas.microsoft.com/office/drawing/2014/chartex" xmlns:cx1="http://schemas.microsoft.com/office/drawing/2015/9/8/chartex" xmlns:cx2="http://schemas.microsoft.com/office/drawing/2015/10/21/chartex" xmlns:cx3="http://schemas.microsoft.com/office/drawing/2016/5/9/chartex" xmlns:cx4="http://schemas.microsoft.com/office/drawing/2016/5/10/chartex" xmlns:cx5="http://schemas.microsoft.com/office/drawing/2016/5/11/chartex" xmlns:cx6="http://schemas.microsoft.com/office/drawing/2016/5/12/chartex" xmlns:cx7="http://schemas.microsoft.com/office/drawing/2016/5/13/chartex" xmlns:cx8="http://schemas.microsoft.com/office/drawing/2016/5/14/chartex" xmlns:mc="http://schemas.openxmlformats.org/markup-compatibility/2006" xmlns:aink="http://schemas.microsoft.com/office/drawing/2016/ink" xmlns:am3d="http://schemas.microsoft.com/office/drawing/2017/model3d" xmlns:o="urn:schemas-microsoft-com:office:office" xmlns:oel="http://schemas.microsoft.com/office/2019/extlst" xmlns:r="http://schemas.openxmlformats.org/officeDocument/2006/relationships" xmlns:m="http://schemas.openxmlformats.org/officeDocument/2006/math" xmlns:v="urn:schemas-microsoft-com:vml" xmlns:wp14="http://schemas.microsoft.com/office/word/2010/wordprocessingDrawing" xmlns:wp="http://schemas.openxmlformats.org/drawingml/2006/wordprocessingDrawing" xmlns:w10="urn:schemas-microsoft-com:office:word" xmlns:w="http://schemas.openxmlformats.org/wordprocessingml/2006/main" xmlns:w14="http://schemas.microsoft.com/office/word/2010/wordml" xmlns:w15="http://schemas.microsoft.com/office/word/2012/wordml" xmlns:w16cei="http://schemas.microsoft.com/office/word/2026/wordml/cei" xmlns:w16cex="http://schemas.microsoft.com/office/word/2018/wordml/cex" xmlns:w16cid="http://schemas.microsoft.com/office/word/2016/wordml/cid" xmlns:w16="http://schemas.microsoft.com/office/word/2018/wordml" xmlns:w16du="http://schemas.microsoft.com/office/word/2023/wordml/word16du" xmlns:w16sdtdh="http://schemas.microsoft.com/office/word/2020/wordml/sdtdatahash" xmlns:w16sdtfl="http://schemas.microsoft.com/office/word/2024/wordml/sdtformatlock" xmlns:w16se="http://schemas.microsoft.com/office/word/2015/wordml/symex" xmlns:wpg="http://schemas.microsoft.com/office/word/2010/wordprocessingGroup" xmlns:wpi="http://schemas.microsoft.com/office/word/2010/wordprocessingInk" xmlns:wne="http://schemas.microsoft.com/office/word/2006/wordml" xmlns:wps="http://schemas.microsoft.com/office/word/2010/wordprocessingShape" mc:Ignorable="w14 w15 w16se w16cid w16 w16cex w16sdtdh w16sdtfl w16du wp14">
   <w:endnote w:type="separator" w:id="-1">
     <w:p>
       <w:r>
@@ -9708,7 +7713,7 @@
 </file>
 
 <file path=word/footnotes.xml><?xml version="1.0" encoding="utf-8"?>
-<w:footnotes xmlns:wpc="http://schemas.microsoft.com/office/word/2010/wordprocessingCanvas" xmlns:cx="http://schemas.microsoft.com/office/drawing/2014/chartex" xmlns:cx1="http://schemas.microsoft.com/office/drawing/2015/9/8/chartex" xmlns:cx2="http://schemas.microsoft.com/office/drawing/2015/10/21/chartex" xmlns:cx3="http://schemas.microsoft.com/office/drawing/2016/5/9/chartex" xmlns:cx4="http://schemas.microsoft.com/office/drawing/2016/5/10/chartex" xmlns:cx5="http://schemas.microsoft.com/office/drawing/2016/5/11/chartex" xmlns:cx6="http://schemas.microsoft.com/office/drawing/2016/5/12/chartex" xmlns:cx7="http://schemas.microsoft.com/office/drawing/2016/5/13/chartex" xmlns:cx8="http://schemas.microsoft.com/office/drawing/2016/5/14/chartex" xmlns:mc="http://schemas.openxmlformats.org/markup-compatibility/2006" xmlns:aink="http://schemas.microsoft.com/office/drawing/2016/ink" xmlns:am3d="http://schemas.microsoft.com/office/drawing/2017/model3d" xmlns:o="urn:schemas-microsoft-com:office:office" xmlns:oel="http://schemas.microsoft.com/office/2019/extlst" xmlns:r="http://schemas.openxmlformats.org/officeDocument/2006/relationships" xmlns:m="http://schemas.openxmlformats.org/officeDocument/2006/math" xmlns:v="urn:schemas-microsoft-com:vml" xmlns:wp14="http://schemas.microsoft.com/office/word/2010/wordprocessingDrawing" xmlns:wp="http://schemas.openxmlformats.org/drawingml/2006/wordprocessingDrawing" xmlns:w10="urn:schemas-microsoft-com:office:word" xmlns:w="http://schemas.openxmlformats.org/wordprocessingml/2006/main" xmlns:w14="http://schemas.microsoft.com/office/word/2010/wordml" xmlns:w15="http://schemas.microsoft.com/office/word/2012/wordml" xmlns:w16cex="http://schemas.microsoft.com/office/word/2018/wordml/cex" xmlns:w16cid="http://schemas.microsoft.com/office/word/2016/wordml/cid" xmlns:w16="http://schemas.microsoft.com/office/word/2018/wordml" xmlns:w16du="http://schemas.microsoft.com/office/word/2023/wordml/word16du" xmlns:w16sdtdh="http://schemas.microsoft.com/office/word/2020/wordml/sdtdatahash" xmlns:w16sdtfl="http://schemas.microsoft.com/office/word/2024/wordml/sdtformatlock" xmlns:w16se="http://schemas.microsoft.com/office/word/2015/wordml/symex" xmlns:wpg="http://schemas.microsoft.com/office/word/2010/wordprocessingGroup" xmlns:wpi="http://schemas.microsoft.com/office/word/2010/wordprocessingInk" xmlns:wne="http://schemas.microsoft.com/office/word/2006/wordml" xmlns:wps="http://schemas.microsoft.com/office/word/2010/wordprocessingShape" mc:Ignorable="w14 w15 w16se w16cid w16 w16cex w16sdtdh w16sdtfl w16du wp14">
+<w:footnotes xmlns:wpc="http://schemas.microsoft.com/office/word/2010/wordprocessingCanvas" xmlns:cx="http://schemas.microsoft.com/office/drawing/2014/chartex" xmlns:cx1="http://schemas.microsoft.com/office/drawing/2015/9/8/chartex" xmlns:cx2="http://schemas.microsoft.com/office/drawing/2015/10/21/chartex" xmlns:cx3="http://schemas.microsoft.com/office/drawing/2016/5/9/chartex" xmlns:cx4="http://schemas.microsoft.com/office/drawing/2016/5/10/chartex" xmlns:cx5="http://schemas.microsoft.com/office/drawing/2016/5/11/chartex" xmlns:cx6="http://schemas.microsoft.com/office/drawing/2016/5/12/chartex" xmlns:cx7="http://schemas.microsoft.com/office/drawing/2016/5/13/chartex" xmlns:cx8="http://schemas.microsoft.com/office/drawing/2016/5/14/chartex" xmlns:mc="http://schemas.openxmlformats.org/markup-compatibility/2006" xmlns:aink="http://schemas.microsoft.com/office/drawing/2016/ink" xmlns:am3d="http://schemas.microsoft.com/office/drawing/2017/model3d" xmlns:o="urn:schemas-microsoft-com:office:office" xmlns:oel="http://schemas.microsoft.com/office/2019/extlst" xmlns:r="http://schemas.openxmlformats.org/officeDocument/2006/relationships" xmlns:m="http://schemas.openxmlformats.org/officeDocument/2006/math" xmlns:v="urn:schemas-microsoft-com:vml" xmlns:wp14="http://schemas.microsoft.com/office/word/2010/wordprocessingDrawing" xmlns:wp="http://schemas.openxmlformats.org/drawingml/2006/wordprocessingDrawing" xmlns:w10="urn:schemas-microsoft-com:office:word" xmlns:w="http://schemas.openxmlformats.org/wordprocessingml/2006/main" xmlns:w14="http://schemas.microsoft.com/office/word/2010/wordml" xmlns:w15="http://schemas.microsoft.com/office/word/2012/wordml" xmlns:w16cei="http://schemas.microsoft.com/office/word/2026/wordml/cei" xmlns:w16cex="http://schemas.microsoft.com/office/word/2018/wordml/cex" xmlns:w16cid="http://schemas.microsoft.com/office/word/2016/wordml/cid" xmlns:w16="http://schemas.microsoft.com/office/word/2018/wordml" xmlns:w16du="http://schemas.microsoft.com/office/word/2023/wordml/word16du" xmlns:w16sdtdh="http://schemas.microsoft.com/office/word/2020/wordml/sdtdatahash" xmlns:w16sdtfl="http://schemas.microsoft.com/office/word/2024/wordml/sdtformatlock" xmlns:w16se="http://schemas.microsoft.com/office/word/2015/wordml/symex" xmlns:wpg="http://schemas.microsoft.com/office/word/2010/wordprocessingGroup" xmlns:wpi="http://schemas.microsoft.com/office/word/2010/wordprocessingInk" xmlns:wne="http://schemas.microsoft.com/office/word/2006/wordml" xmlns:wps="http://schemas.microsoft.com/office/word/2010/wordprocessingShape" mc:Ignorable="w14 w15 w16se w16cid w16 w16cex w16sdtdh w16sdtfl w16du wp14">
   <w:footnote w:type="separator" w:id="-1">
     <w:p>
       <w:r>
@@ -9724,6 +7729,103 @@
     </w:p>
   </w:footnote>
 </w:footnotes>
+</file>
+
+<file path=word/header1.xml><?xml version="1.0" encoding="utf-8"?>
+<w:hdr xmlns:wpc="http://schemas.microsoft.com/office/word/2010/wordprocessingCanvas" xmlns:cx="http://schemas.microsoft.com/office/drawing/2014/chartex" xmlns:cx1="http://schemas.microsoft.com/office/drawing/2015/9/8/chartex" xmlns:cx2="http://schemas.microsoft.com/office/drawing/2015/10/21/chartex" xmlns:cx3="http://schemas.microsoft.com/office/drawing/2016/5/9/chartex" xmlns:cx4="http://schemas.microsoft.com/office/drawing/2016/5/10/chartex" xmlns:cx5="http://schemas.microsoft.com/office/drawing/2016/5/11/chartex" xmlns:cx6="http://schemas.microsoft.com/office/drawing/2016/5/12/chartex" xmlns:cx7="http://schemas.microsoft.com/office/drawing/2016/5/13/chartex" xmlns:cx8="http://schemas.microsoft.com/office/drawing/2016/5/14/chartex" xmlns:mc="http://schemas.openxmlformats.org/markup-compatibility/2006" xmlns:aink="http://schemas.microsoft.com/office/drawing/2016/ink" xmlns:am3d="http://schemas.microsoft.com/office/drawing/2017/model3d" xmlns:o="urn:schemas-microsoft-com:office:office" xmlns:oel="http://schemas.microsoft.com/office/2019/extlst" xmlns:r="http://schemas.openxmlformats.org/officeDocument/2006/relationships" xmlns:m="http://schemas.openxmlformats.org/officeDocument/2006/math" xmlns:v="urn:schemas-microsoft-com:vml" xmlns:wp14="http://schemas.microsoft.com/office/word/2010/wordprocessingDrawing" xmlns:wp="http://schemas.openxmlformats.org/drawingml/2006/wordprocessingDrawing" xmlns:w10="urn:schemas-microsoft-com:office:word" xmlns:w="http://schemas.openxmlformats.org/wordprocessingml/2006/main" xmlns:w14="http://schemas.microsoft.com/office/word/2010/wordml" xmlns:w15="http://schemas.microsoft.com/office/word/2012/wordml" xmlns:w16cei="http://schemas.microsoft.com/office/word/2026/wordml/cei" xmlns:w16cex="http://schemas.microsoft.com/office/word/2018/wordml/cex" xmlns:w16cid="http://schemas.microsoft.com/office/word/2016/wordml/cid" xmlns:w16="http://schemas.microsoft.com/office/word/2018/wordml" xmlns:w16du="http://schemas.microsoft.com/office/word/2023/wordml/word16du" xmlns:w16sdtdh="http://schemas.microsoft.com/office/word/2020/wordml/sdtdatahash" xmlns:w16sdtfl="http://schemas.microsoft.com/office/word/2024/wordml/sdtformatlock" xmlns:w16se="http://schemas.microsoft.com/office/word/2015/wordml/symex" xmlns:wpg="http://schemas.microsoft.com/office/word/2010/wordprocessingGroup" xmlns:wpi="http://schemas.microsoft.com/office/word/2010/wordprocessingInk" xmlns:wne="http://schemas.microsoft.com/office/word/2006/wordml" xmlns:wps="http://schemas.microsoft.com/office/word/2010/wordprocessingShape" mc:Ignorable="w14 w15 w16se w16cid w16 w16cex w16sdtdh w16sdtfl w16du wp14">
+  <w:p>
+    <w:pPr>
+      <w:pStyle w:val="ae"/>
+    </w:pPr>
+    <w:r>
+      <w:rPr>
+        <w:noProof/>
+      </w:rPr>
+      <w:drawing>
+        <wp:anchor distT="0" distB="0" distL="114300" distR="114300" simplePos="0" relativeHeight="251658240" behindDoc="0" locked="0" layoutInCell="1" allowOverlap="1" wp14:anchorId="4B95A683" wp14:editId="09569EE2">
+          <wp:simplePos x="0" y="0"/>
+          <wp:positionH relativeFrom="column">
+            <wp:posOffset>-38100</wp:posOffset>
+          </wp:positionH>
+          <wp:positionV relativeFrom="paragraph">
+            <wp:posOffset>-356235</wp:posOffset>
+          </wp:positionV>
+          <wp:extent cx="7128510" cy="8705215"/>
+          <wp:effectExtent l="0" t="0" r="0" b="635"/>
+          <wp:wrapNone/>
+          <wp:docPr id="1930071031" name="圖片 1"/>
+          <wp:cNvGraphicFramePr>
+            <a:graphicFrameLocks xmlns:a="http://schemas.openxmlformats.org/drawingml/2006/main" noChangeAspect="1"/>
+          </wp:cNvGraphicFramePr>
+          <a:graphic xmlns:a="http://schemas.openxmlformats.org/drawingml/2006/main">
+            <a:graphicData uri="http://schemas.openxmlformats.org/drawingml/2006/picture">
+              <pic:pic xmlns:pic="http://schemas.openxmlformats.org/drawingml/2006/picture">
+                <pic:nvPicPr>
+                  <pic:cNvPr id="1930071031" name="圖片 1930071031"/>
+                  <pic:cNvPicPr/>
+                </pic:nvPicPr>
+                <pic:blipFill>
+                  <a:blip r:embed="rId1">
+                    <a:lum bright="70000" contrast="-70000"/>
+                    <a:extLst>
+                      <a:ext uri="{BEBA8EAE-BF5A-486C-A8C5-ECC9F3942E4B}">
+                        <a14:imgProps xmlns:a14="http://schemas.microsoft.com/office/drawing/2010/main">
+                          <a14:imgLayer r:embed="rId2">
+                            <a14:imgEffect>
+                              <a14:colorTemperature colorTemp="5200"/>
+                            </a14:imgEffect>
+                            <a14:imgEffect>
+                              <a14:saturation sat="292000"/>
+                            </a14:imgEffect>
+                            <a14:imgEffect>
+                              <a14:brightnessContrast bright="20000"/>
+                            </a14:imgEffect>
+                          </a14:imgLayer>
+                        </a14:imgProps>
+                      </a:ext>
+                      <a:ext uri="{28A0092B-C50C-407E-A947-70E740481C1C}">
+                        <a14:useLocalDpi xmlns:a14="http://schemas.microsoft.com/office/drawing/2010/main" val="0"/>
+                      </a:ext>
+                    </a:extLst>
+                  </a:blip>
+                  <a:stretch>
+                    <a:fillRect/>
+                  </a:stretch>
+                </pic:blipFill>
+                <pic:spPr>
+                  <a:xfrm>
+                    <a:off x="0" y="0"/>
+                    <a:ext cx="7128510" cy="8705215"/>
+                  </a:xfrm>
+                  <a:prstGeom prst="rect">
+                    <a:avLst/>
+                  </a:prstGeom>
+                  <a:ln>
+                    <a:noFill/>
+                  </a:ln>
+                  <a:effectLst>
+                    <a:softEdge rad="112500"/>
+                  </a:effectLst>
+                </pic:spPr>
+              </pic:pic>
+            </a:graphicData>
+          </a:graphic>
+          <wp14:sizeRelH relativeFrom="page">
+            <wp14:pctWidth>0</wp14:pctWidth>
+          </wp14:sizeRelH>
+          <wp14:sizeRelV relativeFrom="page">
+            <wp14:pctHeight>0</wp14:pctHeight>
+          </wp14:sizeRelV>
+        </wp:anchor>
+      </w:drawing>
+    </w:r>
+  </w:p>
+  <w:p>
+    <w:pPr>
+      <w:pStyle w:val="ae"/>
+    </w:pPr>
+  </w:p>
+</w:hdr>
 </file>
 
 <file path=word/styles.xml><?xml version="1.0" encoding="utf-8"?>

--- a/word 範本.docx
+++ b/word 範本.docx
@@ -264,18 +264,61 @@
                 <w14:ligatures w14:val="none"/>
               </w:rPr>
             </w:pPr>
-            <w:r>
-              <w:rPr>
-                <w:rFonts w:ascii="Franklin Gothic Heavy" w:eastAsia="新細明體" w:hAnsi="Franklin Gothic Heavy" w:cs="新細明體"/>
-                <w:b/>
-                <w:bCs/>
-                <w:color w:val="000000"/>
-                <w:kern w:val="0"/>
-                <w:sz w:val="28"/>
-                <w:szCs w:val="28"/>
-                <w14:ligatures w14:val="none"/>
-              </w:rPr>
-              <w:t>05  07  24  38  39</w:t>
+            <w:proofErr w:type="gramStart"/>
+            <w:r>
+              <w:rPr>
+                <w:rFonts w:ascii="Franklin Gothic Heavy" w:eastAsia="新細明體" w:hAnsi="Franklin Gothic Heavy" w:cs="新細明體"/>
+                <w:b/>
+                <w:bCs/>
+                <w:color w:val="000000"/>
+                <w:kern w:val="0"/>
+                <w:sz w:val="28"/>
+                <w:szCs w:val="28"/>
+                <w14:ligatures w14:val="none"/>
+              </w:rPr>
+              <w:t>05  07</w:t>
+            </w:r>
+            <w:proofErr w:type="gramEnd"/>
+            <w:r>
+              <w:rPr>
+                <w:rFonts w:ascii="Franklin Gothic Heavy" w:eastAsia="新細明體" w:hAnsi="Franklin Gothic Heavy" w:cs="新細明體"/>
+                <w:b/>
+                <w:bCs/>
+                <w:color w:val="000000"/>
+                <w:kern w:val="0"/>
+                <w:sz w:val="28"/>
+                <w:szCs w:val="28"/>
+                <w14:ligatures w14:val="none"/>
+              </w:rPr>
+              <w:t>  </w:t>
+            </w:r>
+            <w:proofErr w:type="gramStart"/>
+            <w:r>
+              <w:rPr>
+                <w:rFonts w:ascii="Franklin Gothic Heavy" w:eastAsia="新細明體" w:hAnsi="Franklin Gothic Heavy" w:cs="新細明體"/>
+                <w:b/>
+                <w:bCs/>
+                <w:color w:val="000000"/>
+                <w:kern w:val="0"/>
+                <w:sz w:val="28"/>
+                <w:szCs w:val="28"/>
+                <w14:ligatures w14:val="none"/>
+              </w:rPr>
+              <w:t>24  38</w:t>
+            </w:r>
+            <w:proofErr w:type="gramEnd"/>
+            <w:r>
+              <w:rPr>
+                <w:rFonts w:ascii="Franklin Gothic Heavy" w:eastAsia="新細明體" w:hAnsi="Franklin Gothic Heavy" w:cs="新細明體"/>
+                <w:b/>
+                <w:bCs/>
+                <w:color w:val="000000"/>
+                <w:kern w:val="0"/>
+                <w:sz w:val="28"/>
+                <w:szCs w:val="28"/>
+                <w14:ligatures w14:val="none"/>
+              </w:rPr>
+              <w:t>  39</w:t>
             </w:r>
           </w:p>
         </w:tc>
@@ -395,18 +438,61 @@
                 <w14:ligatures w14:val="none"/>
               </w:rPr>
             </w:pPr>
-            <w:r>
-              <w:rPr>
-                <w:rFonts w:ascii="Franklin Gothic Heavy" w:eastAsia="新細明體" w:hAnsi="Franklin Gothic Heavy" w:cs="新細明體"/>
-                <w:b/>
-                <w:bCs/>
-                <w:color w:val="000000"/>
-                <w:kern w:val="0"/>
-                <w:sz w:val="28"/>
-                <w:szCs w:val="28"/>
-                <w14:ligatures w14:val="none"/>
-              </w:rPr>
-              <w:t>02  10  17  25  35</w:t>
+            <w:proofErr w:type="gramStart"/>
+            <w:r>
+              <w:rPr>
+                <w:rFonts w:ascii="Franklin Gothic Heavy" w:eastAsia="新細明體" w:hAnsi="Franklin Gothic Heavy" w:cs="新細明體"/>
+                <w:b/>
+                <w:bCs/>
+                <w:color w:val="000000"/>
+                <w:kern w:val="0"/>
+                <w:sz w:val="28"/>
+                <w:szCs w:val="28"/>
+                <w14:ligatures w14:val="none"/>
+              </w:rPr>
+              <w:t>02  10</w:t>
+            </w:r>
+            <w:proofErr w:type="gramEnd"/>
+            <w:r>
+              <w:rPr>
+                <w:rFonts w:ascii="Franklin Gothic Heavy" w:eastAsia="新細明體" w:hAnsi="Franklin Gothic Heavy" w:cs="新細明體"/>
+                <w:b/>
+                <w:bCs/>
+                <w:color w:val="000000"/>
+                <w:kern w:val="0"/>
+                <w:sz w:val="28"/>
+                <w:szCs w:val="28"/>
+                <w14:ligatures w14:val="none"/>
+              </w:rPr>
+              <w:t>  </w:t>
+            </w:r>
+            <w:proofErr w:type="gramStart"/>
+            <w:r>
+              <w:rPr>
+                <w:rFonts w:ascii="Franklin Gothic Heavy" w:eastAsia="新細明體" w:hAnsi="Franklin Gothic Heavy" w:cs="新細明體"/>
+                <w:b/>
+                <w:bCs/>
+                <w:color w:val="000000"/>
+                <w:kern w:val="0"/>
+                <w:sz w:val="28"/>
+                <w:szCs w:val="28"/>
+                <w14:ligatures w14:val="none"/>
+              </w:rPr>
+              <w:t>17  25</w:t>
+            </w:r>
+            <w:proofErr w:type="gramEnd"/>
+            <w:r>
+              <w:rPr>
+                <w:rFonts w:ascii="Franklin Gothic Heavy" w:eastAsia="新細明體" w:hAnsi="Franklin Gothic Heavy" w:cs="新細明體"/>
+                <w:b/>
+                <w:bCs/>
+                <w:color w:val="000000"/>
+                <w:kern w:val="0"/>
+                <w:sz w:val="28"/>
+                <w:szCs w:val="28"/>
+                <w14:ligatures w14:val="none"/>
+              </w:rPr>
+              <w:t>  35</w:t>
             </w:r>
           </w:p>
         </w:tc>
@@ -526,18 +612,61 @@
                 <w14:ligatures w14:val="none"/>
               </w:rPr>
             </w:pPr>
-            <w:r>
-              <w:rPr>
-                <w:rFonts w:ascii="Franklin Gothic Heavy" w:eastAsia="新細明體" w:hAnsi="Franklin Gothic Heavy" w:cs="新細明體"/>
-                <w:b/>
-                <w:bCs/>
-                <w:color w:val="000000"/>
-                <w:kern w:val="0"/>
-                <w:sz w:val="28"/>
-                <w:szCs w:val="28"/>
-                <w14:ligatures w14:val="none"/>
-              </w:rPr>
-              <w:t>16  21  25  29  34</w:t>
+            <w:proofErr w:type="gramStart"/>
+            <w:r>
+              <w:rPr>
+                <w:rFonts w:ascii="Franklin Gothic Heavy" w:eastAsia="新細明體" w:hAnsi="Franklin Gothic Heavy" w:cs="新細明體"/>
+                <w:b/>
+                <w:bCs/>
+                <w:color w:val="000000"/>
+                <w:kern w:val="0"/>
+                <w:sz w:val="28"/>
+                <w:szCs w:val="28"/>
+                <w14:ligatures w14:val="none"/>
+              </w:rPr>
+              <w:t>16  21</w:t>
+            </w:r>
+            <w:proofErr w:type="gramEnd"/>
+            <w:r>
+              <w:rPr>
+                <w:rFonts w:ascii="Franklin Gothic Heavy" w:eastAsia="新細明體" w:hAnsi="Franklin Gothic Heavy" w:cs="新細明體"/>
+                <w:b/>
+                <w:bCs/>
+                <w:color w:val="000000"/>
+                <w:kern w:val="0"/>
+                <w:sz w:val="28"/>
+                <w:szCs w:val="28"/>
+                <w14:ligatures w14:val="none"/>
+              </w:rPr>
+              <w:t>  </w:t>
+            </w:r>
+            <w:proofErr w:type="gramStart"/>
+            <w:r>
+              <w:rPr>
+                <w:rFonts w:ascii="Franklin Gothic Heavy" w:eastAsia="新細明體" w:hAnsi="Franklin Gothic Heavy" w:cs="新細明體"/>
+                <w:b/>
+                <w:bCs/>
+                <w:color w:val="000000"/>
+                <w:kern w:val="0"/>
+                <w:sz w:val="28"/>
+                <w:szCs w:val="28"/>
+                <w14:ligatures w14:val="none"/>
+              </w:rPr>
+              <w:t>25  29</w:t>
+            </w:r>
+            <w:proofErr w:type="gramEnd"/>
+            <w:r>
+              <w:rPr>
+                <w:rFonts w:ascii="Franklin Gothic Heavy" w:eastAsia="新細明體" w:hAnsi="Franklin Gothic Heavy" w:cs="新細明體"/>
+                <w:b/>
+                <w:bCs/>
+                <w:color w:val="000000"/>
+                <w:kern w:val="0"/>
+                <w:sz w:val="28"/>
+                <w:szCs w:val="28"/>
+                <w14:ligatures w14:val="none"/>
+              </w:rPr>
+              <w:t>  34</w:t>
             </w:r>
           </w:p>
         </w:tc>
@@ -657,18 +786,61 @@
                 <w14:ligatures w14:val="none"/>
               </w:rPr>
             </w:pPr>
-            <w:r>
-              <w:rPr>
-                <w:rFonts w:ascii="Franklin Gothic Heavy" w:eastAsia="新細明體" w:hAnsi="Franklin Gothic Heavy" w:cs="新細明體"/>
-                <w:b/>
-                <w:bCs/>
-                <w:color w:val="000000"/>
-                <w:kern w:val="0"/>
-                <w:sz w:val="28"/>
-                <w:szCs w:val="28"/>
-                <w14:ligatures w14:val="none"/>
-              </w:rPr>
-              <w:t>03  20  21  22  33</w:t>
+            <w:proofErr w:type="gramStart"/>
+            <w:r>
+              <w:rPr>
+                <w:rFonts w:ascii="Franklin Gothic Heavy" w:eastAsia="新細明體" w:hAnsi="Franklin Gothic Heavy" w:cs="新細明體"/>
+                <w:b/>
+                <w:bCs/>
+                <w:color w:val="000000"/>
+                <w:kern w:val="0"/>
+                <w:sz w:val="28"/>
+                <w:szCs w:val="28"/>
+                <w14:ligatures w14:val="none"/>
+              </w:rPr>
+              <w:t>03  20</w:t>
+            </w:r>
+            <w:proofErr w:type="gramEnd"/>
+            <w:r>
+              <w:rPr>
+                <w:rFonts w:ascii="Franklin Gothic Heavy" w:eastAsia="新細明體" w:hAnsi="Franklin Gothic Heavy" w:cs="新細明體"/>
+                <w:b/>
+                <w:bCs/>
+                <w:color w:val="000000"/>
+                <w:kern w:val="0"/>
+                <w:sz w:val="28"/>
+                <w:szCs w:val="28"/>
+                <w14:ligatures w14:val="none"/>
+              </w:rPr>
+              <w:t>  </w:t>
+            </w:r>
+            <w:proofErr w:type="gramStart"/>
+            <w:r>
+              <w:rPr>
+                <w:rFonts w:ascii="Franklin Gothic Heavy" w:eastAsia="新細明體" w:hAnsi="Franklin Gothic Heavy" w:cs="新細明體"/>
+                <w:b/>
+                <w:bCs/>
+                <w:color w:val="000000"/>
+                <w:kern w:val="0"/>
+                <w:sz w:val="28"/>
+                <w:szCs w:val="28"/>
+                <w14:ligatures w14:val="none"/>
+              </w:rPr>
+              <w:t>21  22</w:t>
+            </w:r>
+            <w:proofErr w:type="gramEnd"/>
+            <w:r>
+              <w:rPr>
+                <w:rFonts w:ascii="Franklin Gothic Heavy" w:eastAsia="新細明體" w:hAnsi="Franklin Gothic Heavy" w:cs="新細明體"/>
+                <w:b/>
+                <w:bCs/>
+                <w:color w:val="000000"/>
+                <w:kern w:val="0"/>
+                <w:sz w:val="28"/>
+                <w:szCs w:val="28"/>
+                <w14:ligatures w14:val="none"/>
+              </w:rPr>
+              <w:t>  33</w:t>
             </w:r>
           </w:p>
         </w:tc>
@@ -788,18 +960,61 @@
                 <w14:ligatures w14:val="none"/>
               </w:rPr>
             </w:pPr>
-            <w:r>
-              <w:rPr>
-                <w:rFonts w:ascii="Franklin Gothic Heavy" w:eastAsia="新細明體" w:hAnsi="Franklin Gothic Heavy" w:cs="新細明體"/>
-                <w:b/>
-                <w:bCs/>
-                <w:color w:val="000000"/>
-                <w:kern w:val="0"/>
-                <w:sz w:val="28"/>
-                <w:szCs w:val="28"/>
-                <w14:ligatures w14:val="none"/>
-              </w:rPr>
-              <w:t>08  18  20  23  27</w:t>
+            <w:proofErr w:type="gramStart"/>
+            <w:r>
+              <w:rPr>
+                <w:rFonts w:ascii="Franklin Gothic Heavy" w:eastAsia="新細明體" w:hAnsi="Franklin Gothic Heavy" w:cs="新細明體"/>
+                <w:b/>
+                <w:bCs/>
+                <w:color w:val="000000"/>
+                <w:kern w:val="0"/>
+                <w:sz w:val="28"/>
+                <w:szCs w:val="28"/>
+                <w14:ligatures w14:val="none"/>
+              </w:rPr>
+              <w:t>08  18</w:t>
+            </w:r>
+            <w:proofErr w:type="gramEnd"/>
+            <w:r>
+              <w:rPr>
+                <w:rFonts w:ascii="Franklin Gothic Heavy" w:eastAsia="新細明體" w:hAnsi="Franklin Gothic Heavy" w:cs="新細明體"/>
+                <w:b/>
+                <w:bCs/>
+                <w:color w:val="000000"/>
+                <w:kern w:val="0"/>
+                <w:sz w:val="28"/>
+                <w:szCs w:val="28"/>
+                <w14:ligatures w14:val="none"/>
+              </w:rPr>
+              <w:t>  </w:t>
+            </w:r>
+            <w:proofErr w:type="gramStart"/>
+            <w:r>
+              <w:rPr>
+                <w:rFonts w:ascii="Franklin Gothic Heavy" w:eastAsia="新細明體" w:hAnsi="Franklin Gothic Heavy" w:cs="新細明體"/>
+                <w:b/>
+                <w:bCs/>
+                <w:color w:val="000000"/>
+                <w:kern w:val="0"/>
+                <w:sz w:val="28"/>
+                <w:szCs w:val="28"/>
+                <w14:ligatures w14:val="none"/>
+              </w:rPr>
+              <w:t>20  23</w:t>
+            </w:r>
+            <w:proofErr w:type="gramEnd"/>
+            <w:r>
+              <w:rPr>
+                <w:rFonts w:ascii="Franklin Gothic Heavy" w:eastAsia="新細明體" w:hAnsi="Franklin Gothic Heavy" w:cs="新細明體"/>
+                <w:b/>
+                <w:bCs/>
+                <w:color w:val="000000"/>
+                <w:kern w:val="0"/>
+                <w:sz w:val="28"/>
+                <w:szCs w:val="28"/>
+                <w14:ligatures w14:val="none"/>
+              </w:rPr>
+              <w:t>  27</w:t>
             </w:r>
           </w:p>
         </w:tc>
@@ -919,18 +1134,61 @@
                 <w14:ligatures w14:val="none"/>
               </w:rPr>
             </w:pPr>
-            <w:r>
-              <w:rPr>
-                <w:rFonts w:ascii="Franklin Gothic Heavy" w:eastAsia="新細明體" w:hAnsi="Franklin Gothic Heavy" w:cs="新細明體"/>
-                <w:b/>
-                <w:bCs/>
-                <w:color w:val="000000"/>
-                <w:kern w:val="0"/>
-                <w:sz w:val="28"/>
-                <w:szCs w:val="28"/>
-                <w14:ligatures w14:val="none"/>
-              </w:rPr>
-              <w:t>07  08  21  35  38</w:t>
+            <w:proofErr w:type="gramStart"/>
+            <w:r>
+              <w:rPr>
+                <w:rFonts w:ascii="Franklin Gothic Heavy" w:eastAsia="新細明體" w:hAnsi="Franklin Gothic Heavy" w:cs="新細明體"/>
+                <w:b/>
+                <w:bCs/>
+                <w:color w:val="000000"/>
+                <w:kern w:val="0"/>
+                <w:sz w:val="28"/>
+                <w:szCs w:val="28"/>
+                <w14:ligatures w14:val="none"/>
+              </w:rPr>
+              <w:t>07  08</w:t>
+            </w:r>
+            <w:proofErr w:type="gramEnd"/>
+            <w:r>
+              <w:rPr>
+                <w:rFonts w:ascii="Franklin Gothic Heavy" w:eastAsia="新細明體" w:hAnsi="Franklin Gothic Heavy" w:cs="新細明體"/>
+                <w:b/>
+                <w:bCs/>
+                <w:color w:val="000000"/>
+                <w:kern w:val="0"/>
+                <w:sz w:val="28"/>
+                <w:szCs w:val="28"/>
+                <w14:ligatures w14:val="none"/>
+              </w:rPr>
+              <w:t>  </w:t>
+            </w:r>
+            <w:proofErr w:type="gramStart"/>
+            <w:r>
+              <w:rPr>
+                <w:rFonts w:ascii="Franklin Gothic Heavy" w:eastAsia="新細明體" w:hAnsi="Franklin Gothic Heavy" w:cs="新細明體"/>
+                <w:b/>
+                <w:bCs/>
+                <w:color w:val="000000"/>
+                <w:kern w:val="0"/>
+                <w:sz w:val="28"/>
+                <w:szCs w:val="28"/>
+                <w14:ligatures w14:val="none"/>
+              </w:rPr>
+              <w:t>21  35</w:t>
+            </w:r>
+            <w:proofErr w:type="gramEnd"/>
+            <w:r>
+              <w:rPr>
+                <w:rFonts w:ascii="Franklin Gothic Heavy" w:eastAsia="新細明體" w:hAnsi="Franklin Gothic Heavy" w:cs="新細明體"/>
+                <w:b/>
+                <w:bCs/>
+                <w:color w:val="000000"/>
+                <w:kern w:val="0"/>
+                <w:sz w:val="28"/>
+                <w:szCs w:val="28"/>
+                <w14:ligatures w14:val="none"/>
+              </w:rPr>
+              <w:t>  38</w:t>
             </w:r>
           </w:p>
         </w:tc>
@@ -1050,18 +1308,61 @@
                 <w14:ligatures w14:val="none"/>
               </w:rPr>
             </w:pPr>
-            <w:r>
-              <w:rPr>
-                <w:rFonts w:ascii="Franklin Gothic Heavy" w:eastAsia="新細明體" w:hAnsi="Franklin Gothic Heavy" w:cs="新細明體"/>
-                <w:b/>
-                <w:bCs/>
-                <w:color w:val="000000"/>
-                <w:kern w:val="0"/>
-                <w:sz w:val="28"/>
-                <w:szCs w:val="28"/>
-                <w14:ligatures w14:val="none"/>
-              </w:rPr>
-              <w:t>02  06  22  32  36</w:t>
+            <w:proofErr w:type="gramStart"/>
+            <w:r>
+              <w:rPr>
+                <w:rFonts w:ascii="Franklin Gothic Heavy" w:eastAsia="新細明體" w:hAnsi="Franklin Gothic Heavy" w:cs="新細明體"/>
+                <w:b/>
+                <w:bCs/>
+                <w:color w:val="000000"/>
+                <w:kern w:val="0"/>
+                <w:sz w:val="28"/>
+                <w:szCs w:val="28"/>
+                <w14:ligatures w14:val="none"/>
+              </w:rPr>
+              <w:t>02  06</w:t>
+            </w:r>
+            <w:proofErr w:type="gramEnd"/>
+            <w:r>
+              <w:rPr>
+                <w:rFonts w:ascii="Franklin Gothic Heavy" w:eastAsia="新細明體" w:hAnsi="Franklin Gothic Heavy" w:cs="新細明體"/>
+                <w:b/>
+                <w:bCs/>
+                <w:color w:val="000000"/>
+                <w:kern w:val="0"/>
+                <w:sz w:val="28"/>
+                <w:szCs w:val="28"/>
+                <w14:ligatures w14:val="none"/>
+              </w:rPr>
+              <w:t>  </w:t>
+            </w:r>
+            <w:proofErr w:type="gramStart"/>
+            <w:r>
+              <w:rPr>
+                <w:rFonts w:ascii="Franklin Gothic Heavy" w:eastAsia="新細明體" w:hAnsi="Franklin Gothic Heavy" w:cs="新細明體"/>
+                <w:b/>
+                <w:bCs/>
+                <w:color w:val="000000"/>
+                <w:kern w:val="0"/>
+                <w:sz w:val="28"/>
+                <w:szCs w:val="28"/>
+                <w14:ligatures w14:val="none"/>
+              </w:rPr>
+              <w:t>22  32</w:t>
+            </w:r>
+            <w:proofErr w:type="gramEnd"/>
+            <w:r>
+              <w:rPr>
+                <w:rFonts w:ascii="Franklin Gothic Heavy" w:eastAsia="新細明體" w:hAnsi="Franklin Gothic Heavy" w:cs="新細明體"/>
+                <w:b/>
+                <w:bCs/>
+                <w:color w:val="000000"/>
+                <w:kern w:val="0"/>
+                <w:sz w:val="28"/>
+                <w:szCs w:val="28"/>
+                <w14:ligatures w14:val="none"/>
+              </w:rPr>
+              <w:t>  36</w:t>
             </w:r>
           </w:p>
         </w:tc>
@@ -1181,18 +1482,61 @@
                 <w14:ligatures w14:val="none"/>
               </w:rPr>
             </w:pPr>
-            <w:r>
-              <w:rPr>
-                <w:rFonts w:ascii="Franklin Gothic Heavy" w:eastAsia="新細明體" w:hAnsi="Franklin Gothic Heavy" w:cs="新細明體"/>
-                <w:b/>
-                <w:bCs/>
-                <w:color w:val="000000"/>
-                <w:kern w:val="0"/>
-                <w:sz w:val="28"/>
-                <w:szCs w:val="28"/>
-                <w14:ligatures w14:val="none"/>
-              </w:rPr>
-              <w:t>06  15  27  30  31</w:t>
+            <w:proofErr w:type="gramStart"/>
+            <w:r>
+              <w:rPr>
+                <w:rFonts w:ascii="Franklin Gothic Heavy" w:eastAsia="新細明體" w:hAnsi="Franklin Gothic Heavy" w:cs="新細明體"/>
+                <w:b/>
+                <w:bCs/>
+                <w:color w:val="000000"/>
+                <w:kern w:val="0"/>
+                <w:sz w:val="28"/>
+                <w:szCs w:val="28"/>
+                <w14:ligatures w14:val="none"/>
+              </w:rPr>
+              <w:t>06  15</w:t>
+            </w:r>
+            <w:proofErr w:type="gramEnd"/>
+            <w:r>
+              <w:rPr>
+                <w:rFonts w:ascii="Franklin Gothic Heavy" w:eastAsia="新細明體" w:hAnsi="Franklin Gothic Heavy" w:cs="新細明體"/>
+                <w:b/>
+                <w:bCs/>
+                <w:color w:val="000000"/>
+                <w:kern w:val="0"/>
+                <w:sz w:val="28"/>
+                <w:szCs w:val="28"/>
+                <w14:ligatures w14:val="none"/>
+              </w:rPr>
+              <w:t>  </w:t>
+            </w:r>
+            <w:proofErr w:type="gramStart"/>
+            <w:r>
+              <w:rPr>
+                <w:rFonts w:ascii="Franklin Gothic Heavy" w:eastAsia="新細明體" w:hAnsi="Franklin Gothic Heavy" w:cs="新細明體"/>
+                <w:b/>
+                <w:bCs/>
+                <w:color w:val="000000"/>
+                <w:kern w:val="0"/>
+                <w:sz w:val="28"/>
+                <w:szCs w:val="28"/>
+                <w14:ligatures w14:val="none"/>
+              </w:rPr>
+              <w:t>27  30</w:t>
+            </w:r>
+            <w:proofErr w:type="gramEnd"/>
+            <w:r>
+              <w:rPr>
+                <w:rFonts w:ascii="Franklin Gothic Heavy" w:eastAsia="新細明體" w:hAnsi="Franklin Gothic Heavy" w:cs="新細明體"/>
+                <w:b/>
+                <w:bCs/>
+                <w:color w:val="000000"/>
+                <w:kern w:val="0"/>
+                <w:sz w:val="28"/>
+                <w:szCs w:val="28"/>
+                <w14:ligatures w14:val="none"/>
+              </w:rPr>
+              <w:t>  31</w:t>
             </w:r>
           </w:p>
         </w:tc>
@@ -1312,18 +1656,61 @@
                 <w14:ligatures w14:val="none"/>
               </w:rPr>
             </w:pPr>
-            <w:r>
-              <w:rPr>
-                <w:rFonts w:ascii="Franklin Gothic Heavy" w:eastAsia="新細明體" w:hAnsi="Franklin Gothic Heavy" w:cs="新細明體"/>
-                <w:b/>
-                <w:bCs/>
-                <w:color w:val="000000"/>
-                <w:kern w:val="0"/>
-                <w:sz w:val="28"/>
-                <w:szCs w:val="28"/>
-                <w14:ligatures w14:val="none"/>
-              </w:rPr>
-              <w:t>02  03  14  16  20</w:t>
+            <w:proofErr w:type="gramStart"/>
+            <w:r>
+              <w:rPr>
+                <w:rFonts w:ascii="Franklin Gothic Heavy" w:eastAsia="新細明體" w:hAnsi="Franklin Gothic Heavy" w:cs="新細明體"/>
+                <w:b/>
+                <w:bCs/>
+                <w:color w:val="000000"/>
+                <w:kern w:val="0"/>
+                <w:sz w:val="28"/>
+                <w:szCs w:val="28"/>
+                <w14:ligatures w14:val="none"/>
+              </w:rPr>
+              <w:t>02  03</w:t>
+            </w:r>
+            <w:proofErr w:type="gramEnd"/>
+            <w:r>
+              <w:rPr>
+                <w:rFonts w:ascii="Franklin Gothic Heavy" w:eastAsia="新細明體" w:hAnsi="Franklin Gothic Heavy" w:cs="新細明體"/>
+                <w:b/>
+                <w:bCs/>
+                <w:color w:val="000000"/>
+                <w:kern w:val="0"/>
+                <w:sz w:val="28"/>
+                <w:szCs w:val="28"/>
+                <w14:ligatures w14:val="none"/>
+              </w:rPr>
+              <w:t>  </w:t>
+            </w:r>
+            <w:proofErr w:type="gramStart"/>
+            <w:r>
+              <w:rPr>
+                <w:rFonts w:ascii="Franklin Gothic Heavy" w:eastAsia="新細明體" w:hAnsi="Franklin Gothic Heavy" w:cs="新細明體"/>
+                <w:b/>
+                <w:bCs/>
+                <w:color w:val="000000"/>
+                <w:kern w:val="0"/>
+                <w:sz w:val="28"/>
+                <w:szCs w:val="28"/>
+                <w14:ligatures w14:val="none"/>
+              </w:rPr>
+              <w:t>14  16</w:t>
+            </w:r>
+            <w:proofErr w:type="gramEnd"/>
+            <w:r>
+              <w:rPr>
+                <w:rFonts w:ascii="Franklin Gothic Heavy" w:eastAsia="新細明體" w:hAnsi="Franklin Gothic Heavy" w:cs="新細明體"/>
+                <w:b/>
+                <w:bCs/>
+                <w:color w:val="000000"/>
+                <w:kern w:val="0"/>
+                <w:sz w:val="28"/>
+                <w:szCs w:val="28"/>
+                <w14:ligatures w14:val="none"/>
+              </w:rPr>
+              <w:t>  20</w:t>
             </w:r>
           </w:p>
         </w:tc>
@@ -1443,18 +1830,61 @@
                 <w14:ligatures w14:val="none"/>
               </w:rPr>
             </w:pPr>
-            <w:r>
-              <w:rPr>
-                <w:rFonts w:ascii="Franklin Gothic Heavy" w:eastAsia="新細明體" w:hAnsi="Franklin Gothic Heavy" w:cs="新細明體"/>
-                <w:b/>
-                <w:bCs/>
-                <w:color w:val="000000"/>
-                <w:kern w:val="0"/>
-                <w:sz w:val="28"/>
-                <w:szCs w:val="28"/>
-                <w14:ligatures w14:val="none"/>
-              </w:rPr>
-              <w:t>08  09  17  25  38</w:t>
+            <w:proofErr w:type="gramStart"/>
+            <w:r>
+              <w:rPr>
+                <w:rFonts w:ascii="Franklin Gothic Heavy" w:eastAsia="新細明體" w:hAnsi="Franklin Gothic Heavy" w:cs="新細明體"/>
+                <w:b/>
+                <w:bCs/>
+                <w:color w:val="000000"/>
+                <w:kern w:val="0"/>
+                <w:sz w:val="28"/>
+                <w:szCs w:val="28"/>
+                <w14:ligatures w14:val="none"/>
+              </w:rPr>
+              <w:t>08  09</w:t>
+            </w:r>
+            <w:proofErr w:type="gramEnd"/>
+            <w:r>
+              <w:rPr>
+                <w:rFonts w:ascii="Franklin Gothic Heavy" w:eastAsia="新細明體" w:hAnsi="Franklin Gothic Heavy" w:cs="新細明體"/>
+                <w:b/>
+                <w:bCs/>
+                <w:color w:val="000000"/>
+                <w:kern w:val="0"/>
+                <w:sz w:val="28"/>
+                <w:szCs w:val="28"/>
+                <w14:ligatures w14:val="none"/>
+              </w:rPr>
+              <w:t>  </w:t>
+            </w:r>
+            <w:proofErr w:type="gramStart"/>
+            <w:r>
+              <w:rPr>
+                <w:rFonts w:ascii="Franklin Gothic Heavy" w:eastAsia="新細明體" w:hAnsi="Franklin Gothic Heavy" w:cs="新細明體"/>
+                <w:b/>
+                <w:bCs/>
+                <w:color w:val="000000"/>
+                <w:kern w:val="0"/>
+                <w:sz w:val="28"/>
+                <w:szCs w:val="28"/>
+                <w14:ligatures w14:val="none"/>
+              </w:rPr>
+              <w:t>17  25</w:t>
+            </w:r>
+            <w:proofErr w:type="gramEnd"/>
+            <w:r>
+              <w:rPr>
+                <w:rFonts w:ascii="Franklin Gothic Heavy" w:eastAsia="新細明體" w:hAnsi="Franklin Gothic Heavy" w:cs="新細明體"/>
+                <w:b/>
+                <w:bCs/>
+                <w:color w:val="000000"/>
+                <w:kern w:val="0"/>
+                <w:sz w:val="28"/>
+                <w:szCs w:val="28"/>
+                <w14:ligatures w14:val="none"/>
+              </w:rPr>
+              <w:t>  38</w:t>
             </w:r>
           </w:p>
         </w:tc>
@@ -1653,17 +2083,31 @@
                 <w14:ligatures w14:val="none"/>
               </w:rPr>
             </w:pPr>
-            <w:r>
-              <w:rPr>
-                <w:rFonts w:ascii="Franklin Gothic Heavy" w:eastAsia="新細明體" w:hAnsi="Franklin Gothic Heavy" w:cs="新細明體"/>
-                <w:b/>
-                <w:bCs/>
-                <w:color w:val="000000"/>
-                <w:kern w:val="0"/>
-                <w:szCs w:val="24"/>
-                <w14:ligatures w14:val="none"/>
-              </w:rPr>
-              <w:t>4  8  6</w:t>
+            <w:proofErr w:type="gramStart"/>
+            <w:r>
+              <w:rPr>
+                <w:rFonts w:ascii="Franklin Gothic Heavy" w:eastAsia="新細明體" w:hAnsi="Franklin Gothic Heavy" w:cs="新細明體"/>
+                <w:b/>
+                <w:bCs/>
+                <w:color w:val="000000"/>
+                <w:kern w:val="0"/>
+                <w:szCs w:val="24"/>
+                <w14:ligatures w14:val="none"/>
+              </w:rPr>
+              <w:t>4  8</w:t>
+            </w:r>
+            <w:proofErr w:type="gramEnd"/>
+            <w:r>
+              <w:rPr>
+                <w:rFonts w:ascii="Franklin Gothic Heavy" w:eastAsia="新細明體" w:hAnsi="Franklin Gothic Heavy" w:cs="新細明體"/>
+                <w:b/>
+                <w:bCs/>
+                <w:color w:val="000000"/>
+                <w:kern w:val="0"/>
+                <w:szCs w:val="24"/>
+                <w14:ligatures w14:val="none"/>
+              </w:rPr>
+              <w:t>  6</w:t>
             </w:r>
           </w:p>
         </w:tc>
@@ -1760,17 +2204,31 @@
                 <w14:ligatures w14:val="none"/>
               </w:rPr>
             </w:pPr>
-            <w:r>
-              <w:rPr>
-                <w:rFonts w:ascii="Franklin Gothic Heavy" w:eastAsia="新細明體" w:hAnsi="Franklin Gothic Heavy" w:cs="新細明體"/>
-                <w:b/>
-                <w:bCs/>
-                <w:color w:val="000000"/>
-                <w:kern w:val="0"/>
-                <w:szCs w:val="24"/>
-                <w14:ligatures w14:val="none"/>
-              </w:rPr>
-              <w:t>4  3  8  </w:t>
+            <w:proofErr w:type="gramStart"/>
+            <w:r>
+              <w:rPr>
+                <w:rFonts w:ascii="Franklin Gothic Heavy" w:eastAsia="新細明體" w:hAnsi="Franklin Gothic Heavy" w:cs="新細明體"/>
+                <w:b/>
+                <w:bCs/>
+                <w:color w:val="000000"/>
+                <w:kern w:val="0"/>
+                <w:szCs w:val="24"/>
+                <w14:ligatures w14:val="none"/>
+              </w:rPr>
+              <w:t>4  3</w:t>
+            </w:r>
+            <w:proofErr w:type="gramEnd"/>
+            <w:r>
+              <w:rPr>
+                <w:rFonts w:ascii="Franklin Gothic Heavy" w:eastAsia="新細明體" w:hAnsi="Franklin Gothic Heavy" w:cs="新細明體"/>
+                <w:b/>
+                <w:bCs/>
+                <w:color w:val="000000"/>
+                <w:kern w:val="0"/>
+                <w:szCs w:val="24"/>
+                <w14:ligatures w14:val="none"/>
+              </w:rPr>
+              <w:t>  8  </w:t>
             </w:r>
           </w:p>
         </w:tc>
@@ -1867,17 +2325,31 @@
                 <w14:ligatures w14:val="none"/>
               </w:rPr>
             </w:pPr>
-            <w:r>
-              <w:rPr>
-                <w:rFonts w:ascii="Franklin Gothic Heavy" w:eastAsia="新細明體" w:hAnsi="Franklin Gothic Heavy" w:cs="新細明體"/>
-                <w:b/>
-                <w:bCs/>
-                <w:color w:val="000000"/>
-                <w:kern w:val="0"/>
-                <w:szCs w:val="24"/>
-                <w14:ligatures w14:val="none"/>
-              </w:rPr>
-              <w:t>4  3  8  </w:t>
+            <w:proofErr w:type="gramStart"/>
+            <w:r>
+              <w:rPr>
+                <w:rFonts w:ascii="Franklin Gothic Heavy" w:eastAsia="新細明體" w:hAnsi="Franklin Gothic Heavy" w:cs="新細明體"/>
+                <w:b/>
+                <w:bCs/>
+                <w:color w:val="000000"/>
+                <w:kern w:val="0"/>
+                <w:szCs w:val="24"/>
+                <w14:ligatures w14:val="none"/>
+              </w:rPr>
+              <w:t>4  3</w:t>
+            </w:r>
+            <w:proofErr w:type="gramEnd"/>
+            <w:r>
+              <w:rPr>
+                <w:rFonts w:ascii="Franklin Gothic Heavy" w:eastAsia="新細明體" w:hAnsi="Franklin Gothic Heavy" w:cs="新細明體"/>
+                <w:b/>
+                <w:bCs/>
+                <w:color w:val="000000"/>
+                <w:kern w:val="0"/>
+                <w:szCs w:val="24"/>
+                <w14:ligatures w14:val="none"/>
+              </w:rPr>
+              <w:t>  8  </w:t>
             </w:r>
           </w:p>
         </w:tc>
@@ -1974,17 +2446,31 @@
                 <w14:ligatures w14:val="none"/>
               </w:rPr>
             </w:pPr>
-            <w:r>
-              <w:rPr>
-                <w:rFonts w:ascii="Franklin Gothic Heavy" w:eastAsia="新細明體" w:hAnsi="Franklin Gothic Heavy" w:cs="新細明體"/>
-                <w:b/>
-                <w:bCs/>
-                <w:color w:val="000000"/>
-                <w:kern w:val="0"/>
-                <w:szCs w:val="24"/>
-                <w14:ligatures w14:val="none"/>
-              </w:rPr>
-              <w:t>4  3  8  </w:t>
+            <w:proofErr w:type="gramStart"/>
+            <w:r>
+              <w:rPr>
+                <w:rFonts w:ascii="Franklin Gothic Heavy" w:eastAsia="新細明體" w:hAnsi="Franklin Gothic Heavy" w:cs="新細明體"/>
+                <w:b/>
+                <w:bCs/>
+                <w:color w:val="000000"/>
+                <w:kern w:val="0"/>
+                <w:szCs w:val="24"/>
+                <w14:ligatures w14:val="none"/>
+              </w:rPr>
+              <w:t>4  3</w:t>
+            </w:r>
+            <w:proofErr w:type="gramEnd"/>
+            <w:r>
+              <w:rPr>
+                <w:rFonts w:ascii="Franklin Gothic Heavy" w:eastAsia="新細明體" w:hAnsi="Franklin Gothic Heavy" w:cs="新細明體"/>
+                <w:b/>
+                <w:bCs/>
+                <w:color w:val="000000"/>
+                <w:kern w:val="0"/>
+                <w:szCs w:val="24"/>
+                <w14:ligatures w14:val="none"/>
+              </w:rPr>
+              <w:t>  8  </w:t>
             </w:r>
           </w:p>
         </w:tc>
@@ -2081,17 +2567,31 @@
                 <w14:ligatures w14:val="none"/>
               </w:rPr>
             </w:pPr>
-            <w:r>
-              <w:rPr>
-                <w:rFonts w:ascii="Franklin Gothic Heavy" w:eastAsia="新細明體" w:hAnsi="Franklin Gothic Heavy" w:cs="新細明體"/>
-                <w:b/>
-                <w:bCs/>
-                <w:color w:val="000000"/>
-                <w:kern w:val="0"/>
-                <w:szCs w:val="24"/>
-                <w14:ligatures w14:val="none"/>
-              </w:rPr>
-              <w:t>4  3  8  </w:t>
+            <w:proofErr w:type="gramStart"/>
+            <w:r>
+              <w:rPr>
+                <w:rFonts w:ascii="Franklin Gothic Heavy" w:eastAsia="新細明體" w:hAnsi="Franklin Gothic Heavy" w:cs="新細明體"/>
+                <w:b/>
+                <w:bCs/>
+                <w:color w:val="000000"/>
+                <w:kern w:val="0"/>
+                <w:szCs w:val="24"/>
+                <w14:ligatures w14:val="none"/>
+              </w:rPr>
+              <w:t>4  3</w:t>
+            </w:r>
+            <w:proofErr w:type="gramEnd"/>
+            <w:r>
+              <w:rPr>
+                <w:rFonts w:ascii="Franklin Gothic Heavy" w:eastAsia="新細明體" w:hAnsi="Franklin Gothic Heavy" w:cs="新細明體"/>
+                <w:b/>
+                <w:bCs/>
+                <w:color w:val="000000"/>
+                <w:kern w:val="0"/>
+                <w:szCs w:val="24"/>
+                <w14:ligatures w14:val="none"/>
+              </w:rPr>
+              <w:t>  8  </w:t>
             </w:r>
           </w:p>
         </w:tc>
@@ -2188,17 +2688,31 @@
                 <w14:ligatures w14:val="none"/>
               </w:rPr>
             </w:pPr>
-            <w:r>
-              <w:rPr>
-                <w:rFonts w:ascii="Franklin Gothic Heavy" w:eastAsia="新細明體" w:hAnsi="Franklin Gothic Heavy" w:cs="新細明體"/>
-                <w:b/>
-                <w:bCs/>
-                <w:color w:val="000000"/>
-                <w:kern w:val="0"/>
-                <w:szCs w:val="24"/>
-                <w14:ligatures w14:val="none"/>
-              </w:rPr>
-              <w:t>4  3  8  </w:t>
+            <w:proofErr w:type="gramStart"/>
+            <w:r>
+              <w:rPr>
+                <w:rFonts w:ascii="Franklin Gothic Heavy" w:eastAsia="新細明體" w:hAnsi="Franklin Gothic Heavy" w:cs="新細明體"/>
+                <w:b/>
+                <w:bCs/>
+                <w:color w:val="000000"/>
+                <w:kern w:val="0"/>
+                <w:szCs w:val="24"/>
+                <w14:ligatures w14:val="none"/>
+              </w:rPr>
+              <w:t>4  3</w:t>
+            </w:r>
+            <w:proofErr w:type="gramEnd"/>
+            <w:r>
+              <w:rPr>
+                <w:rFonts w:ascii="Franklin Gothic Heavy" w:eastAsia="新細明體" w:hAnsi="Franklin Gothic Heavy" w:cs="新細明體"/>
+                <w:b/>
+                <w:bCs/>
+                <w:color w:val="000000"/>
+                <w:kern w:val="0"/>
+                <w:szCs w:val="24"/>
+                <w14:ligatures w14:val="none"/>
+              </w:rPr>
+              <w:t>  8  </w:t>
             </w:r>
           </w:p>
         </w:tc>
@@ -2295,17 +2809,31 @@
                 <w14:ligatures w14:val="none"/>
               </w:rPr>
             </w:pPr>
-            <w:r>
-              <w:rPr>
-                <w:rFonts w:ascii="Franklin Gothic Heavy" w:eastAsia="新細明體" w:hAnsi="Franklin Gothic Heavy" w:cs="新細明體"/>
-                <w:b/>
-                <w:bCs/>
-                <w:color w:val="000000"/>
-                <w:kern w:val="0"/>
-                <w:szCs w:val="24"/>
-                <w14:ligatures w14:val="none"/>
-              </w:rPr>
-              <w:t>4  3  8  </w:t>
+            <w:proofErr w:type="gramStart"/>
+            <w:r>
+              <w:rPr>
+                <w:rFonts w:ascii="Franklin Gothic Heavy" w:eastAsia="新細明體" w:hAnsi="Franklin Gothic Heavy" w:cs="新細明體"/>
+                <w:b/>
+                <w:bCs/>
+                <w:color w:val="000000"/>
+                <w:kern w:val="0"/>
+                <w:szCs w:val="24"/>
+                <w14:ligatures w14:val="none"/>
+              </w:rPr>
+              <w:t>4  3</w:t>
+            </w:r>
+            <w:proofErr w:type="gramEnd"/>
+            <w:r>
+              <w:rPr>
+                <w:rFonts w:ascii="Franklin Gothic Heavy" w:eastAsia="新細明體" w:hAnsi="Franklin Gothic Heavy" w:cs="新細明體"/>
+                <w:b/>
+                <w:bCs/>
+                <w:color w:val="000000"/>
+                <w:kern w:val="0"/>
+                <w:szCs w:val="24"/>
+                <w14:ligatures w14:val="none"/>
+              </w:rPr>
+              <w:t>  8  </w:t>
             </w:r>
           </w:p>
         </w:tc>
@@ -2402,17 +2930,31 @@
                 <w14:ligatures w14:val="none"/>
               </w:rPr>
             </w:pPr>
-            <w:r>
-              <w:rPr>
-                <w:rFonts w:ascii="Franklin Gothic Heavy" w:eastAsia="新細明體" w:hAnsi="Franklin Gothic Heavy" w:cs="新細明體"/>
-                <w:b/>
-                <w:bCs/>
-                <w:color w:val="000000"/>
-                <w:kern w:val="0"/>
-                <w:szCs w:val="24"/>
-                <w14:ligatures w14:val="none"/>
-              </w:rPr>
-              <w:t>4  3  8  </w:t>
+            <w:proofErr w:type="gramStart"/>
+            <w:r>
+              <w:rPr>
+                <w:rFonts w:ascii="Franklin Gothic Heavy" w:eastAsia="新細明體" w:hAnsi="Franklin Gothic Heavy" w:cs="新細明體"/>
+                <w:b/>
+                <w:bCs/>
+                <w:color w:val="000000"/>
+                <w:kern w:val="0"/>
+                <w:szCs w:val="24"/>
+                <w14:ligatures w14:val="none"/>
+              </w:rPr>
+              <w:t>4  3</w:t>
+            </w:r>
+            <w:proofErr w:type="gramEnd"/>
+            <w:r>
+              <w:rPr>
+                <w:rFonts w:ascii="Franklin Gothic Heavy" w:eastAsia="新細明體" w:hAnsi="Franklin Gothic Heavy" w:cs="新細明體"/>
+                <w:b/>
+                <w:bCs/>
+                <w:color w:val="000000"/>
+                <w:kern w:val="0"/>
+                <w:szCs w:val="24"/>
+                <w14:ligatures w14:val="none"/>
+              </w:rPr>
+              <w:t>  8  </w:t>
             </w:r>
           </w:p>
         </w:tc>
@@ -2509,17 +3051,31 @@
                 <w14:ligatures w14:val="none"/>
               </w:rPr>
             </w:pPr>
-            <w:r>
-              <w:rPr>
-                <w:rFonts w:ascii="Franklin Gothic Heavy" w:eastAsia="新細明體" w:hAnsi="Franklin Gothic Heavy" w:cs="新細明體"/>
-                <w:b/>
-                <w:bCs/>
-                <w:color w:val="000000"/>
-                <w:kern w:val="0"/>
-                <w:szCs w:val="24"/>
-                <w14:ligatures w14:val="none"/>
-              </w:rPr>
-              <w:t>4  3  8  </w:t>
+            <w:proofErr w:type="gramStart"/>
+            <w:r>
+              <w:rPr>
+                <w:rFonts w:ascii="Franklin Gothic Heavy" w:eastAsia="新細明體" w:hAnsi="Franklin Gothic Heavy" w:cs="新細明體"/>
+                <w:b/>
+                <w:bCs/>
+                <w:color w:val="000000"/>
+                <w:kern w:val="0"/>
+                <w:szCs w:val="24"/>
+                <w14:ligatures w14:val="none"/>
+              </w:rPr>
+              <w:t>4  3</w:t>
+            </w:r>
+            <w:proofErr w:type="gramEnd"/>
+            <w:r>
+              <w:rPr>
+                <w:rFonts w:ascii="Franklin Gothic Heavy" w:eastAsia="新細明體" w:hAnsi="Franklin Gothic Heavy" w:cs="新細明體"/>
+                <w:b/>
+                <w:bCs/>
+                <w:color w:val="000000"/>
+                <w:kern w:val="0"/>
+                <w:szCs w:val="24"/>
+                <w14:ligatures w14:val="none"/>
+              </w:rPr>
+              <w:t>  8  </w:t>
             </w:r>
           </w:p>
         </w:tc>
@@ -2616,17 +3172,31 @@
                 <w14:ligatures w14:val="none"/>
               </w:rPr>
             </w:pPr>
-            <w:r>
-              <w:rPr>
-                <w:rFonts w:ascii="Franklin Gothic Heavy" w:eastAsia="新細明體" w:hAnsi="Franklin Gothic Heavy" w:cs="新細明體"/>
-                <w:b/>
-                <w:bCs/>
-                <w:color w:val="000000"/>
-                <w:kern w:val="0"/>
-                <w:szCs w:val="24"/>
-                <w14:ligatures w14:val="none"/>
-              </w:rPr>
-              <w:t>4  3  8  </w:t>
+            <w:proofErr w:type="gramStart"/>
+            <w:r>
+              <w:rPr>
+                <w:rFonts w:ascii="Franklin Gothic Heavy" w:eastAsia="新細明體" w:hAnsi="Franklin Gothic Heavy" w:cs="新細明體"/>
+                <w:b/>
+                <w:bCs/>
+                <w:color w:val="000000"/>
+                <w:kern w:val="0"/>
+                <w:szCs w:val="24"/>
+                <w14:ligatures w14:val="none"/>
+              </w:rPr>
+              <w:t>4  3</w:t>
+            </w:r>
+            <w:proofErr w:type="gramEnd"/>
+            <w:r>
+              <w:rPr>
+                <w:rFonts w:ascii="Franklin Gothic Heavy" w:eastAsia="新細明體" w:hAnsi="Franklin Gothic Heavy" w:cs="新細明體"/>
+                <w:b/>
+                <w:bCs/>
+                <w:color w:val="000000"/>
+                <w:kern w:val="0"/>
+                <w:szCs w:val="24"/>
+                <w14:ligatures w14:val="none"/>
+              </w:rPr>
+              <w:t>  8  </w:t>
             </w:r>
           </w:p>
         </w:tc>
@@ -2955,19 +3525,77 @@
                 <w14:ligatures w14:val="none"/>
               </w:rPr>
             </w:pPr>
-            <w:r>
-              <w:rPr>
-                <w:rFonts w:ascii="Franklin Gothic Heavy" w:eastAsia="新細明體" w:hAnsi="Franklin Gothic Heavy" w:cs="新細明體"/>
-                <w:b/>
-                <w:bCs/>
-                <w:color w:val="000000"/>
-                <w:kern w:val="0"/>
-                <w:sz w:val="28"/>
-                <w:szCs w:val="28"/>
-                <w14:ligatures w14:val="none"/>
-              </w:rPr>
-              <w:t>02  13  21  22  29  34</w:t>
-            </w:r>
+            <w:proofErr w:type="gramStart"/>
+            <w:r>
+              <w:rPr>
+                <w:rFonts w:ascii="Franklin Gothic Heavy" w:eastAsia="新細明體" w:hAnsi="Franklin Gothic Heavy" w:cs="新細明體"/>
+                <w:b/>
+                <w:bCs/>
+                <w:color w:val="000000"/>
+                <w:kern w:val="0"/>
+                <w:sz w:val="28"/>
+                <w:szCs w:val="28"/>
+                <w14:ligatures w14:val="none"/>
+              </w:rPr>
+              <w:t>02  13</w:t>
+            </w:r>
+            <w:proofErr w:type="gramEnd"/>
+            <w:r>
+              <w:rPr>
+                <w:rFonts w:ascii="Franklin Gothic Heavy" w:eastAsia="新細明體" w:hAnsi="Franklin Gothic Heavy" w:cs="新細明體"/>
+                <w:b/>
+                <w:bCs/>
+                <w:color w:val="000000"/>
+                <w:kern w:val="0"/>
+                <w:sz w:val="28"/>
+                <w:szCs w:val="28"/>
+                <w14:ligatures w14:val="none"/>
+              </w:rPr>
+              <w:t>  </w:t>
+            </w:r>
+            <w:proofErr w:type="gramStart"/>
+            <w:r>
+              <w:rPr>
+                <w:rFonts w:ascii="Franklin Gothic Heavy" w:eastAsia="新細明體" w:hAnsi="Franklin Gothic Heavy" w:cs="新細明體"/>
+                <w:b/>
+                <w:bCs/>
+                <w:color w:val="000000"/>
+                <w:kern w:val="0"/>
+                <w:sz w:val="28"/>
+                <w:szCs w:val="28"/>
+                <w14:ligatures w14:val="none"/>
+              </w:rPr>
+              <w:t>21  22</w:t>
+            </w:r>
+            <w:proofErr w:type="gramEnd"/>
+            <w:r>
+              <w:rPr>
+                <w:rFonts w:ascii="Franklin Gothic Heavy" w:eastAsia="新細明體" w:hAnsi="Franklin Gothic Heavy" w:cs="新細明體"/>
+                <w:b/>
+                <w:bCs/>
+                <w:color w:val="000000"/>
+                <w:kern w:val="0"/>
+                <w:sz w:val="28"/>
+                <w:szCs w:val="28"/>
+                <w14:ligatures w14:val="none"/>
+              </w:rPr>
+              <w:t>  </w:t>
+            </w:r>
+            <w:proofErr w:type="gramStart"/>
+            <w:r>
+              <w:rPr>
+                <w:rFonts w:ascii="Franklin Gothic Heavy" w:eastAsia="新細明體" w:hAnsi="Franklin Gothic Heavy" w:cs="新細明體"/>
+                <w:b/>
+                <w:bCs/>
+                <w:color w:val="000000"/>
+                <w:kern w:val="0"/>
+                <w:sz w:val="28"/>
+                <w:szCs w:val="28"/>
+                <w14:ligatures w14:val="none"/>
+              </w:rPr>
+              <w:t>29  34</w:t>
+            </w:r>
+            <w:proofErr w:type="gramEnd"/>
           </w:p>
         </w:tc>
         <w:tc>
@@ -3128,19 +3756,77 @@
                 <w14:ligatures w14:val="none"/>
               </w:rPr>
             </w:pPr>
-            <w:r>
-              <w:rPr>
-                <w:rFonts w:ascii="Franklin Gothic Heavy" w:eastAsia="新細明體" w:hAnsi="Franklin Gothic Heavy" w:cs="新細明體"/>
-                <w:b/>
-                <w:bCs/>
-                <w:color w:val="000000"/>
-                <w:kern w:val="0"/>
-                <w:sz w:val="28"/>
-                <w:szCs w:val="28"/>
-                <w14:ligatures w14:val="none"/>
-              </w:rPr>
-              <w:t>05  15  17  23  25  34</w:t>
-            </w:r>
+            <w:proofErr w:type="gramStart"/>
+            <w:r>
+              <w:rPr>
+                <w:rFonts w:ascii="Franklin Gothic Heavy" w:eastAsia="新細明體" w:hAnsi="Franklin Gothic Heavy" w:cs="新細明體"/>
+                <w:b/>
+                <w:bCs/>
+                <w:color w:val="000000"/>
+                <w:kern w:val="0"/>
+                <w:sz w:val="28"/>
+                <w:szCs w:val="28"/>
+                <w14:ligatures w14:val="none"/>
+              </w:rPr>
+              <w:t>05  15</w:t>
+            </w:r>
+            <w:proofErr w:type="gramEnd"/>
+            <w:r>
+              <w:rPr>
+                <w:rFonts w:ascii="Franklin Gothic Heavy" w:eastAsia="新細明體" w:hAnsi="Franklin Gothic Heavy" w:cs="新細明體"/>
+                <w:b/>
+                <w:bCs/>
+                <w:color w:val="000000"/>
+                <w:kern w:val="0"/>
+                <w:sz w:val="28"/>
+                <w:szCs w:val="28"/>
+                <w14:ligatures w14:val="none"/>
+              </w:rPr>
+              <w:t>  </w:t>
+            </w:r>
+            <w:proofErr w:type="gramStart"/>
+            <w:r>
+              <w:rPr>
+                <w:rFonts w:ascii="Franklin Gothic Heavy" w:eastAsia="新細明體" w:hAnsi="Franklin Gothic Heavy" w:cs="新細明體"/>
+                <w:b/>
+                <w:bCs/>
+                <w:color w:val="000000"/>
+                <w:kern w:val="0"/>
+                <w:sz w:val="28"/>
+                <w:szCs w:val="28"/>
+                <w14:ligatures w14:val="none"/>
+              </w:rPr>
+              <w:t>17  23</w:t>
+            </w:r>
+            <w:proofErr w:type="gramEnd"/>
+            <w:r>
+              <w:rPr>
+                <w:rFonts w:ascii="Franklin Gothic Heavy" w:eastAsia="新細明體" w:hAnsi="Franklin Gothic Heavy" w:cs="新細明體"/>
+                <w:b/>
+                <w:bCs/>
+                <w:color w:val="000000"/>
+                <w:kern w:val="0"/>
+                <w:sz w:val="28"/>
+                <w:szCs w:val="28"/>
+                <w14:ligatures w14:val="none"/>
+              </w:rPr>
+              <w:t>  </w:t>
+            </w:r>
+            <w:proofErr w:type="gramStart"/>
+            <w:r>
+              <w:rPr>
+                <w:rFonts w:ascii="Franklin Gothic Heavy" w:eastAsia="新細明體" w:hAnsi="Franklin Gothic Heavy" w:cs="新細明體"/>
+                <w:b/>
+                <w:bCs/>
+                <w:color w:val="000000"/>
+                <w:kern w:val="0"/>
+                <w:sz w:val="28"/>
+                <w:szCs w:val="28"/>
+                <w14:ligatures w14:val="none"/>
+              </w:rPr>
+              <w:t>25  34</w:t>
+            </w:r>
+            <w:proofErr w:type="gramEnd"/>
           </w:p>
         </w:tc>
         <w:tc>
@@ -3301,19 +3987,77 @@
                 <w14:ligatures w14:val="none"/>
               </w:rPr>
             </w:pPr>
-            <w:r>
-              <w:rPr>
-                <w:rFonts w:ascii="Franklin Gothic Heavy" w:eastAsia="新細明體" w:hAnsi="Franklin Gothic Heavy" w:cs="新細明體"/>
-                <w:b/>
-                <w:bCs/>
-                <w:color w:val="000000"/>
-                <w:kern w:val="0"/>
-                <w:sz w:val="28"/>
-                <w:szCs w:val="28"/>
-                <w14:ligatures w14:val="none"/>
-              </w:rPr>
-              <w:t>05  08  22  27  35  38</w:t>
-            </w:r>
+            <w:proofErr w:type="gramStart"/>
+            <w:r>
+              <w:rPr>
+                <w:rFonts w:ascii="Franklin Gothic Heavy" w:eastAsia="新細明體" w:hAnsi="Franklin Gothic Heavy" w:cs="新細明體"/>
+                <w:b/>
+                <w:bCs/>
+                <w:color w:val="000000"/>
+                <w:kern w:val="0"/>
+                <w:sz w:val="28"/>
+                <w:szCs w:val="28"/>
+                <w14:ligatures w14:val="none"/>
+              </w:rPr>
+              <w:t>05  08</w:t>
+            </w:r>
+            <w:proofErr w:type="gramEnd"/>
+            <w:r>
+              <w:rPr>
+                <w:rFonts w:ascii="Franklin Gothic Heavy" w:eastAsia="新細明體" w:hAnsi="Franklin Gothic Heavy" w:cs="新細明體"/>
+                <w:b/>
+                <w:bCs/>
+                <w:color w:val="000000"/>
+                <w:kern w:val="0"/>
+                <w:sz w:val="28"/>
+                <w:szCs w:val="28"/>
+                <w14:ligatures w14:val="none"/>
+              </w:rPr>
+              <w:t>  </w:t>
+            </w:r>
+            <w:proofErr w:type="gramStart"/>
+            <w:r>
+              <w:rPr>
+                <w:rFonts w:ascii="Franklin Gothic Heavy" w:eastAsia="新細明體" w:hAnsi="Franklin Gothic Heavy" w:cs="新細明體"/>
+                <w:b/>
+                <w:bCs/>
+                <w:color w:val="000000"/>
+                <w:kern w:val="0"/>
+                <w:sz w:val="28"/>
+                <w:szCs w:val="28"/>
+                <w14:ligatures w14:val="none"/>
+              </w:rPr>
+              <w:t>22  27</w:t>
+            </w:r>
+            <w:proofErr w:type="gramEnd"/>
+            <w:r>
+              <w:rPr>
+                <w:rFonts w:ascii="Franklin Gothic Heavy" w:eastAsia="新細明體" w:hAnsi="Franklin Gothic Heavy" w:cs="新細明體"/>
+                <w:b/>
+                <w:bCs/>
+                <w:color w:val="000000"/>
+                <w:kern w:val="0"/>
+                <w:sz w:val="28"/>
+                <w:szCs w:val="28"/>
+                <w14:ligatures w14:val="none"/>
+              </w:rPr>
+              <w:t>  </w:t>
+            </w:r>
+            <w:proofErr w:type="gramStart"/>
+            <w:r>
+              <w:rPr>
+                <w:rFonts w:ascii="Franklin Gothic Heavy" w:eastAsia="新細明體" w:hAnsi="Franklin Gothic Heavy" w:cs="新細明體"/>
+                <w:b/>
+                <w:bCs/>
+                <w:color w:val="000000"/>
+                <w:kern w:val="0"/>
+                <w:sz w:val="28"/>
+                <w:szCs w:val="28"/>
+                <w14:ligatures w14:val="none"/>
+              </w:rPr>
+              <w:t>35  38</w:t>
+            </w:r>
+            <w:proofErr w:type="gramEnd"/>
           </w:p>
         </w:tc>
         <w:tc>
@@ -3474,19 +4218,77 @@
                 <w14:ligatures w14:val="none"/>
               </w:rPr>
             </w:pPr>
-            <w:r>
-              <w:rPr>
-                <w:rFonts w:ascii="Franklin Gothic Heavy" w:eastAsia="新細明體" w:hAnsi="Franklin Gothic Heavy" w:cs="新細明體"/>
-                <w:b/>
-                <w:bCs/>
-                <w:color w:val="000000"/>
-                <w:kern w:val="0"/>
-                <w:sz w:val="28"/>
-                <w:szCs w:val="28"/>
-                <w14:ligatures w14:val="none"/>
-              </w:rPr>
-              <w:t>04  09  13  27  29  34</w:t>
-            </w:r>
+            <w:proofErr w:type="gramStart"/>
+            <w:r>
+              <w:rPr>
+                <w:rFonts w:ascii="Franklin Gothic Heavy" w:eastAsia="新細明體" w:hAnsi="Franklin Gothic Heavy" w:cs="新細明體"/>
+                <w:b/>
+                <w:bCs/>
+                <w:color w:val="000000"/>
+                <w:kern w:val="0"/>
+                <w:sz w:val="28"/>
+                <w:szCs w:val="28"/>
+                <w14:ligatures w14:val="none"/>
+              </w:rPr>
+              <w:t>04  09</w:t>
+            </w:r>
+            <w:proofErr w:type="gramEnd"/>
+            <w:r>
+              <w:rPr>
+                <w:rFonts w:ascii="Franklin Gothic Heavy" w:eastAsia="新細明體" w:hAnsi="Franklin Gothic Heavy" w:cs="新細明體"/>
+                <w:b/>
+                <w:bCs/>
+                <w:color w:val="000000"/>
+                <w:kern w:val="0"/>
+                <w:sz w:val="28"/>
+                <w:szCs w:val="28"/>
+                <w14:ligatures w14:val="none"/>
+              </w:rPr>
+              <w:t>  </w:t>
+            </w:r>
+            <w:proofErr w:type="gramStart"/>
+            <w:r>
+              <w:rPr>
+                <w:rFonts w:ascii="Franklin Gothic Heavy" w:eastAsia="新細明體" w:hAnsi="Franklin Gothic Heavy" w:cs="新細明體"/>
+                <w:b/>
+                <w:bCs/>
+                <w:color w:val="000000"/>
+                <w:kern w:val="0"/>
+                <w:sz w:val="28"/>
+                <w:szCs w:val="28"/>
+                <w14:ligatures w14:val="none"/>
+              </w:rPr>
+              <w:t>13  27</w:t>
+            </w:r>
+            <w:proofErr w:type="gramEnd"/>
+            <w:r>
+              <w:rPr>
+                <w:rFonts w:ascii="Franklin Gothic Heavy" w:eastAsia="新細明體" w:hAnsi="Franklin Gothic Heavy" w:cs="新細明體"/>
+                <w:b/>
+                <w:bCs/>
+                <w:color w:val="000000"/>
+                <w:kern w:val="0"/>
+                <w:sz w:val="28"/>
+                <w:szCs w:val="28"/>
+                <w14:ligatures w14:val="none"/>
+              </w:rPr>
+              <w:t>  </w:t>
+            </w:r>
+            <w:proofErr w:type="gramStart"/>
+            <w:r>
+              <w:rPr>
+                <w:rFonts w:ascii="Franklin Gothic Heavy" w:eastAsia="新細明體" w:hAnsi="Franklin Gothic Heavy" w:cs="新細明體"/>
+                <w:b/>
+                <w:bCs/>
+                <w:color w:val="000000"/>
+                <w:kern w:val="0"/>
+                <w:sz w:val="28"/>
+                <w:szCs w:val="28"/>
+                <w14:ligatures w14:val="none"/>
+              </w:rPr>
+              <w:t>29  34</w:t>
+            </w:r>
+            <w:proofErr w:type="gramEnd"/>
           </w:p>
         </w:tc>
         <w:tc>
@@ -3647,19 +4449,77 @@
                 <w14:ligatures w14:val="none"/>
               </w:rPr>
             </w:pPr>
-            <w:r>
-              <w:rPr>
-                <w:rFonts w:ascii="Franklin Gothic Heavy" w:eastAsia="新細明體" w:hAnsi="Franklin Gothic Heavy" w:cs="新細明體"/>
-                <w:b/>
-                <w:bCs/>
-                <w:color w:val="000000"/>
-                <w:kern w:val="0"/>
-                <w:sz w:val="28"/>
-                <w:szCs w:val="28"/>
-                <w14:ligatures w14:val="none"/>
-              </w:rPr>
-              <w:t>03  10  11  16  19  24</w:t>
-            </w:r>
+            <w:proofErr w:type="gramStart"/>
+            <w:r>
+              <w:rPr>
+                <w:rFonts w:ascii="Franklin Gothic Heavy" w:eastAsia="新細明體" w:hAnsi="Franklin Gothic Heavy" w:cs="新細明體"/>
+                <w:b/>
+                <w:bCs/>
+                <w:color w:val="000000"/>
+                <w:kern w:val="0"/>
+                <w:sz w:val="28"/>
+                <w:szCs w:val="28"/>
+                <w14:ligatures w14:val="none"/>
+              </w:rPr>
+              <w:t>03  10</w:t>
+            </w:r>
+            <w:proofErr w:type="gramEnd"/>
+            <w:r>
+              <w:rPr>
+                <w:rFonts w:ascii="Franklin Gothic Heavy" w:eastAsia="新細明體" w:hAnsi="Franklin Gothic Heavy" w:cs="新細明體"/>
+                <w:b/>
+                <w:bCs/>
+                <w:color w:val="000000"/>
+                <w:kern w:val="0"/>
+                <w:sz w:val="28"/>
+                <w:szCs w:val="28"/>
+                <w14:ligatures w14:val="none"/>
+              </w:rPr>
+              <w:t>  </w:t>
+            </w:r>
+            <w:proofErr w:type="gramStart"/>
+            <w:r>
+              <w:rPr>
+                <w:rFonts w:ascii="Franklin Gothic Heavy" w:eastAsia="新細明體" w:hAnsi="Franklin Gothic Heavy" w:cs="新細明體"/>
+                <w:b/>
+                <w:bCs/>
+                <w:color w:val="000000"/>
+                <w:kern w:val="0"/>
+                <w:sz w:val="28"/>
+                <w:szCs w:val="28"/>
+                <w14:ligatures w14:val="none"/>
+              </w:rPr>
+              <w:t>11  16</w:t>
+            </w:r>
+            <w:proofErr w:type="gramEnd"/>
+            <w:r>
+              <w:rPr>
+                <w:rFonts w:ascii="Franklin Gothic Heavy" w:eastAsia="新細明體" w:hAnsi="Franklin Gothic Heavy" w:cs="新細明體"/>
+                <w:b/>
+                <w:bCs/>
+                <w:color w:val="000000"/>
+                <w:kern w:val="0"/>
+                <w:sz w:val="28"/>
+                <w:szCs w:val="28"/>
+                <w14:ligatures w14:val="none"/>
+              </w:rPr>
+              <w:t>  </w:t>
+            </w:r>
+            <w:proofErr w:type="gramStart"/>
+            <w:r>
+              <w:rPr>
+                <w:rFonts w:ascii="Franklin Gothic Heavy" w:eastAsia="新細明體" w:hAnsi="Franklin Gothic Heavy" w:cs="新細明體"/>
+                <w:b/>
+                <w:bCs/>
+                <w:color w:val="000000"/>
+                <w:kern w:val="0"/>
+                <w:sz w:val="28"/>
+                <w:szCs w:val="28"/>
+                <w14:ligatures w14:val="none"/>
+              </w:rPr>
+              <w:t>19  24</w:t>
+            </w:r>
+            <w:proofErr w:type="gramEnd"/>
           </w:p>
         </w:tc>
         <w:tc>
@@ -3820,19 +4680,77 @@
                 <w14:ligatures w14:val="none"/>
               </w:rPr>
             </w:pPr>
-            <w:r>
-              <w:rPr>
-                <w:rFonts w:ascii="Franklin Gothic Heavy" w:eastAsia="新細明體" w:hAnsi="Franklin Gothic Heavy" w:cs="新細明體"/>
-                <w:b/>
-                <w:bCs/>
-                <w:color w:val="000000"/>
-                <w:kern w:val="0"/>
-                <w:sz w:val="28"/>
-                <w:szCs w:val="28"/>
-                <w14:ligatures w14:val="none"/>
-              </w:rPr>
-              <w:t>04  11  16  22  30  38</w:t>
-            </w:r>
+            <w:proofErr w:type="gramStart"/>
+            <w:r>
+              <w:rPr>
+                <w:rFonts w:ascii="Franklin Gothic Heavy" w:eastAsia="新細明體" w:hAnsi="Franklin Gothic Heavy" w:cs="新細明體"/>
+                <w:b/>
+                <w:bCs/>
+                <w:color w:val="000000"/>
+                <w:kern w:val="0"/>
+                <w:sz w:val="28"/>
+                <w:szCs w:val="28"/>
+                <w14:ligatures w14:val="none"/>
+              </w:rPr>
+              <w:t>04  11</w:t>
+            </w:r>
+            <w:proofErr w:type="gramEnd"/>
+            <w:r>
+              <w:rPr>
+                <w:rFonts w:ascii="Franklin Gothic Heavy" w:eastAsia="新細明體" w:hAnsi="Franklin Gothic Heavy" w:cs="新細明體"/>
+                <w:b/>
+                <w:bCs/>
+                <w:color w:val="000000"/>
+                <w:kern w:val="0"/>
+                <w:sz w:val="28"/>
+                <w:szCs w:val="28"/>
+                <w14:ligatures w14:val="none"/>
+              </w:rPr>
+              <w:t>  </w:t>
+            </w:r>
+            <w:proofErr w:type="gramStart"/>
+            <w:r>
+              <w:rPr>
+                <w:rFonts w:ascii="Franklin Gothic Heavy" w:eastAsia="新細明體" w:hAnsi="Franklin Gothic Heavy" w:cs="新細明體"/>
+                <w:b/>
+                <w:bCs/>
+                <w:color w:val="000000"/>
+                <w:kern w:val="0"/>
+                <w:sz w:val="28"/>
+                <w:szCs w:val="28"/>
+                <w14:ligatures w14:val="none"/>
+              </w:rPr>
+              <w:t>16  22</w:t>
+            </w:r>
+            <w:proofErr w:type="gramEnd"/>
+            <w:r>
+              <w:rPr>
+                <w:rFonts w:ascii="Franklin Gothic Heavy" w:eastAsia="新細明體" w:hAnsi="Franklin Gothic Heavy" w:cs="新細明體"/>
+                <w:b/>
+                <w:bCs/>
+                <w:color w:val="000000"/>
+                <w:kern w:val="0"/>
+                <w:sz w:val="28"/>
+                <w:szCs w:val="28"/>
+                <w14:ligatures w14:val="none"/>
+              </w:rPr>
+              <w:t>  </w:t>
+            </w:r>
+            <w:proofErr w:type="gramStart"/>
+            <w:r>
+              <w:rPr>
+                <w:rFonts w:ascii="Franklin Gothic Heavy" w:eastAsia="新細明體" w:hAnsi="Franklin Gothic Heavy" w:cs="新細明體"/>
+                <w:b/>
+                <w:bCs/>
+                <w:color w:val="000000"/>
+                <w:kern w:val="0"/>
+                <w:sz w:val="28"/>
+                <w:szCs w:val="28"/>
+                <w14:ligatures w14:val="none"/>
+              </w:rPr>
+              <w:t>30  38</w:t>
+            </w:r>
+            <w:proofErr w:type="gramEnd"/>
           </w:p>
         </w:tc>
         <w:tc>
@@ -3993,19 +4911,77 @@
                 <w14:ligatures w14:val="none"/>
               </w:rPr>
             </w:pPr>
-            <w:r>
-              <w:rPr>
-                <w:rFonts w:ascii="Franklin Gothic Heavy" w:eastAsia="新細明體" w:hAnsi="Franklin Gothic Heavy" w:cs="新細明體"/>
-                <w:b/>
-                <w:bCs/>
-                <w:color w:val="000000"/>
-                <w:kern w:val="0"/>
-                <w:sz w:val="28"/>
-                <w:szCs w:val="28"/>
-                <w14:ligatures w14:val="none"/>
-              </w:rPr>
-              <w:t>07  13  19  34  35  37</w:t>
-            </w:r>
+            <w:proofErr w:type="gramStart"/>
+            <w:r>
+              <w:rPr>
+                <w:rFonts w:ascii="Franklin Gothic Heavy" w:eastAsia="新細明體" w:hAnsi="Franklin Gothic Heavy" w:cs="新細明體"/>
+                <w:b/>
+                <w:bCs/>
+                <w:color w:val="000000"/>
+                <w:kern w:val="0"/>
+                <w:sz w:val="28"/>
+                <w:szCs w:val="28"/>
+                <w14:ligatures w14:val="none"/>
+              </w:rPr>
+              <w:t>07  13</w:t>
+            </w:r>
+            <w:proofErr w:type="gramEnd"/>
+            <w:r>
+              <w:rPr>
+                <w:rFonts w:ascii="Franklin Gothic Heavy" w:eastAsia="新細明體" w:hAnsi="Franklin Gothic Heavy" w:cs="新細明體"/>
+                <w:b/>
+                <w:bCs/>
+                <w:color w:val="000000"/>
+                <w:kern w:val="0"/>
+                <w:sz w:val="28"/>
+                <w:szCs w:val="28"/>
+                <w14:ligatures w14:val="none"/>
+              </w:rPr>
+              <w:t>  </w:t>
+            </w:r>
+            <w:proofErr w:type="gramStart"/>
+            <w:r>
+              <w:rPr>
+                <w:rFonts w:ascii="Franklin Gothic Heavy" w:eastAsia="新細明體" w:hAnsi="Franklin Gothic Heavy" w:cs="新細明體"/>
+                <w:b/>
+                <w:bCs/>
+                <w:color w:val="000000"/>
+                <w:kern w:val="0"/>
+                <w:sz w:val="28"/>
+                <w:szCs w:val="28"/>
+                <w14:ligatures w14:val="none"/>
+              </w:rPr>
+              <w:t>19  34</w:t>
+            </w:r>
+            <w:proofErr w:type="gramEnd"/>
+            <w:r>
+              <w:rPr>
+                <w:rFonts w:ascii="Franklin Gothic Heavy" w:eastAsia="新細明體" w:hAnsi="Franklin Gothic Heavy" w:cs="新細明體"/>
+                <w:b/>
+                <w:bCs/>
+                <w:color w:val="000000"/>
+                <w:kern w:val="0"/>
+                <w:sz w:val="28"/>
+                <w:szCs w:val="28"/>
+                <w14:ligatures w14:val="none"/>
+              </w:rPr>
+              <w:t>  </w:t>
+            </w:r>
+            <w:proofErr w:type="gramStart"/>
+            <w:r>
+              <w:rPr>
+                <w:rFonts w:ascii="Franklin Gothic Heavy" w:eastAsia="新細明體" w:hAnsi="Franklin Gothic Heavy" w:cs="新細明體"/>
+                <w:b/>
+                <w:bCs/>
+                <w:color w:val="000000"/>
+                <w:kern w:val="0"/>
+                <w:sz w:val="28"/>
+                <w:szCs w:val="28"/>
+                <w14:ligatures w14:val="none"/>
+              </w:rPr>
+              <w:t>35  37</w:t>
+            </w:r>
+            <w:proofErr w:type="gramEnd"/>
           </w:p>
         </w:tc>
         <w:tc>
@@ -4166,19 +5142,77 @@
                 <w14:ligatures w14:val="none"/>
               </w:rPr>
             </w:pPr>
-            <w:r>
-              <w:rPr>
-                <w:rFonts w:ascii="Franklin Gothic Heavy" w:eastAsia="新細明體" w:hAnsi="Franklin Gothic Heavy" w:cs="新細明體"/>
-                <w:b/>
-                <w:bCs/>
-                <w:color w:val="000000"/>
-                <w:kern w:val="0"/>
-                <w:sz w:val="28"/>
-                <w:szCs w:val="28"/>
-                <w14:ligatures w14:val="none"/>
-              </w:rPr>
-              <w:t>10  14  15  16  27  33</w:t>
-            </w:r>
+            <w:proofErr w:type="gramStart"/>
+            <w:r>
+              <w:rPr>
+                <w:rFonts w:ascii="Franklin Gothic Heavy" w:eastAsia="新細明體" w:hAnsi="Franklin Gothic Heavy" w:cs="新細明體"/>
+                <w:b/>
+                <w:bCs/>
+                <w:color w:val="000000"/>
+                <w:kern w:val="0"/>
+                <w:sz w:val="28"/>
+                <w:szCs w:val="28"/>
+                <w14:ligatures w14:val="none"/>
+              </w:rPr>
+              <w:t>10  14</w:t>
+            </w:r>
+            <w:proofErr w:type="gramEnd"/>
+            <w:r>
+              <w:rPr>
+                <w:rFonts w:ascii="Franklin Gothic Heavy" w:eastAsia="新細明體" w:hAnsi="Franklin Gothic Heavy" w:cs="新細明體"/>
+                <w:b/>
+                <w:bCs/>
+                <w:color w:val="000000"/>
+                <w:kern w:val="0"/>
+                <w:sz w:val="28"/>
+                <w:szCs w:val="28"/>
+                <w14:ligatures w14:val="none"/>
+              </w:rPr>
+              <w:t>  </w:t>
+            </w:r>
+            <w:proofErr w:type="gramStart"/>
+            <w:r>
+              <w:rPr>
+                <w:rFonts w:ascii="Franklin Gothic Heavy" w:eastAsia="新細明體" w:hAnsi="Franklin Gothic Heavy" w:cs="新細明體"/>
+                <w:b/>
+                <w:bCs/>
+                <w:color w:val="000000"/>
+                <w:kern w:val="0"/>
+                <w:sz w:val="28"/>
+                <w:szCs w:val="28"/>
+                <w14:ligatures w14:val="none"/>
+              </w:rPr>
+              <w:t>15  16</w:t>
+            </w:r>
+            <w:proofErr w:type="gramEnd"/>
+            <w:r>
+              <w:rPr>
+                <w:rFonts w:ascii="Franklin Gothic Heavy" w:eastAsia="新細明體" w:hAnsi="Franklin Gothic Heavy" w:cs="新細明體"/>
+                <w:b/>
+                <w:bCs/>
+                <w:color w:val="000000"/>
+                <w:kern w:val="0"/>
+                <w:sz w:val="28"/>
+                <w:szCs w:val="28"/>
+                <w14:ligatures w14:val="none"/>
+              </w:rPr>
+              <w:t>  </w:t>
+            </w:r>
+            <w:proofErr w:type="gramStart"/>
+            <w:r>
+              <w:rPr>
+                <w:rFonts w:ascii="Franklin Gothic Heavy" w:eastAsia="新細明體" w:hAnsi="Franklin Gothic Heavy" w:cs="新細明體"/>
+                <w:b/>
+                <w:bCs/>
+                <w:color w:val="000000"/>
+                <w:kern w:val="0"/>
+                <w:sz w:val="28"/>
+                <w:szCs w:val="28"/>
+                <w14:ligatures w14:val="none"/>
+              </w:rPr>
+              <w:t>27  33</w:t>
+            </w:r>
+            <w:proofErr w:type="gramEnd"/>
           </w:p>
         </w:tc>
         <w:tc>
@@ -4339,19 +5373,77 @@
                 <w14:ligatures w14:val="none"/>
               </w:rPr>
             </w:pPr>
-            <w:r>
-              <w:rPr>
-                <w:rFonts w:ascii="Franklin Gothic Heavy" w:eastAsia="新細明體" w:hAnsi="Franklin Gothic Heavy" w:cs="新細明體"/>
-                <w:b/>
-                <w:bCs/>
-                <w:color w:val="000000"/>
-                <w:kern w:val="0"/>
-                <w:sz w:val="28"/>
-                <w:szCs w:val="28"/>
-                <w14:ligatures w14:val="none"/>
-              </w:rPr>
-              <w:t>06  08  27  33  35  38</w:t>
-            </w:r>
+            <w:proofErr w:type="gramStart"/>
+            <w:r>
+              <w:rPr>
+                <w:rFonts w:ascii="Franklin Gothic Heavy" w:eastAsia="新細明體" w:hAnsi="Franklin Gothic Heavy" w:cs="新細明體"/>
+                <w:b/>
+                <w:bCs/>
+                <w:color w:val="000000"/>
+                <w:kern w:val="0"/>
+                <w:sz w:val="28"/>
+                <w:szCs w:val="28"/>
+                <w14:ligatures w14:val="none"/>
+              </w:rPr>
+              <w:t>06  08</w:t>
+            </w:r>
+            <w:proofErr w:type="gramEnd"/>
+            <w:r>
+              <w:rPr>
+                <w:rFonts w:ascii="Franklin Gothic Heavy" w:eastAsia="新細明體" w:hAnsi="Franklin Gothic Heavy" w:cs="新細明體"/>
+                <w:b/>
+                <w:bCs/>
+                <w:color w:val="000000"/>
+                <w:kern w:val="0"/>
+                <w:sz w:val="28"/>
+                <w:szCs w:val="28"/>
+                <w14:ligatures w14:val="none"/>
+              </w:rPr>
+              <w:t>  </w:t>
+            </w:r>
+            <w:proofErr w:type="gramStart"/>
+            <w:r>
+              <w:rPr>
+                <w:rFonts w:ascii="Franklin Gothic Heavy" w:eastAsia="新細明體" w:hAnsi="Franklin Gothic Heavy" w:cs="新細明體"/>
+                <w:b/>
+                <w:bCs/>
+                <w:color w:val="000000"/>
+                <w:kern w:val="0"/>
+                <w:sz w:val="28"/>
+                <w:szCs w:val="28"/>
+                <w14:ligatures w14:val="none"/>
+              </w:rPr>
+              <w:t>27  33</w:t>
+            </w:r>
+            <w:proofErr w:type="gramEnd"/>
+            <w:r>
+              <w:rPr>
+                <w:rFonts w:ascii="Franklin Gothic Heavy" w:eastAsia="新細明體" w:hAnsi="Franklin Gothic Heavy" w:cs="新細明體"/>
+                <w:b/>
+                <w:bCs/>
+                <w:color w:val="000000"/>
+                <w:kern w:val="0"/>
+                <w:sz w:val="28"/>
+                <w:szCs w:val="28"/>
+                <w14:ligatures w14:val="none"/>
+              </w:rPr>
+              <w:t>  </w:t>
+            </w:r>
+            <w:proofErr w:type="gramStart"/>
+            <w:r>
+              <w:rPr>
+                <w:rFonts w:ascii="Franklin Gothic Heavy" w:eastAsia="新細明體" w:hAnsi="Franklin Gothic Heavy" w:cs="新細明體"/>
+                <w:b/>
+                <w:bCs/>
+                <w:color w:val="000000"/>
+                <w:kern w:val="0"/>
+                <w:sz w:val="28"/>
+                <w:szCs w:val="28"/>
+                <w14:ligatures w14:val="none"/>
+              </w:rPr>
+              <w:t>35  38</w:t>
+            </w:r>
+            <w:proofErr w:type="gramEnd"/>
           </w:p>
         </w:tc>
         <w:tc>
@@ -4512,19 +5604,77 @@
                 <w14:ligatures w14:val="none"/>
               </w:rPr>
             </w:pPr>
-            <w:r>
-              <w:rPr>
-                <w:rFonts w:ascii="Franklin Gothic Heavy" w:eastAsia="新細明體" w:hAnsi="Franklin Gothic Heavy" w:cs="新細明體"/>
-                <w:b/>
-                <w:bCs/>
-                <w:color w:val="000000"/>
-                <w:kern w:val="0"/>
-                <w:sz w:val="28"/>
-                <w:szCs w:val="28"/>
-                <w14:ligatures w14:val="none"/>
-              </w:rPr>
-              <w:t>01  04  13  19  27  30</w:t>
-            </w:r>
+            <w:proofErr w:type="gramStart"/>
+            <w:r>
+              <w:rPr>
+                <w:rFonts w:ascii="Franklin Gothic Heavy" w:eastAsia="新細明體" w:hAnsi="Franklin Gothic Heavy" w:cs="新細明體"/>
+                <w:b/>
+                <w:bCs/>
+                <w:color w:val="000000"/>
+                <w:kern w:val="0"/>
+                <w:sz w:val="28"/>
+                <w:szCs w:val="28"/>
+                <w14:ligatures w14:val="none"/>
+              </w:rPr>
+              <w:t>01  04</w:t>
+            </w:r>
+            <w:proofErr w:type="gramEnd"/>
+            <w:r>
+              <w:rPr>
+                <w:rFonts w:ascii="Franklin Gothic Heavy" w:eastAsia="新細明體" w:hAnsi="Franklin Gothic Heavy" w:cs="新細明體"/>
+                <w:b/>
+                <w:bCs/>
+                <w:color w:val="000000"/>
+                <w:kern w:val="0"/>
+                <w:sz w:val="28"/>
+                <w:szCs w:val="28"/>
+                <w14:ligatures w14:val="none"/>
+              </w:rPr>
+              <w:t>  </w:t>
+            </w:r>
+            <w:proofErr w:type="gramStart"/>
+            <w:r>
+              <w:rPr>
+                <w:rFonts w:ascii="Franklin Gothic Heavy" w:eastAsia="新細明體" w:hAnsi="Franklin Gothic Heavy" w:cs="新細明體"/>
+                <w:b/>
+                <w:bCs/>
+                <w:color w:val="000000"/>
+                <w:kern w:val="0"/>
+                <w:sz w:val="28"/>
+                <w:szCs w:val="28"/>
+                <w14:ligatures w14:val="none"/>
+              </w:rPr>
+              <w:t>13  19</w:t>
+            </w:r>
+            <w:proofErr w:type="gramEnd"/>
+            <w:r>
+              <w:rPr>
+                <w:rFonts w:ascii="Franklin Gothic Heavy" w:eastAsia="新細明體" w:hAnsi="Franklin Gothic Heavy" w:cs="新細明體"/>
+                <w:b/>
+                <w:bCs/>
+                <w:color w:val="000000"/>
+                <w:kern w:val="0"/>
+                <w:sz w:val="28"/>
+                <w:szCs w:val="28"/>
+                <w14:ligatures w14:val="none"/>
+              </w:rPr>
+              <w:t>  </w:t>
+            </w:r>
+            <w:proofErr w:type="gramStart"/>
+            <w:r>
+              <w:rPr>
+                <w:rFonts w:ascii="Franklin Gothic Heavy" w:eastAsia="新細明體" w:hAnsi="Franklin Gothic Heavy" w:cs="新細明體"/>
+                <w:b/>
+                <w:bCs/>
+                <w:color w:val="000000"/>
+                <w:kern w:val="0"/>
+                <w:sz w:val="28"/>
+                <w:szCs w:val="28"/>
+                <w14:ligatures w14:val="none"/>
+              </w:rPr>
+              <w:t>27  30</w:t>
+            </w:r>
+            <w:proofErr w:type="gramEnd"/>
           </w:p>
         </w:tc>
         <w:tc>
@@ -4764,18 +5914,46 @@
                 <w14:ligatures w14:val="none"/>
               </w:rPr>
             </w:pPr>
-            <w:r>
-              <w:rPr>
-                <w:rFonts w:ascii="Franklin Gothic Heavy" w:eastAsia="新細明體" w:hAnsi="Franklin Gothic Heavy" w:cs="新細明體"/>
-                <w:b/>
-                <w:bCs/>
-                <w:color w:val="000000"/>
-                <w:kern w:val="0"/>
-                <w:szCs w:val="24"/>
-                <w14:ligatures w14:val="none"/>
-              </w:rPr>
-              <w:t>4  3  8  4</w:t>
-            </w:r>
+            <w:proofErr w:type="gramStart"/>
+            <w:r>
+              <w:rPr>
+                <w:rFonts w:ascii="Franklin Gothic Heavy" w:eastAsia="新細明體" w:hAnsi="Franklin Gothic Heavy" w:cs="新細明體"/>
+                <w:b/>
+                <w:bCs/>
+                <w:color w:val="000000"/>
+                <w:kern w:val="0"/>
+                <w:szCs w:val="24"/>
+                <w14:ligatures w14:val="none"/>
+              </w:rPr>
+              <w:t>4  3</w:t>
+            </w:r>
+            <w:proofErr w:type="gramEnd"/>
+            <w:r>
+              <w:rPr>
+                <w:rFonts w:ascii="Franklin Gothic Heavy" w:eastAsia="新細明體" w:hAnsi="Franklin Gothic Heavy" w:cs="新細明體"/>
+                <w:b/>
+                <w:bCs/>
+                <w:color w:val="000000"/>
+                <w:kern w:val="0"/>
+                <w:szCs w:val="24"/>
+                <w14:ligatures w14:val="none"/>
+              </w:rPr>
+              <w:t>  </w:t>
+            </w:r>
+            <w:proofErr w:type="gramStart"/>
+            <w:r>
+              <w:rPr>
+                <w:rFonts w:ascii="Franklin Gothic Heavy" w:eastAsia="新細明體" w:hAnsi="Franklin Gothic Heavy" w:cs="新細明體"/>
+                <w:b/>
+                <w:bCs/>
+                <w:color w:val="000000"/>
+                <w:kern w:val="0"/>
+                <w:szCs w:val="24"/>
+                <w14:ligatures w14:val="none"/>
+              </w:rPr>
+              <w:t>8  4</w:t>
+            </w:r>
+            <w:proofErr w:type="gramEnd"/>
           </w:p>
         </w:tc>
       </w:tr>
@@ -4871,18 +6049,46 @@
                 <w14:ligatures w14:val="none"/>
               </w:rPr>
             </w:pPr>
-            <w:r>
-              <w:rPr>
-                <w:rFonts w:ascii="Franklin Gothic Heavy" w:eastAsia="新細明體" w:hAnsi="Franklin Gothic Heavy" w:cs="新細明體"/>
-                <w:b/>
-                <w:bCs/>
-                <w:color w:val="000000"/>
-                <w:kern w:val="0"/>
-                <w:szCs w:val="24"/>
-                <w14:ligatures w14:val="none"/>
-              </w:rPr>
-              <w:t>4  3  8  4</w:t>
-            </w:r>
+            <w:proofErr w:type="gramStart"/>
+            <w:r>
+              <w:rPr>
+                <w:rFonts w:ascii="Franklin Gothic Heavy" w:eastAsia="新細明體" w:hAnsi="Franklin Gothic Heavy" w:cs="新細明體"/>
+                <w:b/>
+                <w:bCs/>
+                <w:color w:val="000000"/>
+                <w:kern w:val="0"/>
+                <w:szCs w:val="24"/>
+                <w14:ligatures w14:val="none"/>
+              </w:rPr>
+              <w:t>4  3</w:t>
+            </w:r>
+            <w:proofErr w:type="gramEnd"/>
+            <w:r>
+              <w:rPr>
+                <w:rFonts w:ascii="Franklin Gothic Heavy" w:eastAsia="新細明體" w:hAnsi="Franklin Gothic Heavy" w:cs="新細明體"/>
+                <w:b/>
+                <w:bCs/>
+                <w:color w:val="000000"/>
+                <w:kern w:val="0"/>
+                <w:szCs w:val="24"/>
+                <w14:ligatures w14:val="none"/>
+              </w:rPr>
+              <w:t>  </w:t>
+            </w:r>
+            <w:proofErr w:type="gramStart"/>
+            <w:r>
+              <w:rPr>
+                <w:rFonts w:ascii="Franklin Gothic Heavy" w:eastAsia="新細明體" w:hAnsi="Franklin Gothic Heavy" w:cs="新細明體"/>
+                <w:b/>
+                <w:bCs/>
+                <w:color w:val="000000"/>
+                <w:kern w:val="0"/>
+                <w:szCs w:val="24"/>
+                <w14:ligatures w14:val="none"/>
+              </w:rPr>
+              <w:t>8  4</w:t>
+            </w:r>
+            <w:proofErr w:type="gramEnd"/>
           </w:p>
         </w:tc>
       </w:tr>
@@ -4978,18 +6184,46 @@
                 <w14:ligatures w14:val="none"/>
               </w:rPr>
             </w:pPr>
-            <w:r>
-              <w:rPr>
-                <w:rFonts w:ascii="Franklin Gothic Heavy" w:eastAsia="新細明體" w:hAnsi="Franklin Gothic Heavy" w:cs="新細明體"/>
-                <w:b/>
-                <w:bCs/>
-                <w:color w:val="000000"/>
-                <w:kern w:val="0"/>
-                <w:szCs w:val="24"/>
-                <w14:ligatures w14:val="none"/>
-              </w:rPr>
-              <w:t>4  3  8  4</w:t>
-            </w:r>
+            <w:proofErr w:type="gramStart"/>
+            <w:r>
+              <w:rPr>
+                <w:rFonts w:ascii="Franklin Gothic Heavy" w:eastAsia="新細明體" w:hAnsi="Franklin Gothic Heavy" w:cs="新細明體"/>
+                <w:b/>
+                <w:bCs/>
+                <w:color w:val="000000"/>
+                <w:kern w:val="0"/>
+                <w:szCs w:val="24"/>
+                <w14:ligatures w14:val="none"/>
+              </w:rPr>
+              <w:t>4  3</w:t>
+            </w:r>
+            <w:proofErr w:type="gramEnd"/>
+            <w:r>
+              <w:rPr>
+                <w:rFonts w:ascii="Franklin Gothic Heavy" w:eastAsia="新細明體" w:hAnsi="Franklin Gothic Heavy" w:cs="新細明體"/>
+                <w:b/>
+                <w:bCs/>
+                <w:color w:val="000000"/>
+                <w:kern w:val="0"/>
+                <w:szCs w:val="24"/>
+                <w14:ligatures w14:val="none"/>
+              </w:rPr>
+              <w:t>  </w:t>
+            </w:r>
+            <w:proofErr w:type="gramStart"/>
+            <w:r>
+              <w:rPr>
+                <w:rFonts w:ascii="Franklin Gothic Heavy" w:eastAsia="新細明體" w:hAnsi="Franklin Gothic Heavy" w:cs="新細明體"/>
+                <w:b/>
+                <w:bCs/>
+                <w:color w:val="000000"/>
+                <w:kern w:val="0"/>
+                <w:szCs w:val="24"/>
+                <w14:ligatures w14:val="none"/>
+              </w:rPr>
+              <w:t>8  4</w:t>
+            </w:r>
+            <w:proofErr w:type="gramEnd"/>
           </w:p>
         </w:tc>
       </w:tr>
@@ -5085,18 +6319,46 @@
                 <w14:ligatures w14:val="none"/>
               </w:rPr>
             </w:pPr>
-            <w:r>
-              <w:rPr>
-                <w:rFonts w:ascii="Franklin Gothic Heavy" w:eastAsia="新細明體" w:hAnsi="Franklin Gothic Heavy" w:cs="新細明體"/>
-                <w:b/>
-                <w:bCs/>
-                <w:color w:val="000000"/>
-                <w:kern w:val="0"/>
-                <w:szCs w:val="24"/>
-                <w14:ligatures w14:val="none"/>
-              </w:rPr>
-              <w:t>4  3  8  4</w:t>
-            </w:r>
+            <w:proofErr w:type="gramStart"/>
+            <w:r>
+              <w:rPr>
+                <w:rFonts w:ascii="Franklin Gothic Heavy" w:eastAsia="新細明體" w:hAnsi="Franklin Gothic Heavy" w:cs="新細明體"/>
+                <w:b/>
+                <w:bCs/>
+                <w:color w:val="000000"/>
+                <w:kern w:val="0"/>
+                <w:szCs w:val="24"/>
+                <w14:ligatures w14:val="none"/>
+              </w:rPr>
+              <w:t>4  3</w:t>
+            </w:r>
+            <w:proofErr w:type="gramEnd"/>
+            <w:r>
+              <w:rPr>
+                <w:rFonts w:ascii="Franklin Gothic Heavy" w:eastAsia="新細明體" w:hAnsi="Franklin Gothic Heavy" w:cs="新細明體"/>
+                <w:b/>
+                <w:bCs/>
+                <w:color w:val="000000"/>
+                <w:kern w:val="0"/>
+                <w:szCs w:val="24"/>
+                <w14:ligatures w14:val="none"/>
+              </w:rPr>
+              <w:t>  </w:t>
+            </w:r>
+            <w:proofErr w:type="gramStart"/>
+            <w:r>
+              <w:rPr>
+                <w:rFonts w:ascii="Franklin Gothic Heavy" w:eastAsia="新細明體" w:hAnsi="Franklin Gothic Heavy" w:cs="新細明體"/>
+                <w:b/>
+                <w:bCs/>
+                <w:color w:val="000000"/>
+                <w:kern w:val="0"/>
+                <w:szCs w:val="24"/>
+                <w14:ligatures w14:val="none"/>
+              </w:rPr>
+              <w:t>8  4</w:t>
+            </w:r>
+            <w:proofErr w:type="gramEnd"/>
           </w:p>
         </w:tc>
       </w:tr>
@@ -5192,18 +6454,46 @@
                 <w14:ligatures w14:val="none"/>
               </w:rPr>
             </w:pPr>
-            <w:r>
-              <w:rPr>
-                <w:rFonts w:ascii="Franklin Gothic Heavy" w:eastAsia="新細明體" w:hAnsi="Franklin Gothic Heavy" w:cs="新細明體"/>
-                <w:b/>
-                <w:bCs/>
-                <w:color w:val="000000"/>
-                <w:kern w:val="0"/>
-                <w:szCs w:val="24"/>
-                <w14:ligatures w14:val="none"/>
-              </w:rPr>
-              <w:t>4  3  8  4</w:t>
-            </w:r>
+            <w:proofErr w:type="gramStart"/>
+            <w:r>
+              <w:rPr>
+                <w:rFonts w:ascii="Franklin Gothic Heavy" w:eastAsia="新細明體" w:hAnsi="Franklin Gothic Heavy" w:cs="新細明體"/>
+                <w:b/>
+                <w:bCs/>
+                <w:color w:val="000000"/>
+                <w:kern w:val="0"/>
+                <w:szCs w:val="24"/>
+                <w14:ligatures w14:val="none"/>
+              </w:rPr>
+              <w:t>4  3</w:t>
+            </w:r>
+            <w:proofErr w:type="gramEnd"/>
+            <w:r>
+              <w:rPr>
+                <w:rFonts w:ascii="Franklin Gothic Heavy" w:eastAsia="新細明體" w:hAnsi="Franklin Gothic Heavy" w:cs="新細明體"/>
+                <w:b/>
+                <w:bCs/>
+                <w:color w:val="000000"/>
+                <w:kern w:val="0"/>
+                <w:szCs w:val="24"/>
+                <w14:ligatures w14:val="none"/>
+              </w:rPr>
+              <w:t>  </w:t>
+            </w:r>
+            <w:proofErr w:type="gramStart"/>
+            <w:r>
+              <w:rPr>
+                <w:rFonts w:ascii="Franklin Gothic Heavy" w:eastAsia="新細明體" w:hAnsi="Franklin Gothic Heavy" w:cs="新細明體"/>
+                <w:b/>
+                <w:bCs/>
+                <w:color w:val="000000"/>
+                <w:kern w:val="0"/>
+                <w:szCs w:val="24"/>
+                <w14:ligatures w14:val="none"/>
+              </w:rPr>
+              <w:t>8  4</w:t>
+            </w:r>
+            <w:proofErr w:type="gramEnd"/>
           </w:p>
         </w:tc>
       </w:tr>
@@ -5299,18 +6589,46 @@
                 <w14:ligatures w14:val="none"/>
               </w:rPr>
             </w:pPr>
-            <w:r>
-              <w:rPr>
-                <w:rFonts w:ascii="Franklin Gothic Heavy" w:eastAsia="新細明體" w:hAnsi="Franklin Gothic Heavy" w:cs="新細明體"/>
-                <w:b/>
-                <w:bCs/>
-                <w:color w:val="000000"/>
-                <w:kern w:val="0"/>
-                <w:szCs w:val="24"/>
-                <w14:ligatures w14:val="none"/>
-              </w:rPr>
-              <w:t>4  3  8  4</w:t>
-            </w:r>
+            <w:proofErr w:type="gramStart"/>
+            <w:r>
+              <w:rPr>
+                <w:rFonts w:ascii="Franklin Gothic Heavy" w:eastAsia="新細明體" w:hAnsi="Franklin Gothic Heavy" w:cs="新細明體"/>
+                <w:b/>
+                <w:bCs/>
+                <w:color w:val="000000"/>
+                <w:kern w:val="0"/>
+                <w:szCs w:val="24"/>
+                <w14:ligatures w14:val="none"/>
+              </w:rPr>
+              <w:t>4  3</w:t>
+            </w:r>
+            <w:proofErr w:type="gramEnd"/>
+            <w:r>
+              <w:rPr>
+                <w:rFonts w:ascii="Franklin Gothic Heavy" w:eastAsia="新細明體" w:hAnsi="Franklin Gothic Heavy" w:cs="新細明體"/>
+                <w:b/>
+                <w:bCs/>
+                <w:color w:val="000000"/>
+                <w:kern w:val="0"/>
+                <w:szCs w:val="24"/>
+                <w14:ligatures w14:val="none"/>
+              </w:rPr>
+              <w:t>  </w:t>
+            </w:r>
+            <w:proofErr w:type="gramStart"/>
+            <w:r>
+              <w:rPr>
+                <w:rFonts w:ascii="Franklin Gothic Heavy" w:eastAsia="新細明體" w:hAnsi="Franklin Gothic Heavy" w:cs="新細明體"/>
+                <w:b/>
+                <w:bCs/>
+                <w:color w:val="000000"/>
+                <w:kern w:val="0"/>
+                <w:szCs w:val="24"/>
+                <w14:ligatures w14:val="none"/>
+              </w:rPr>
+              <w:t>8  4</w:t>
+            </w:r>
+            <w:proofErr w:type="gramEnd"/>
           </w:p>
         </w:tc>
       </w:tr>
@@ -5406,18 +6724,46 @@
                 <w14:ligatures w14:val="none"/>
               </w:rPr>
             </w:pPr>
-            <w:r>
-              <w:rPr>
-                <w:rFonts w:ascii="Franklin Gothic Heavy" w:eastAsia="新細明體" w:hAnsi="Franklin Gothic Heavy" w:cs="新細明體"/>
-                <w:b/>
-                <w:bCs/>
-                <w:color w:val="000000"/>
-                <w:kern w:val="0"/>
-                <w:szCs w:val="24"/>
-                <w14:ligatures w14:val="none"/>
-              </w:rPr>
-              <w:t>4  3  8  4</w:t>
-            </w:r>
+            <w:proofErr w:type="gramStart"/>
+            <w:r>
+              <w:rPr>
+                <w:rFonts w:ascii="Franklin Gothic Heavy" w:eastAsia="新細明體" w:hAnsi="Franklin Gothic Heavy" w:cs="新細明體"/>
+                <w:b/>
+                <w:bCs/>
+                <w:color w:val="000000"/>
+                <w:kern w:val="0"/>
+                <w:szCs w:val="24"/>
+                <w14:ligatures w14:val="none"/>
+              </w:rPr>
+              <w:t>4  3</w:t>
+            </w:r>
+            <w:proofErr w:type="gramEnd"/>
+            <w:r>
+              <w:rPr>
+                <w:rFonts w:ascii="Franklin Gothic Heavy" w:eastAsia="新細明體" w:hAnsi="Franklin Gothic Heavy" w:cs="新細明體"/>
+                <w:b/>
+                <w:bCs/>
+                <w:color w:val="000000"/>
+                <w:kern w:val="0"/>
+                <w:szCs w:val="24"/>
+                <w14:ligatures w14:val="none"/>
+              </w:rPr>
+              <w:t>  </w:t>
+            </w:r>
+            <w:proofErr w:type="gramStart"/>
+            <w:r>
+              <w:rPr>
+                <w:rFonts w:ascii="Franklin Gothic Heavy" w:eastAsia="新細明體" w:hAnsi="Franklin Gothic Heavy" w:cs="新細明體"/>
+                <w:b/>
+                <w:bCs/>
+                <w:color w:val="000000"/>
+                <w:kern w:val="0"/>
+                <w:szCs w:val="24"/>
+                <w14:ligatures w14:val="none"/>
+              </w:rPr>
+              <w:t>8  4</w:t>
+            </w:r>
+            <w:proofErr w:type="gramEnd"/>
           </w:p>
         </w:tc>
       </w:tr>
@@ -5513,18 +6859,46 @@
                 <w14:ligatures w14:val="none"/>
               </w:rPr>
             </w:pPr>
-            <w:r>
-              <w:rPr>
-                <w:rFonts w:ascii="Franklin Gothic Heavy" w:eastAsia="新細明體" w:hAnsi="Franklin Gothic Heavy" w:cs="新細明體"/>
-                <w:b/>
-                <w:bCs/>
-                <w:color w:val="000000"/>
-                <w:kern w:val="0"/>
-                <w:szCs w:val="24"/>
-                <w14:ligatures w14:val="none"/>
-              </w:rPr>
-              <w:t>4  3  8  4</w:t>
-            </w:r>
+            <w:proofErr w:type="gramStart"/>
+            <w:r>
+              <w:rPr>
+                <w:rFonts w:ascii="Franklin Gothic Heavy" w:eastAsia="新細明體" w:hAnsi="Franklin Gothic Heavy" w:cs="新細明體"/>
+                <w:b/>
+                <w:bCs/>
+                <w:color w:val="000000"/>
+                <w:kern w:val="0"/>
+                <w:szCs w:val="24"/>
+                <w14:ligatures w14:val="none"/>
+              </w:rPr>
+              <w:t>4  3</w:t>
+            </w:r>
+            <w:proofErr w:type="gramEnd"/>
+            <w:r>
+              <w:rPr>
+                <w:rFonts w:ascii="Franklin Gothic Heavy" w:eastAsia="新細明體" w:hAnsi="Franklin Gothic Heavy" w:cs="新細明體"/>
+                <w:b/>
+                <w:bCs/>
+                <w:color w:val="000000"/>
+                <w:kern w:val="0"/>
+                <w:szCs w:val="24"/>
+                <w14:ligatures w14:val="none"/>
+              </w:rPr>
+              <w:t>  </w:t>
+            </w:r>
+            <w:proofErr w:type="gramStart"/>
+            <w:r>
+              <w:rPr>
+                <w:rFonts w:ascii="Franklin Gothic Heavy" w:eastAsia="新細明體" w:hAnsi="Franklin Gothic Heavy" w:cs="新細明體"/>
+                <w:b/>
+                <w:bCs/>
+                <w:color w:val="000000"/>
+                <w:kern w:val="0"/>
+                <w:szCs w:val="24"/>
+                <w14:ligatures w14:val="none"/>
+              </w:rPr>
+              <w:t>8  4</w:t>
+            </w:r>
+            <w:proofErr w:type="gramEnd"/>
           </w:p>
         </w:tc>
       </w:tr>
@@ -5620,18 +6994,46 @@
                 <w14:ligatures w14:val="none"/>
               </w:rPr>
             </w:pPr>
-            <w:r>
-              <w:rPr>
-                <w:rFonts w:ascii="Franklin Gothic Heavy" w:eastAsia="新細明體" w:hAnsi="Franklin Gothic Heavy" w:cs="新細明體"/>
-                <w:b/>
-                <w:bCs/>
-                <w:color w:val="000000"/>
-                <w:kern w:val="0"/>
-                <w:szCs w:val="24"/>
-                <w14:ligatures w14:val="none"/>
-              </w:rPr>
-              <w:t>4  3  8  4</w:t>
-            </w:r>
+            <w:proofErr w:type="gramStart"/>
+            <w:r>
+              <w:rPr>
+                <w:rFonts w:ascii="Franklin Gothic Heavy" w:eastAsia="新細明體" w:hAnsi="Franklin Gothic Heavy" w:cs="新細明體"/>
+                <w:b/>
+                <w:bCs/>
+                <w:color w:val="000000"/>
+                <w:kern w:val="0"/>
+                <w:szCs w:val="24"/>
+                <w14:ligatures w14:val="none"/>
+              </w:rPr>
+              <w:t>4  3</w:t>
+            </w:r>
+            <w:proofErr w:type="gramEnd"/>
+            <w:r>
+              <w:rPr>
+                <w:rFonts w:ascii="Franklin Gothic Heavy" w:eastAsia="新細明體" w:hAnsi="Franklin Gothic Heavy" w:cs="新細明體"/>
+                <w:b/>
+                <w:bCs/>
+                <w:color w:val="000000"/>
+                <w:kern w:val="0"/>
+                <w:szCs w:val="24"/>
+                <w14:ligatures w14:val="none"/>
+              </w:rPr>
+              <w:t>  </w:t>
+            </w:r>
+            <w:proofErr w:type="gramStart"/>
+            <w:r>
+              <w:rPr>
+                <w:rFonts w:ascii="Franklin Gothic Heavy" w:eastAsia="新細明體" w:hAnsi="Franklin Gothic Heavy" w:cs="新細明體"/>
+                <w:b/>
+                <w:bCs/>
+                <w:color w:val="000000"/>
+                <w:kern w:val="0"/>
+                <w:szCs w:val="24"/>
+                <w14:ligatures w14:val="none"/>
+              </w:rPr>
+              <w:t>8  4</w:t>
+            </w:r>
+            <w:proofErr w:type="gramEnd"/>
           </w:p>
         </w:tc>
       </w:tr>
@@ -5727,18 +7129,46 @@
                 <w14:ligatures w14:val="none"/>
               </w:rPr>
             </w:pPr>
-            <w:r>
-              <w:rPr>
-                <w:rFonts w:ascii="Franklin Gothic Heavy" w:eastAsia="新細明體" w:hAnsi="Franklin Gothic Heavy" w:cs="新細明體"/>
-                <w:b/>
-                <w:bCs/>
-                <w:color w:val="000000"/>
-                <w:kern w:val="0"/>
-                <w:szCs w:val="24"/>
-                <w14:ligatures w14:val="none"/>
-              </w:rPr>
-              <w:t>4  3  8  4</w:t>
-            </w:r>
+            <w:proofErr w:type="gramStart"/>
+            <w:r>
+              <w:rPr>
+                <w:rFonts w:ascii="Franklin Gothic Heavy" w:eastAsia="新細明體" w:hAnsi="Franklin Gothic Heavy" w:cs="新細明體"/>
+                <w:b/>
+                <w:bCs/>
+                <w:color w:val="000000"/>
+                <w:kern w:val="0"/>
+                <w:szCs w:val="24"/>
+                <w14:ligatures w14:val="none"/>
+              </w:rPr>
+              <w:t>4  3</w:t>
+            </w:r>
+            <w:proofErr w:type="gramEnd"/>
+            <w:r>
+              <w:rPr>
+                <w:rFonts w:ascii="Franklin Gothic Heavy" w:eastAsia="新細明體" w:hAnsi="Franklin Gothic Heavy" w:cs="新細明體"/>
+                <w:b/>
+                <w:bCs/>
+                <w:color w:val="000000"/>
+                <w:kern w:val="0"/>
+                <w:szCs w:val="24"/>
+                <w14:ligatures w14:val="none"/>
+              </w:rPr>
+              <w:t>  </w:t>
+            </w:r>
+            <w:proofErr w:type="gramStart"/>
+            <w:r>
+              <w:rPr>
+                <w:rFonts w:ascii="Franklin Gothic Heavy" w:eastAsia="新細明體" w:hAnsi="Franklin Gothic Heavy" w:cs="新細明體"/>
+                <w:b/>
+                <w:bCs/>
+                <w:color w:val="000000"/>
+                <w:kern w:val="0"/>
+                <w:szCs w:val="24"/>
+                <w14:ligatures w14:val="none"/>
+              </w:rPr>
+              <w:t>8  4</w:t>
+            </w:r>
+            <w:proofErr w:type="gramEnd"/>
           </w:p>
         </w:tc>
       </w:tr>
@@ -6053,19 +7483,77 @@
                 <w14:ligatures w14:val="none"/>
               </w:rPr>
             </w:pPr>
-            <w:r>
-              <w:rPr>
-                <w:rFonts w:ascii="Franklin Gothic Heavy" w:eastAsia="新細明體" w:hAnsi="Franklin Gothic Heavy" w:cs="新細明體"/>
-                <w:b/>
-                <w:bCs/>
-                <w:color w:val="000000"/>
-                <w:kern w:val="0"/>
-                <w:sz w:val="28"/>
-                <w:szCs w:val="28"/>
-                <w14:ligatures w14:val="none"/>
-              </w:rPr>
-              <w:t>05  11  25  40  45  47</w:t>
-            </w:r>
+            <w:proofErr w:type="gramStart"/>
+            <w:r>
+              <w:rPr>
+                <w:rFonts w:ascii="Franklin Gothic Heavy" w:eastAsia="新細明體" w:hAnsi="Franklin Gothic Heavy" w:cs="新細明體"/>
+                <w:b/>
+                <w:bCs/>
+                <w:color w:val="000000"/>
+                <w:kern w:val="0"/>
+                <w:sz w:val="28"/>
+                <w:szCs w:val="28"/>
+                <w14:ligatures w14:val="none"/>
+              </w:rPr>
+              <w:t>05  11</w:t>
+            </w:r>
+            <w:proofErr w:type="gramEnd"/>
+            <w:r>
+              <w:rPr>
+                <w:rFonts w:ascii="Franklin Gothic Heavy" w:eastAsia="新細明體" w:hAnsi="Franklin Gothic Heavy" w:cs="新細明體"/>
+                <w:b/>
+                <w:bCs/>
+                <w:color w:val="000000"/>
+                <w:kern w:val="0"/>
+                <w:sz w:val="28"/>
+                <w:szCs w:val="28"/>
+                <w14:ligatures w14:val="none"/>
+              </w:rPr>
+              <w:t>  </w:t>
+            </w:r>
+            <w:proofErr w:type="gramStart"/>
+            <w:r>
+              <w:rPr>
+                <w:rFonts w:ascii="Franklin Gothic Heavy" w:eastAsia="新細明體" w:hAnsi="Franklin Gothic Heavy" w:cs="新細明體"/>
+                <w:b/>
+                <w:bCs/>
+                <w:color w:val="000000"/>
+                <w:kern w:val="0"/>
+                <w:sz w:val="28"/>
+                <w:szCs w:val="28"/>
+                <w14:ligatures w14:val="none"/>
+              </w:rPr>
+              <w:t>25  40</w:t>
+            </w:r>
+            <w:proofErr w:type="gramEnd"/>
+            <w:r>
+              <w:rPr>
+                <w:rFonts w:ascii="Franklin Gothic Heavy" w:eastAsia="新細明體" w:hAnsi="Franklin Gothic Heavy" w:cs="新細明體"/>
+                <w:b/>
+                <w:bCs/>
+                <w:color w:val="000000"/>
+                <w:kern w:val="0"/>
+                <w:sz w:val="28"/>
+                <w:szCs w:val="28"/>
+                <w14:ligatures w14:val="none"/>
+              </w:rPr>
+              <w:t>  </w:t>
+            </w:r>
+            <w:proofErr w:type="gramStart"/>
+            <w:r>
+              <w:rPr>
+                <w:rFonts w:ascii="Franklin Gothic Heavy" w:eastAsia="新細明體" w:hAnsi="Franklin Gothic Heavy" w:cs="新細明體"/>
+                <w:b/>
+                <w:bCs/>
+                <w:color w:val="000000"/>
+                <w:kern w:val="0"/>
+                <w:sz w:val="28"/>
+                <w:szCs w:val="28"/>
+                <w14:ligatures w14:val="none"/>
+              </w:rPr>
+              <w:t>45  47</w:t>
+            </w:r>
+            <w:proofErr w:type="gramEnd"/>
           </w:p>
         </w:tc>
         <w:tc>
@@ -6226,19 +7714,77 @@
                 <w14:ligatures w14:val="none"/>
               </w:rPr>
             </w:pPr>
-            <w:r>
-              <w:rPr>
-                <w:rFonts w:ascii="Franklin Gothic Heavy" w:eastAsia="新細明體" w:hAnsi="Franklin Gothic Heavy" w:cs="新細明體"/>
-                <w:b/>
-                <w:bCs/>
-                <w:color w:val="000000"/>
-                <w:kern w:val="0"/>
-                <w:sz w:val="28"/>
-                <w:szCs w:val="28"/>
-                <w14:ligatures w14:val="none"/>
-              </w:rPr>
-              <w:t>05  12  13  25  36  48</w:t>
-            </w:r>
+            <w:proofErr w:type="gramStart"/>
+            <w:r>
+              <w:rPr>
+                <w:rFonts w:ascii="Franklin Gothic Heavy" w:eastAsia="新細明體" w:hAnsi="Franklin Gothic Heavy" w:cs="新細明體"/>
+                <w:b/>
+                <w:bCs/>
+                <w:color w:val="000000"/>
+                <w:kern w:val="0"/>
+                <w:sz w:val="28"/>
+                <w:szCs w:val="28"/>
+                <w14:ligatures w14:val="none"/>
+              </w:rPr>
+              <w:t>05  12</w:t>
+            </w:r>
+            <w:proofErr w:type="gramEnd"/>
+            <w:r>
+              <w:rPr>
+                <w:rFonts w:ascii="Franklin Gothic Heavy" w:eastAsia="新細明體" w:hAnsi="Franklin Gothic Heavy" w:cs="新細明體"/>
+                <w:b/>
+                <w:bCs/>
+                <w:color w:val="000000"/>
+                <w:kern w:val="0"/>
+                <w:sz w:val="28"/>
+                <w:szCs w:val="28"/>
+                <w14:ligatures w14:val="none"/>
+              </w:rPr>
+              <w:t>  </w:t>
+            </w:r>
+            <w:proofErr w:type="gramStart"/>
+            <w:r>
+              <w:rPr>
+                <w:rFonts w:ascii="Franklin Gothic Heavy" w:eastAsia="新細明體" w:hAnsi="Franklin Gothic Heavy" w:cs="新細明體"/>
+                <w:b/>
+                <w:bCs/>
+                <w:color w:val="000000"/>
+                <w:kern w:val="0"/>
+                <w:sz w:val="28"/>
+                <w:szCs w:val="28"/>
+                <w14:ligatures w14:val="none"/>
+              </w:rPr>
+              <w:t>13  25</w:t>
+            </w:r>
+            <w:proofErr w:type="gramEnd"/>
+            <w:r>
+              <w:rPr>
+                <w:rFonts w:ascii="Franklin Gothic Heavy" w:eastAsia="新細明體" w:hAnsi="Franklin Gothic Heavy" w:cs="新細明體"/>
+                <w:b/>
+                <w:bCs/>
+                <w:color w:val="000000"/>
+                <w:kern w:val="0"/>
+                <w:sz w:val="28"/>
+                <w:szCs w:val="28"/>
+                <w14:ligatures w14:val="none"/>
+              </w:rPr>
+              <w:t>  </w:t>
+            </w:r>
+            <w:proofErr w:type="gramStart"/>
+            <w:r>
+              <w:rPr>
+                <w:rFonts w:ascii="Franklin Gothic Heavy" w:eastAsia="新細明體" w:hAnsi="Franklin Gothic Heavy" w:cs="新細明體"/>
+                <w:b/>
+                <w:bCs/>
+                <w:color w:val="000000"/>
+                <w:kern w:val="0"/>
+                <w:sz w:val="28"/>
+                <w:szCs w:val="28"/>
+                <w14:ligatures w14:val="none"/>
+              </w:rPr>
+              <w:t>36  48</w:t>
+            </w:r>
+            <w:proofErr w:type="gramEnd"/>
           </w:p>
         </w:tc>
         <w:tc>
@@ -6399,19 +7945,77 @@
                 <w14:ligatures w14:val="none"/>
               </w:rPr>
             </w:pPr>
-            <w:r>
-              <w:rPr>
-                <w:rFonts w:ascii="Franklin Gothic Heavy" w:eastAsia="新細明體" w:hAnsi="Franklin Gothic Heavy" w:cs="新細明體"/>
-                <w:b/>
-                <w:bCs/>
-                <w:color w:val="000000"/>
-                <w:kern w:val="0"/>
-                <w:sz w:val="28"/>
-                <w:szCs w:val="28"/>
-                <w14:ligatures w14:val="none"/>
-              </w:rPr>
-              <w:t>01  02  06  16  18  26</w:t>
-            </w:r>
+            <w:proofErr w:type="gramStart"/>
+            <w:r>
+              <w:rPr>
+                <w:rFonts w:ascii="Franklin Gothic Heavy" w:eastAsia="新細明體" w:hAnsi="Franklin Gothic Heavy" w:cs="新細明體"/>
+                <w:b/>
+                <w:bCs/>
+                <w:color w:val="000000"/>
+                <w:kern w:val="0"/>
+                <w:sz w:val="28"/>
+                <w:szCs w:val="28"/>
+                <w14:ligatures w14:val="none"/>
+              </w:rPr>
+              <w:t>01  02</w:t>
+            </w:r>
+            <w:proofErr w:type="gramEnd"/>
+            <w:r>
+              <w:rPr>
+                <w:rFonts w:ascii="Franklin Gothic Heavy" w:eastAsia="新細明體" w:hAnsi="Franklin Gothic Heavy" w:cs="新細明體"/>
+                <w:b/>
+                <w:bCs/>
+                <w:color w:val="000000"/>
+                <w:kern w:val="0"/>
+                <w:sz w:val="28"/>
+                <w:szCs w:val="28"/>
+                <w14:ligatures w14:val="none"/>
+              </w:rPr>
+              <w:t>  </w:t>
+            </w:r>
+            <w:proofErr w:type="gramStart"/>
+            <w:r>
+              <w:rPr>
+                <w:rFonts w:ascii="Franklin Gothic Heavy" w:eastAsia="新細明體" w:hAnsi="Franklin Gothic Heavy" w:cs="新細明體"/>
+                <w:b/>
+                <w:bCs/>
+                <w:color w:val="000000"/>
+                <w:kern w:val="0"/>
+                <w:sz w:val="28"/>
+                <w:szCs w:val="28"/>
+                <w14:ligatures w14:val="none"/>
+              </w:rPr>
+              <w:t>06  16</w:t>
+            </w:r>
+            <w:proofErr w:type="gramEnd"/>
+            <w:r>
+              <w:rPr>
+                <w:rFonts w:ascii="Franklin Gothic Heavy" w:eastAsia="新細明體" w:hAnsi="Franklin Gothic Heavy" w:cs="新細明體"/>
+                <w:b/>
+                <w:bCs/>
+                <w:color w:val="000000"/>
+                <w:kern w:val="0"/>
+                <w:sz w:val="28"/>
+                <w:szCs w:val="28"/>
+                <w14:ligatures w14:val="none"/>
+              </w:rPr>
+              <w:t>  </w:t>
+            </w:r>
+            <w:proofErr w:type="gramStart"/>
+            <w:r>
+              <w:rPr>
+                <w:rFonts w:ascii="Franklin Gothic Heavy" w:eastAsia="新細明體" w:hAnsi="Franklin Gothic Heavy" w:cs="新細明體"/>
+                <w:b/>
+                <w:bCs/>
+                <w:color w:val="000000"/>
+                <w:kern w:val="0"/>
+                <w:sz w:val="28"/>
+                <w:szCs w:val="28"/>
+                <w14:ligatures w14:val="none"/>
+              </w:rPr>
+              <w:t>18  26</w:t>
+            </w:r>
+            <w:proofErr w:type="gramEnd"/>
           </w:p>
         </w:tc>
         <w:tc>
@@ -6572,19 +8176,77 @@
                 <w14:ligatures w14:val="none"/>
               </w:rPr>
             </w:pPr>
-            <w:r>
-              <w:rPr>
-                <w:rFonts w:ascii="Franklin Gothic Heavy" w:eastAsia="新細明體" w:hAnsi="Franklin Gothic Heavy" w:cs="新細明體"/>
-                <w:b/>
-                <w:bCs/>
-                <w:color w:val="000000"/>
-                <w:kern w:val="0"/>
-                <w:sz w:val="28"/>
-                <w:szCs w:val="28"/>
-                <w14:ligatures w14:val="none"/>
-              </w:rPr>
-              <w:t>04  10  15  17  21  40</w:t>
-            </w:r>
+            <w:proofErr w:type="gramStart"/>
+            <w:r>
+              <w:rPr>
+                <w:rFonts w:ascii="Franklin Gothic Heavy" w:eastAsia="新細明體" w:hAnsi="Franklin Gothic Heavy" w:cs="新細明體"/>
+                <w:b/>
+                <w:bCs/>
+                <w:color w:val="000000"/>
+                <w:kern w:val="0"/>
+                <w:sz w:val="28"/>
+                <w:szCs w:val="28"/>
+                <w14:ligatures w14:val="none"/>
+              </w:rPr>
+              <w:t>04  10</w:t>
+            </w:r>
+            <w:proofErr w:type="gramEnd"/>
+            <w:r>
+              <w:rPr>
+                <w:rFonts w:ascii="Franklin Gothic Heavy" w:eastAsia="新細明體" w:hAnsi="Franklin Gothic Heavy" w:cs="新細明體"/>
+                <w:b/>
+                <w:bCs/>
+                <w:color w:val="000000"/>
+                <w:kern w:val="0"/>
+                <w:sz w:val="28"/>
+                <w:szCs w:val="28"/>
+                <w14:ligatures w14:val="none"/>
+              </w:rPr>
+              <w:t>  </w:t>
+            </w:r>
+            <w:proofErr w:type="gramStart"/>
+            <w:r>
+              <w:rPr>
+                <w:rFonts w:ascii="Franklin Gothic Heavy" w:eastAsia="新細明體" w:hAnsi="Franklin Gothic Heavy" w:cs="新細明體"/>
+                <w:b/>
+                <w:bCs/>
+                <w:color w:val="000000"/>
+                <w:kern w:val="0"/>
+                <w:sz w:val="28"/>
+                <w:szCs w:val="28"/>
+                <w14:ligatures w14:val="none"/>
+              </w:rPr>
+              <w:t>15  17</w:t>
+            </w:r>
+            <w:proofErr w:type="gramEnd"/>
+            <w:r>
+              <w:rPr>
+                <w:rFonts w:ascii="Franklin Gothic Heavy" w:eastAsia="新細明體" w:hAnsi="Franklin Gothic Heavy" w:cs="新細明體"/>
+                <w:b/>
+                <w:bCs/>
+                <w:color w:val="000000"/>
+                <w:kern w:val="0"/>
+                <w:sz w:val="28"/>
+                <w:szCs w:val="28"/>
+                <w14:ligatures w14:val="none"/>
+              </w:rPr>
+              <w:t>  </w:t>
+            </w:r>
+            <w:proofErr w:type="gramStart"/>
+            <w:r>
+              <w:rPr>
+                <w:rFonts w:ascii="Franklin Gothic Heavy" w:eastAsia="新細明體" w:hAnsi="Franklin Gothic Heavy" w:cs="新細明體"/>
+                <w:b/>
+                <w:bCs/>
+                <w:color w:val="000000"/>
+                <w:kern w:val="0"/>
+                <w:sz w:val="28"/>
+                <w:szCs w:val="28"/>
+                <w14:ligatures w14:val="none"/>
+              </w:rPr>
+              <w:t>21  40</w:t>
+            </w:r>
+            <w:proofErr w:type="gramEnd"/>
           </w:p>
         </w:tc>
         <w:tc>
@@ -6745,19 +8407,77 @@
                 <w14:ligatures w14:val="none"/>
               </w:rPr>
             </w:pPr>
-            <w:r>
-              <w:rPr>
-                <w:rFonts w:ascii="Franklin Gothic Heavy" w:eastAsia="新細明體" w:hAnsi="Franklin Gothic Heavy" w:cs="新細明體"/>
-                <w:b/>
-                <w:bCs/>
-                <w:color w:val="000000"/>
-                <w:kern w:val="0"/>
-                <w:sz w:val="28"/>
-                <w:szCs w:val="28"/>
-                <w14:ligatures w14:val="none"/>
-              </w:rPr>
-              <w:t>04  08  21  23  24  43</w:t>
-            </w:r>
+            <w:proofErr w:type="gramStart"/>
+            <w:r>
+              <w:rPr>
+                <w:rFonts w:ascii="Franklin Gothic Heavy" w:eastAsia="新細明體" w:hAnsi="Franklin Gothic Heavy" w:cs="新細明體"/>
+                <w:b/>
+                <w:bCs/>
+                <w:color w:val="000000"/>
+                <w:kern w:val="0"/>
+                <w:sz w:val="28"/>
+                <w:szCs w:val="28"/>
+                <w14:ligatures w14:val="none"/>
+              </w:rPr>
+              <w:t>04  08</w:t>
+            </w:r>
+            <w:proofErr w:type="gramEnd"/>
+            <w:r>
+              <w:rPr>
+                <w:rFonts w:ascii="Franklin Gothic Heavy" w:eastAsia="新細明體" w:hAnsi="Franklin Gothic Heavy" w:cs="新細明體"/>
+                <w:b/>
+                <w:bCs/>
+                <w:color w:val="000000"/>
+                <w:kern w:val="0"/>
+                <w:sz w:val="28"/>
+                <w:szCs w:val="28"/>
+                <w14:ligatures w14:val="none"/>
+              </w:rPr>
+              <w:t>  </w:t>
+            </w:r>
+            <w:proofErr w:type="gramStart"/>
+            <w:r>
+              <w:rPr>
+                <w:rFonts w:ascii="Franklin Gothic Heavy" w:eastAsia="新細明體" w:hAnsi="Franklin Gothic Heavy" w:cs="新細明體"/>
+                <w:b/>
+                <w:bCs/>
+                <w:color w:val="000000"/>
+                <w:kern w:val="0"/>
+                <w:sz w:val="28"/>
+                <w:szCs w:val="28"/>
+                <w14:ligatures w14:val="none"/>
+              </w:rPr>
+              <w:t>21  23</w:t>
+            </w:r>
+            <w:proofErr w:type="gramEnd"/>
+            <w:r>
+              <w:rPr>
+                <w:rFonts w:ascii="Franklin Gothic Heavy" w:eastAsia="新細明體" w:hAnsi="Franklin Gothic Heavy" w:cs="新細明體"/>
+                <w:b/>
+                <w:bCs/>
+                <w:color w:val="000000"/>
+                <w:kern w:val="0"/>
+                <w:sz w:val="28"/>
+                <w:szCs w:val="28"/>
+                <w14:ligatures w14:val="none"/>
+              </w:rPr>
+              <w:t>  </w:t>
+            </w:r>
+            <w:proofErr w:type="gramStart"/>
+            <w:r>
+              <w:rPr>
+                <w:rFonts w:ascii="Franklin Gothic Heavy" w:eastAsia="新細明體" w:hAnsi="Franklin Gothic Heavy" w:cs="新細明體"/>
+                <w:b/>
+                <w:bCs/>
+                <w:color w:val="000000"/>
+                <w:kern w:val="0"/>
+                <w:sz w:val="28"/>
+                <w:szCs w:val="28"/>
+                <w14:ligatures w14:val="none"/>
+              </w:rPr>
+              <w:t>24  43</w:t>
+            </w:r>
+            <w:proofErr w:type="gramEnd"/>
           </w:p>
         </w:tc>
         <w:tc>
@@ -6918,19 +8638,77 @@
                 <w14:ligatures w14:val="none"/>
               </w:rPr>
             </w:pPr>
-            <w:r>
-              <w:rPr>
-                <w:rFonts w:ascii="Franklin Gothic Heavy" w:eastAsia="新細明體" w:hAnsi="Franklin Gothic Heavy" w:cs="新細明體"/>
-                <w:b/>
-                <w:bCs/>
-                <w:color w:val="000000"/>
-                <w:kern w:val="0"/>
-                <w:sz w:val="28"/>
-                <w:szCs w:val="28"/>
-                <w14:ligatures w14:val="none"/>
-              </w:rPr>
-              <w:t>07  10  11  22  40  45</w:t>
-            </w:r>
+            <w:proofErr w:type="gramStart"/>
+            <w:r>
+              <w:rPr>
+                <w:rFonts w:ascii="Franklin Gothic Heavy" w:eastAsia="新細明體" w:hAnsi="Franklin Gothic Heavy" w:cs="新細明體"/>
+                <w:b/>
+                <w:bCs/>
+                <w:color w:val="000000"/>
+                <w:kern w:val="0"/>
+                <w:sz w:val="28"/>
+                <w:szCs w:val="28"/>
+                <w14:ligatures w14:val="none"/>
+              </w:rPr>
+              <w:t>07  10</w:t>
+            </w:r>
+            <w:proofErr w:type="gramEnd"/>
+            <w:r>
+              <w:rPr>
+                <w:rFonts w:ascii="Franklin Gothic Heavy" w:eastAsia="新細明體" w:hAnsi="Franklin Gothic Heavy" w:cs="新細明體"/>
+                <w:b/>
+                <w:bCs/>
+                <w:color w:val="000000"/>
+                <w:kern w:val="0"/>
+                <w:sz w:val="28"/>
+                <w:szCs w:val="28"/>
+                <w14:ligatures w14:val="none"/>
+              </w:rPr>
+              <w:t>  </w:t>
+            </w:r>
+            <w:proofErr w:type="gramStart"/>
+            <w:r>
+              <w:rPr>
+                <w:rFonts w:ascii="Franklin Gothic Heavy" w:eastAsia="新細明體" w:hAnsi="Franklin Gothic Heavy" w:cs="新細明體"/>
+                <w:b/>
+                <w:bCs/>
+                <w:color w:val="000000"/>
+                <w:kern w:val="0"/>
+                <w:sz w:val="28"/>
+                <w:szCs w:val="28"/>
+                <w14:ligatures w14:val="none"/>
+              </w:rPr>
+              <w:t>11  22</w:t>
+            </w:r>
+            <w:proofErr w:type="gramEnd"/>
+            <w:r>
+              <w:rPr>
+                <w:rFonts w:ascii="Franklin Gothic Heavy" w:eastAsia="新細明體" w:hAnsi="Franklin Gothic Heavy" w:cs="新細明體"/>
+                <w:b/>
+                <w:bCs/>
+                <w:color w:val="000000"/>
+                <w:kern w:val="0"/>
+                <w:sz w:val="28"/>
+                <w:szCs w:val="28"/>
+                <w14:ligatures w14:val="none"/>
+              </w:rPr>
+              <w:t>  </w:t>
+            </w:r>
+            <w:proofErr w:type="gramStart"/>
+            <w:r>
+              <w:rPr>
+                <w:rFonts w:ascii="Franklin Gothic Heavy" w:eastAsia="新細明體" w:hAnsi="Franklin Gothic Heavy" w:cs="新細明體"/>
+                <w:b/>
+                <w:bCs/>
+                <w:color w:val="000000"/>
+                <w:kern w:val="0"/>
+                <w:sz w:val="28"/>
+                <w:szCs w:val="28"/>
+                <w14:ligatures w14:val="none"/>
+              </w:rPr>
+              <w:t>40  45</w:t>
+            </w:r>
+            <w:proofErr w:type="gramEnd"/>
           </w:p>
         </w:tc>
         <w:tc>
@@ -7091,19 +8869,77 @@
                 <w14:ligatures w14:val="none"/>
               </w:rPr>
             </w:pPr>
-            <w:r>
-              <w:rPr>
-                <w:rFonts w:ascii="Franklin Gothic Heavy" w:eastAsia="新細明體" w:hAnsi="Franklin Gothic Heavy" w:cs="新細明體"/>
-                <w:b/>
-                <w:bCs/>
-                <w:color w:val="000000"/>
-                <w:kern w:val="0"/>
-                <w:sz w:val="28"/>
-                <w:szCs w:val="28"/>
-                <w14:ligatures w14:val="none"/>
-              </w:rPr>
-              <w:t>01  06  17  19  20  40</w:t>
-            </w:r>
+            <w:proofErr w:type="gramStart"/>
+            <w:r>
+              <w:rPr>
+                <w:rFonts w:ascii="Franklin Gothic Heavy" w:eastAsia="新細明體" w:hAnsi="Franklin Gothic Heavy" w:cs="新細明體"/>
+                <w:b/>
+                <w:bCs/>
+                <w:color w:val="000000"/>
+                <w:kern w:val="0"/>
+                <w:sz w:val="28"/>
+                <w:szCs w:val="28"/>
+                <w14:ligatures w14:val="none"/>
+              </w:rPr>
+              <w:t>01  06</w:t>
+            </w:r>
+            <w:proofErr w:type="gramEnd"/>
+            <w:r>
+              <w:rPr>
+                <w:rFonts w:ascii="Franklin Gothic Heavy" w:eastAsia="新細明體" w:hAnsi="Franklin Gothic Heavy" w:cs="新細明體"/>
+                <w:b/>
+                <w:bCs/>
+                <w:color w:val="000000"/>
+                <w:kern w:val="0"/>
+                <w:sz w:val="28"/>
+                <w:szCs w:val="28"/>
+                <w14:ligatures w14:val="none"/>
+              </w:rPr>
+              <w:t>  </w:t>
+            </w:r>
+            <w:proofErr w:type="gramStart"/>
+            <w:r>
+              <w:rPr>
+                <w:rFonts w:ascii="Franklin Gothic Heavy" w:eastAsia="新細明體" w:hAnsi="Franklin Gothic Heavy" w:cs="新細明體"/>
+                <w:b/>
+                <w:bCs/>
+                <w:color w:val="000000"/>
+                <w:kern w:val="0"/>
+                <w:sz w:val="28"/>
+                <w:szCs w:val="28"/>
+                <w14:ligatures w14:val="none"/>
+              </w:rPr>
+              <w:t>17  19</w:t>
+            </w:r>
+            <w:proofErr w:type="gramEnd"/>
+            <w:r>
+              <w:rPr>
+                <w:rFonts w:ascii="Franklin Gothic Heavy" w:eastAsia="新細明體" w:hAnsi="Franklin Gothic Heavy" w:cs="新細明體"/>
+                <w:b/>
+                <w:bCs/>
+                <w:color w:val="000000"/>
+                <w:kern w:val="0"/>
+                <w:sz w:val="28"/>
+                <w:szCs w:val="28"/>
+                <w14:ligatures w14:val="none"/>
+              </w:rPr>
+              <w:t>  </w:t>
+            </w:r>
+            <w:proofErr w:type="gramStart"/>
+            <w:r>
+              <w:rPr>
+                <w:rFonts w:ascii="Franklin Gothic Heavy" w:eastAsia="新細明體" w:hAnsi="Franklin Gothic Heavy" w:cs="新細明體"/>
+                <w:b/>
+                <w:bCs/>
+                <w:color w:val="000000"/>
+                <w:kern w:val="0"/>
+                <w:sz w:val="28"/>
+                <w:szCs w:val="28"/>
+                <w14:ligatures w14:val="none"/>
+              </w:rPr>
+              <w:t>20  40</w:t>
+            </w:r>
+            <w:proofErr w:type="gramEnd"/>
           </w:p>
         </w:tc>
         <w:tc>
@@ -7264,19 +9100,77 @@
                 <w14:ligatures w14:val="none"/>
               </w:rPr>
             </w:pPr>
-            <w:r>
-              <w:rPr>
-                <w:rFonts w:ascii="Franklin Gothic Heavy" w:eastAsia="新細明體" w:hAnsi="Franklin Gothic Heavy" w:cs="新細明體"/>
-                <w:b/>
-                <w:bCs/>
-                <w:color w:val="000000"/>
-                <w:kern w:val="0"/>
-                <w:sz w:val="28"/>
-                <w:szCs w:val="28"/>
-                <w14:ligatures w14:val="none"/>
-              </w:rPr>
-              <w:t>07  14  16  37  39  47</w:t>
-            </w:r>
+            <w:proofErr w:type="gramStart"/>
+            <w:r>
+              <w:rPr>
+                <w:rFonts w:ascii="Franklin Gothic Heavy" w:eastAsia="新細明體" w:hAnsi="Franklin Gothic Heavy" w:cs="新細明體"/>
+                <w:b/>
+                <w:bCs/>
+                <w:color w:val="000000"/>
+                <w:kern w:val="0"/>
+                <w:sz w:val="28"/>
+                <w:szCs w:val="28"/>
+                <w14:ligatures w14:val="none"/>
+              </w:rPr>
+              <w:t>07  14</w:t>
+            </w:r>
+            <w:proofErr w:type="gramEnd"/>
+            <w:r>
+              <w:rPr>
+                <w:rFonts w:ascii="Franklin Gothic Heavy" w:eastAsia="新細明體" w:hAnsi="Franklin Gothic Heavy" w:cs="新細明體"/>
+                <w:b/>
+                <w:bCs/>
+                <w:color w:val="000000"/>
+                <w:kern w:val="0"/>
+                <w:sz w:val="28"/>
+                <w:szCs w:val="28"/>
+                <w14:ligatures w14:val="none"/>
+              </w:rPr>
+              <w:t>  </w:t>
+            </w:r>
+            <w:proofErr w:type="gramStart"/>
+            <w:r>
+              <w:rPr>
+                <w:rFonts w:ascii="Franklin Gothic Heavy" w:eastAsia="新細明體" w:hAnsi="Franklin Gothic Heavy" w:cs="新細明體"/>
+                <w:b/>
+                <w:bCs/>
+                <w:color w:val="000000"/>
+                <w:kern w:val="0"/>
+                <w:sz w:val="28"/>
+                <w:szCs w:val="28"/>
+                <w14:ligatures w14:val="none"/>
+              </w:rPr>
+              <w:t>16  37</w:t>
+            </w:r>
+            <w:proofErr w:type="gramEnd"/>
+            <w:r>
+              <w:rPr>
+                <w:rFonts w:ascii="Franklin Gothic Heavy" w:eastAsia="新細明體" w:hAnsi="Franklin Gothic Heavy" w:cs="新細明體"/>
+                <w:b/>
+                <w:bCs/>
+                <w:color w:val="000000"/>
+                <w:kern w:val="0"/>
+                <w:sz w:val="28"/>
+                <w:szCs w:val="28"/>
+                <w14:ligatures w14:val="none"/>
+              </w:rPr>
+              <w:t>  </w:t>
+            </w:r>
+            <w:proofErr w:type="gramStart"/>
+            <w:r>
+              <w:rPr>
+                <w:rFonts w:ascii="Franklin Gothic Heavy" w:eastAsia="新細明體" w:hAnsi="Franklin Gothic Heavy" w:cs="新細明體"/>
+                <w:b/>
+                <w:bCs/>
+                <w:color w:val="000000"/>
+                <w:kern w:val="0"/>
+                <w:sz w:val="28"/>
+                <w:szCs w:val="28"/>
+                <w14:ligatures w14:val="none"/>
+              </w:rPr>
+              <w:t>39  47</w:t>
+            </w:r>
+            <w:proofErr w:type="gramEnd"/>
           </w:p>
         </w:tc>
         <w:tc>
@@ -7437,19 +9331,77 @@
                 <w14:ligatures w14:val="none"/>
               </w:rPr>
             </w:pPr>
-            <w:r>
-              <w:rPr>
-                <w:rFonts w:ascii="Franklin Gothic Heavy" w:eastAsia="新細明體" w:hAnsi="Franklin Gothic Heavy" w:cs="新細明體"/>
-                <w:b/>
-                <w:bCs/>
-                <w:color w:val="000000"/>
-                <w:kern w:val="0"/>
-                <w:sz w:val="28"/>
-                <w:szCs w:val="28"/>
-                <w14:ligatures w14:val="none"/>
-              </w:rPr>
-              <w:t>06  10  14  25  26  32</w:t>
-            </w:r>
+            <w:proofErr w:type="gramStart"/>
+            <w:r>
+              <w:rPr>
+                <w:rFonts w:ascii="Franklin Gothic Heavy" w:eastAsia="新細明體" w:hAnsi="Franklin Gothic Heavy" w:cs="新細明體"/>
+                <w:b/>
+                <w:bCs/>
+                <w:color w:val="000000"/>
+                <w:kern w:val="0"/>
+                <w:sz w:val="28"/>
+                <w:szCs w:val="28"/>
+                <w14:ligatures w14:val="none"/>
+              </w:rPr>
+              <w:t>06  10</w:t>
+            </w:r>
+            <w:proofErr w:type="gramEnd"/>
+            <w:r>
+              <w:rPr>
+                <w:rFonts w:ascii="Franklin Gothic Heavy" w:eastAsia="新細明體" w:hAnsi="Franklin Gothic Heavy" w:cs="新細明體"/>
+                <w:b/>
+                <w:bCs/>
+                <w:color w:val="000000"/>
+                <w:kern w:val="0"/>
+                <w:sz w:val="28"/>
+                <w:szCs w:val="28"/>
+                <w14:ligatures w14:val="none"/>
+              </w:rPr>
+              <w:t>  </w:t>
+            </w:r>
+            <w:proofErr w:type="gramStart"/>
+            <w:r>
+              <w:rPr>
+                <w:rFonts w:ascii="Franklin Gothic Heavy" w:eastAsia="新細明體" w:hAnsi="Franklin Gothic Heavy" w:cs="新細明體"/>
+                <w:b/>
+                <w:bCs/>
+                <w:color w:val="000000"/>
+                <w:kern w:val="0"/>
+                <w:sz w:val="28"/>
+                <w:szCs w:val="28"/>
+                <w14:ligatures w14:val="none"/>
+              </w:rPr>
+              <w:t>14  25</w:t>
+            </w:r>
+            <w:proofErr w:type="gramEnd"/>
+            <w:r>
+              <w:rPr>
+                <w:rFonts w:ascii="Franklin Gothic Heavy" w:eastAsia="新細明體" w:hAnsi="Franklin Gothic Heavy" w:cs="新細明體"/>
+                <w:b/>
+                <w:bCs/>
+                <w:color w:val="000000"/>
+                <w:kern w:val="0"/>
+                <w:sz w:val="28"/>
+                <w:szCs w:val="28"/>
+                <w14:ligatures w14:val="none"/>
+              </w:rPr>
+              <w:t>  </w:t>
+            </w:r>
+            <w:proofErr w:type="gramStart"/>
+            <w:r>
+              <w:rPr>
+                <w:rFonts w:ascii="Franklin Gothic Heavy" w:eastAsia="新細明體" w:hAnsi="Franklin Gothic Heavy" w:cs="新細明體"/>
+                <w:b/>
+                <w:bCs/>
+                <w:color w:val="000000"/>
+                <w:kern w:val="0"/>
+                <w:sz w:val="28"/>
+                <w:szCs w:val="28"/>
+                <w14:ligatures w14:val="none"/>
+              </w:rPr>
+              <w:t>26  32</w:t>
+            </w:r>
+            <w:proofErr w:type="gramEnd"/>
           </w:p>
         </w:tc>
         <w:tc>
@@ -7610,19 +9562,77 @@
                 <w14:ligatures w14:val="none"/>
               </w:rPr>
             </w:pPr>
-            <w:r>
-              <w:rPr>
-                <w:rFonts w:ascii="Franklin Gothic Heavy" w:eastAsia="新細明體" w:hAnsi="Franklin Gothic Heavy" w:cs="新細明體"/>
-                <w:b/>
-                <w:bCs/>
-                <w:color w:val="000000"/>
-                <w:kern w:val="0"/>
-                <w:sz w:val="28"/>
-                <w:szCs w:val="28"/>
-                <w14:ligatures w14:val="none"/>
-              </w:rPr>
-              <w:t>07  22  27  35  43  48</w:t>
-            </w:r>
+            <w:proofErr w:type="gramStart"/>
+            <w:r>
+              <w:rPr>
+                <w:rFonts w:ascii="Franklin Gothic Heavy" w:eastAsia="新細明體" w:hAnsi="Franklin Gothic Heavy" w:cs="新細明體"/>
+                <w:b/>
+                <w:bCs/>
+                <w:color w:val="000000"/>
+                <w:kern w:val="0"/>
+                <w:sz w:val="28"/>
+                <w:szCs w:val="28"/>
+                <w14:ligatures w14:val="none"/>
+              </w:rPr>
+              <w:t>07  22</w:t>
+            </w:r>
+            <w:proofErr w:type="gramEnd"/>
+            <w:r>
+              <w:rPr>
+                <w:rFonts w:ascii="Franklin Gothic Heavy" w:eastAsia="新細明體" w:hAnsi="Franklin Gothic Heavy" w:cs="新細明體"/>
+                <w:b/>
+                <w:bCs/>
+                <w:color w:val="000000"/>
+                <w:kern w:val="0"/>
+                <w:sz w:val="28"/>
+                <w:szCs w:val="28"/>
+                <w14:ligatures w14:val="none"/>
+              </w:rPr>
+              <w:t>  </w:t>
+            </w:r>
+            <w:proofErr w:type="gramStart"/>
+            <w:r>
+              <w:rPr>
+                <w:rFonts w:ascii="Franklin Gothic Heavy" w:eastAsia="新細明體" w:hAnsi="Franklin Gothic Heavy" w:cs="新細明體"/>
+                <w:b/>
+                <w:bCs/>
+                <w:color w:val="000000"/>
+                <w:kern w:val="0"/>
+                <w:sz w:val="28"/>
+                <w:szCs w:val="28"/>
+                <w14:ligatures w14:val="none"/>
+              </w:rPr>
+              <w:t>27  35</w:t>
+            </w:r>
+            <w:proofErr w:type="gramEnd"/>
+            <w:r>
+              <w:rPr>
+                <w:rFonts w:ascii="Franklin Gothic Heavy" w:eastAsia="新細明體" w:hAnsi="Franklin Gothic Heavy" w:cs="新細明體"/>
+                <w:b/>
+                <w:bCs/>
+                <w:color w:val="000000"/>
+                <w:kern w:val="0"/>
+                <w:sz w:val="28"/>
+                <w:szCs w:val="28"/>
+                <w14:ligatures w14:val="none"/>
+              </w:rPr>
+              <w:t>  </w:t>
+            </w:r>
+            <w:proofErr w:type="gramStart"/>
+            <w:r>
+              <w:rPr>
+                <w:rFonts w:ascii="Franklin Gothic Heavy" w:eastAsia="新細明體" w:hAnsi="Franklin Gothic Heavy" w:cs="新細明體"/>
+                <w:b/>
+                <w:bCs/>
+                <w:color w:val="000000"/>
+                <w:kern w:val="0"/>
+                <w:sz w:val="28"/>
+                <w:szCs w:val="28"/>
+                <w14:ligatures w14:val="none"/>
+              </w:rPr>
+              <w:t>43  48</w:t>
+            </w:r>
+            <w:proofErr w:type="gramEnd"/>
           </w:p>
         </w:tc>
         <w:tc>
@@ -7683,7 +9693,12 @@
     <w:p/>
     <w:p/>
     <w:sectPr>
-      <w:headerReference w:type="default" r:id="rId6"/>
+      <w:headerReference w:type="even" r:id="rId6"/>
+      <w:headerReference w:type="default" r:id="rId7"/>
+      <w:footerReference w:type="even" r:id="rId8"/>
+      <w:footerReference w:type="default" r:id="rId9"/>
+      <w:headerReference w:type="first" r:id="rId10"/>
+      <w:footerReference w:type="first" r:id="rId11"/>
       <w:pgSz w:w="11906" w:h="16838"/>
       <w:pgMar w:top="238" w:right="340" w:bottom="249" w:left="340" w:header="0" w:footer="0" w:gutter="0"/>
       <w:cols w:space="425"/>
@@ -7712,6 +9727,36 @@
 </w:endnotes>
 </file>
 
+<file path=word/footer1.xml><?xml version="1.0" encoding="utf-8"?>
+<w:ftr xmlns:wpc="http://schemas.microsoft.com/office/word/2010/wordprocessingCanvas" xmlns:cx="http://schemas.microsoft.com/office/drawing/2014/chartex" xmlns:cx1="http://schemas.microsoft.com/office/drawing/2015/9/8/chartex" xmlns:cx2="http://schemas.microsoft.com/office/drawing/2015/10/21/chartex" xmlns:cx3="http://schemas.microsoft.com/office/drawing/2016/5/9/chartex" xmlns:cx4="http://schemas.microsoft.com/office/drawing/2016/5/10/chartex" xmlns:cx5="http://schemas.microsoft.com/office/drawing/2016/5/11/chartex" xmlns:cx6="http://schemas.microsoft.com/office/drawing/2016/5/12/chartex" xmlns:cx7="http://schemas.microsoft.com/office/drawing/2016/5/13/chartex" xmlns:cx8="http://schemas.microsoft.com/office/drawing/2016/5/14/chartex" xmlns:mc="http://schemas.openxmlformats.org/markup-compatibility/2006" xmlns:aink="http://schemas.microsoft.com/office/drawing/2016/ink" xmlns:am3d="http://schemas.microsoft.com/office/drawing/2017/model3d" xmlns:o="urn:schemas-microsoft-com:office:office" xmlns:oel="http://schemas.microsoft.com/office/2019/extlst" xmlns:r="http://schemas.openxmlformats.org/officeDocument/2006/relationships" xmlns:m="http://schemas.openxmlformats.org/officeDocument/2006/math" xmlns:v="urn:schemas-microsoft-com:vml" xmlns:wp14="http://schemas.microsoft.com/office/word/2010/wordprocessingDrawing" xmlns:wp="http://schemas.openxmlformats.org/drawingml/2006/wordprocessingDrawing" xmlns:w10="urn:schemas-microsoft-com:office:word" xmlns:w="http://schemas.openxmlformats.org/wordprocessingml/2006/main" xmlns:w14="http://schemas.microsoft.com/office/word/2010/wordml" xmlns:w15="http://schemas.microsoft.com/office/word/2012/wordml" xmlns:w16cei="http://schemas.microsoft.com/office/word/2026/wordml/cei" xmlns:w16cex="http://schemas.microsoft.com/office/word/2018/wordml/cex" xmlns:w16cid="http://schemas.microsoft.com/office/word/2016/wordml/cid" xmlns:w16="http://schemas.microsoft.com/office/word/2018/wordml" xmlns:w16du="http://schemas.microsoft.com/office/word/2023/wordml/word16du" xmlns:w16sdtdh="http://schemas.microsoft.com/office/word/2020/wordml/sdtdatahash" xmlns:w16sdtfl="http://schemas.microsoft.com/office/word/2024/wordml/sdtformatlock" xmlns:w16se="http://schemas.microsoft.com/office/word/2015/wordml/symex" xmlns:wpg="http://schemas.microsoft.com/office/word/2010/wordprocessingGroup" xmlns:wpi="http://schemas.microsoft.com/office/word/2010/wordprocessingInk" xmlns:wne="http://schemas.microsoft.com/office/word/2006/wordml" xmlns:wps="http://schemas.microsoft.com/office/word/2010/wordprocessingShape" mc:Ignorable="w14 w15 w16se w16cid w16 w16cex w16sdtdh w16sdtfl w16du wp14">
+  <w:p>
+    <w:pPr>
+      <w:pStyle w:val="af0"/>
+    </w:pPr>
+  </w:p>
+</w:ftr>
+</file>
+
+<file path=word/footer2.xml><?xml version="1.0" encoding="utf-8"?>
+<w:ftr xmlns:wpc="http://schemas.microsoft.com/office/word/2010/wordprocessingCanvas" xmlns:cx="http://schemas.microsoft.com/office/drawing/2014/chartex" xmlns:cx1="http://schemas.microsoft.com/office/drawing/2015/9/8/chartex" xmlns:cx2="http://schemas.microsoft.com/office/drawing/2015/10/21/chartex" xmlns:cx3="http://schemas.microsoft.com/office/drawing/2016/5/9/chartex" xmlns:cx4="http://schemas.microsoft.com/office/drawing/2016/5/10/chartex" xmlns:cx5="http://schemas.microsoft.com/office/drawing/2016/5/11/chartex" xmlns:cx6="http://schemas.microsoft.com/office/drawing/2016/5/12/chartex" xmlns:cx7="http://schemas.microsoft.com/office/drawing/2016/5/13/chartex" xmlns:cx8="http://schemas.microsoft.com/office/drawing/2016/5/14/chartex" xmlns:mc="http://schemas.openxmlformats.org/markup-compatibility/2006" xmlns:aink="http://schemas.microsoft.com/office/drawing/2016/ink" xmlns:am3d="http://schemas.microsoft.com/office/drawing/2017/model3d" xmlns:o="urn:schemas-microsoft-com:office:office" xmlns:oel="http://schemas.microsoft.com/office/2019/extlst" xmlns:r="http://schemas.openxmlformats.org/officeDocument/2006/relationships" xmlns:m="http://schemas.openxmlformats.org/officeDocument/2006/math" xmlns:v="urn:schemas-microsoft-com:vml" xmlns:wp14="http://schemas.microsoft.com/office/word/2010/wordprocessingDrawing" xmlns:wp="http://schemas.openxmlformats.org/drawingml/2006/wordprocessingDrawing" xmlns:w10="urn:schemas-microsoft-com:office:word" xmlns:w="http://schemas.openxmlformats.org/wordprocessingml/2006/main" xmlns:w14="http://schemas.microsoft.com/office/word/2010/wordml" xmlns:w15="http://schemas.microsoft.com/office/word/2012/wordml" xmlns:w16cei="http://schemas.microsoft.com/office/word/2026/wordml/cei" xmlns:w16cex="http://schemas.microsoft.com/office/word/2018/wordml/cex" xmlns:w16cid="http://schemas.microsoft.com/office/word/2016/wordml/cid" xmlns:w16="http://schemas.microsoft.com/office/word/2018/wordml" xmlns:w16du="http://schemas.microsoft.com/office/word/2023/wordml/word16du" xmlns:w16sdtdh="http://schemas.microsoft.com/office/word/2020/wordml/sdtdatahash" xmlns:w16sdtfl="http://schemas.microsoft.com/office/word/2024/wordml/sdtformatlock" xmlns:w16se="http://schemas.microsoft.com/office/word/2015/wordml/symex" xmlns:wpg="http://schemas.microsoft.com/office/word/2010/wordprocessingGroup" xmlns:wpi="http://schemas.microsoft.com/office/word/2010/wordprocessingInk" xmlns:wne="http://schemas.microsoft.com/office/word/2006/wordml" xmlns:wps="http://schemas.microsoft.com/office/word/2010/wordprocessingShape" mc:Ignorable="w14 w15 w16se w16cid w16 w16cex w16sdtdh w16sdtfl w16du wp14">
+  <w:p>
+    <w:pPr>
+      <w:pStyle w:val="af0"/>
+    </w:pPr>
+  </w:p>
+</w:ftr>
+</file>
+
+<file path=word/footer3.xml><?xml version="1.0" encoding="utf-8"?>
+<w:ftr xmlns:wpc="http://schemas.microsoft.com/office/word/2010/wordprocessingCanvas" xmlns:cx="http://schemas.microsoft.com/office/drawing/2014/chartex" xmlns:cx1="http://schemas.microsoft.com/office/drawing/2015/9/8/chartex" xmlns:cx2="http://schemas.microsoft.com/office/drawing/2015/10/21/chartex" xmlns:cx3="http://schemas.microsoft.com/office/drawing/2016/5/9/chartex" xmlns:cx4="http://schemas.microsoft.com/office/drawing/2016/5/10/chartex" xmlns:cx5="http://schemas.microsoft.com/office/drawing/2016/5/11/chartex" xmlns:cx6="http://schemas.microsoft.com/office/drawing/2016/5/12/chartex" xmlns:cx7="http://schemas.microsoft.com/office/drawing/2016/5/13/chartex" xmlns:cx8="http://schemas.microsoft.com/office/drawing/2016/5/14/chartex" xmlns:mc="http://schemas.openxmlformats.org/markup-compatibility/2006" xmlns:aink="http://schemas.microsoft.com/office/drawing/2016/ink" xmlns:am3d="http://schemas.microsoft.com/office/drawing/2017/model3d" xmlns:o="urn:schemas-microsoft-com:office:office" xmlns:oel="http://schemas.microsoft.com/office/2019/extlst" xmlns:r="http://schemas.openxmlformats.org/officeDocument/2006/relationships" xmlns:m="http://schemas.openxmlformats.org/officeDocument/2006/math" xmlns:v="urn:schemas-microsoft-com:vml" xmlns:wp14="http://schemas.microsoft.com/office/word/2010/wordprocessingDrawing" xmlns:wp="http://schemas.openxmlformats.org/drawingml/2006/wordprocessingDrawing" xmlns:w10="urn:schemas-microsoft-com:office:word" xmlns:w="http://schemas.openxmlformats.org/wordprocessingml/2006/main" xmlns:w14="http://schemas.microsoft.com/office/word/2010/wordml" xmlns:w15="http://schemas.microsoft.com/office/word/2012/wordml" xmlns:w16cei="http://schemas.microsoft.com/office/word/2026/wordml/cei" xmlns:w16cex="http://schemas.microsoft.com/office/word/2018/wordml/cex" xmlns:w16cid="http://schemas.microsoft.com/office/word/2016/wordml/cid" xmlns:w16="http://schemas.microsoft.com/office/word/2018/wordml" xmlns:w16du="http://schemas.microsoft.com/office/word/2023/wordml/word16du" xmlns:w16sdtdh="http://schemas.microsoft.com/office/word/2020/wordml/sdtdatahash" xmlns:w16sdtfl="http://schemas.microsoft.com/office/word/2024/wordml/sdtformatlock" xmlns:w16se="http://schemas.microsoft.com/office/word/2015/wordml/symex" xmlns:wpg="http://schemas.microsoft.com/office/word/2010/wordprocessingGroup" xmlns:wpi="http://schemas.microsoft.com/office/word/2010/wordprocessingInk" xmlns:wne="http://schemas.microsoft.com/office/word/2006/wordml" xmlns:wps="http://schemas.microsoft.com/office/word/2010/wordprocessingShape" mc:Ignorable="w14 w15 w16se w16cid w16 w16cex w16sdtdh w16sdtfl w16du wp14">
+  <w:p>
+    <w:pPr>
+      <w:pStyle w:val="af0"/>
+    </w:pPr>
+  </w:p>
+</w:ftr>
+</file>
+
 <file path=word/footnotes.xml><?xml version="1.0" encoding="utf-8"?>
 <w:footnotes xmlns:wpc="http://schemas.microsoft.com/office/word/2010/wordprocessingCanvas" xmlns:cx="http://schemas.microsoft.com/office/drawing/2014/chartex" xmlns:cx1="http://schemas.microsoft.com/office/drawing/2015/9/8/chartex" xmlns:cx2="http://schemas.microsoft.com/office/drawing/2015/10/21/chartex" xmlns:cx3="http://schemas.microsoft.com/office/drawing/2016/5/9/chartex" xmlns:cx4="http://schemas.microsoft.com/office/drawing/2016/5/10/chartex" xmlns:cx5="http://schemas.microsoft.com/office/drawing/2016/5/11/chartex" xmlns:cx6="http://schemas.microsoft.com/office/drawing/2016/5/12/chartex" xmlns:cx7="http://schemas.microsoft.com/office/drawing/2016/5/13/chartex" xmlns:cx8="http://schemas.microsoft.com/office/drawing/2016/5/14/chartex" xmlns:mc="http://schemas.openxmlformats.org/markup-compatibility/2006" xmlns:aink="http://schemas.microsoft.com/office/drawing/2016/ink" xmlns:am3d="http://schemas.microsoft.com/office/drawing/2017/model3d" xmlns:o="urn:schemas-microsoft-com:office:office" xmlns:oel="http://schemas.microsoft.com/office/2019/extlst" xmlns:r="http://schemas.openxmlformats.org/officeDocument/2006/relationships" xmlns:m="http://schemas.openxmlformats.org/officeDocument/2006/math" xmlns:v="urn:schemas-microsoft-com:vml" xmlns:wp14="http://schemas.microsoft.com/office/word/2010/wordprocessingDrawing" xmlns:wp="http://schemas.openxmlformats.org/drawingml/2006/wordprocessingDrawing" xmlns:w10="urn:schemas-microsoft-com:office:word" xmlns:w="http://schemas.openxmlformats.org/wordprocessingml/2006/main" xmlns:w14="http://schemas.microsoft.com/office/word/2010/wordml" xmlns:w15="http://schemas.microsoft.com/office/word/2012/wordml" xmlns:w16cei="http://schemas.microsoft.com/office/word/2026/wordml/cei" xmlns:w16cex="http://schemas.microsoft.com/office/word/2018/wordml/cex" xmlns:w16cid="http://schemas.microsoft.com/office/word/2016/wordml/cid" xmlns:w16="http://schemas.microsoft.com/office/word/2018/wordml" xmlns:w16du="http://schemas.microsoft.com/office/word/2023/wordml/word16du" xmlns:w16sdtdh="http://schemas.microsoft.com/office/word/2020/wordml/sdtdatahash" xmlns:w16sdtfl="http://schemas.microsoft.com/office/word/2024/wordml/sdtformatlock" xmlns:w16se="http://schemas.microsoft.com/office/word/2015/wordml/symex" xmlns:wpg="http://schemas.microsoft.com/office/word/2010/wordprocessingGroup" xmlns:wpi="http://schemas.microsoft.com/office/word/2010/wordprocessingInk" xmlns:wne="http://schemas.microsoft.com/office/word/2006/wordml" xmlns:wps="http://schemas.microsoft.com/office/word/2010/wordprocessingShape" mc:Ignorable="w14 w15 w16se w16cid w16 w16cex w16sdtdh w16sdtfl w16du wp14">
   <w:footnote w:type="separator" w:id="-1">
@@ -7737,21 +9782,31 @@
     <w:pPr>
       <w:pStyle w:val="ae"/>
     </w:pPr>
+  </w:p>
+</w:hdr>
+</file>
+
+<file path=word/header2.xml><?xml version="1.0" encoding="utf-8"?>
+<w:hdr xmlns:wpc="http://schemas.microsoft.com/office/word/2010/wordprocessingCanvas" xmlns:cx="http://schemas.microsoft.com/office/drawing/2014/chartex" xmlns:cx1="http://schemas.microsoft.com/office/drawing/2015/9/8/chartex" xmlns:cx2="http://schemas.microsoft.com/office/drawing/2015/10/21/chartex" xmlns:cx3="http://schemas.microsoft.com/office/drawing/2016/5/9/chartex" xmlns:cx4="http://schemas.microsoft.com/office/drawing/2016/5/10/chartex" xmlns:cx5="http://schemas.microsoft.com/office/drawing/2016/5/11/chartex" xmlns:cx6="http://schemas.microsoft.com/office/drawing/2016/5/12/chartex" xmlns:cx7="http://schemas.microsoft.com/office/drawing/2016/5/13/chartex" xmlns:cx8="http://schemas.microsoft.com/office/drawing/2016/5/14/chartex" xmlns:mc="http://schemas.openxmlformats.org/markup-compatibility/2006" xmlns:aink="http://schemas.microsoft.com/office/drawing/2016/ink" xmlns:am3d="http://schemas.microsoft.com/office/drawing/2017/model3d" xmlns:o="urn:schemas-microsoft-com:office:office" xmlns:oel="http://schemas.microsoft.com/office/2019/extlst" xmlns:r="http://schemas.openxmlformats.org/officeDocument/2006/relationships" xmlns:m="http://schemas.openxmlformats.org/officeDocument/2006/math" xmlns:v="urn:schemas-microsoft-com:vml" xmlns:wp14="http://schemas.microsoft.com/office/word/2010/wordprocessingDrawing" xmlns:wp="http://schemas.openxmlformats.org/drawingml/2006/wordprocessingDrawing" xmlns:w10="urn:schemas-microsoft-com:office:word" xmlns:w="http://schemas.openxmlformats.org/wordprocessingml/2006/main" xmlns:w14="http://schemas.microsoft.com/office/word/2010/wordml" xmlns:w15="http://schemas.microsoft.com/office/word/2012/wordml" xmlns:w16cei="http://schemas.microsoft.com/office/word/2026/wordml/cei" xmlns:w16cex="http://schemas.microsoft.com/office/word/2018/wordml/cex" xmlns:w16cid="http://schemas.microsoft.com/office/word/2016/wordml/cid" xmlns:w16="http://schemas.microsoft.com/office/word/2018/wordml" xmlns:w16du="http://schemas.microsoft.com/office/word/2023/wordml/word16du" xmlns:w16sdtdh="http://schemas.microsoft.com/office/word/2020/wordml/sdtdatahash" xmlns:w16sdtfl="http://schemas.microsoft.com/office/word/2024/wordml/sdtformatlock" xmlns:w16se="http://schemas.microsoft.com/office/word/2015/wordml/symex" xmlns:wpg="http://schemas.microsoft.com/office/word/2010/wordprocessingGroup" xmlns:wpi="http://schemas.microsoft.com/office/word/2010/wordprocessingInk" xmlns:wne="http://schemas.microsoft.com/office/word/2006/wordml" xmlns:wps="http://schemas.microsoft.com/office/word/2010/wordprocessingShape" mc:Ignorable="w14 w15 w16se w16cid w16 w16cex w16sdtdh w16sdtfl w16du wp14">
+  <w:p>
+    <w:pPr>
+      <w:pStyle w:val="ae"/>
+    </w:pPr>
     <w:r>
       <w:rPr>
         <w:noProof/>
       </w:rPr>
       <w:drawing>
-        <wp:anchor distT="0" distB="0" distL="114300" distR="114300" simplePos="0" relativeHeight="251658240" behindDoc="0" locked="0" layoutInCell="1" allowOverlap="1" wp14:anchorId="4B95A683" wp14:editId="09569EE2">
+        <wp:anchor distT="0" distB="0" distL="114300" distR="114300" simplePos="0" relativeHeight="251658240" behindDoc="0" locked="0" layoutInCell="1" allowOverlap="1" wp14:anchorId="4B95A683" wp14:editId="2CD381E0">
           <wp:simplePos x="0" y="0"/>
-          <wp:positionH relativeFrom="column">
-            <wp:posOffset>-38100</wp:posOffset>
+          <wp:positionH relativeFrom="margin">
+            <wp:posOffset>-615950</wp:posOffset>
           </wp:positionH>
-          <wp:positionV relativeFrom="paragraph">
-            <wp:posOffset>-356235</wp:posOffset>
+          <wp:positionV relativeFrom="margin">
+            <wp:posOffset>-387350</wp:posOffset>
           </wp:positionV>
-          <wp:extent cx="7128510" cy="8705215"/>
-          <wp:effectExtent l="0" t="0" r="0" b="635"/>
+          <wp:extent cx="8457565" cy="11160313"/>
+          <wp:effectExtent l="0" t="0" r="0" b="0"/>
           <wp:wrapNone/>
           <wp:docPr id="1930071031" name="圖片 1"/>
           <wp:cNvGraphicFramePr>
@@ -7766,16 +9821,13 @@
                 </pic:nvPicPr>
                 <pic:blipFill>
                   <a:blip r:embed="rId1">
-                    <a:lum bright="70000" contrast="-70000"/>
+                    <a:alphaModFix amt="4000"/>
                     <a:extLst>
                       <a:ext uri="{BEBA8EAE-BF5A-486C-A8C5-ECC9F3942E4B}">
                         <a14:imgProps xmlns:a14="http://schemas.microsoft.com/office/drawing/2010/main">
                           <a14:imgLayer r:embed="rId2">
                             <a14:imgEffect>
-                              <a14:colorTemperature colorTemp="5200"/>
-                            </a14:imgEffect>
-                            <a14:imgEffect>
-                              <a14:saturation sat="292000"/>
+                              <a14:saturation sat="400000"/>
                             </a14:imgEffect>
                             <a14:imgEffect>
                               <a14:brightnessContrast bright="20000"/>
@@ -7795,7 +9847,7 @@
                 <pic:spPr>
                   <a:xfrm>
                     <a:off x="0" y="0"/>
-                    <a:ext cx="7128510" cy="8705215"/>
+                    <a:ext cx="8457565" cy="11160313"/>
                   </a:xfrm>
                   <a:prstGeom prst="rect">
                     <a:avLst/>
@@ -7820,6 +9872,11 @@
       </w:drawing>
     </w:r>
   </w:p>
+</w:hdr>
+</file>
+
+<file path=word/header3.xml><?xml version="1.0" encoding="utf-8"?>
+<w:hdr xmlns:wpc="http://schemas.microsoft.com/office/word/2010/wordprocessingCanvas" xmlns:cx="http://schemas.microsoft.com/office/drawing/2014/chartex" xmlns:cx1="http://schemas.microsoft.com/office/drawing/2015/9/8/chartex" xmlns:cx2="http://schemas.microsoft.com/office/drawing/2015/10/21/chartex" xmlns:cx3="http://schemas.microsoft.com/office/drawing/2016/5/9/chartex" xmlns:cx4="http://schemas.microsoft.com/office/drawing/2016/5/10/chartex" xmlns:cx5="http://schemas.microsoft.com/office/drawing/2016/5/11/chartex" xmlns:cx6="http://schemas.microsoft.com/office/drawing/2016/5/12/chartex" xmlns:cx7="http://schemas.microsoft.com/office/drawing/2016/5/13/chartex" xmlns:cx8="http://schemas.microsoft.com/office/drawing/2016/5/14/chartex" xmlns:mc="http://schemas.openxmlformats.org/markup-compatibility/2006" xmlns:aink="http://schemas.microsoft.com/office/drawing/2016/ink" xmlns:am3d="http://schemas.microsoft.com/office/drawing/2017/model3d" xmlns:o="urn:schemas-microsoft-com:office:office" xmlns:oel="http://schemas.microsoft.com/office/2019/extlst" xmlns:r="http://schemas.openxmlformats.org/officeDocument/2006/relationships" xmlns:m="http://schemas.openxmlformats.org/officeDocument/2006/math" xmlns:v="urn:schemas-microsoft-com:vml" xmlns:wp14="http://schemas.microsoft.com/office/word/2010/wordprocessingDrawing" xmlns:wp="http://schemas.openxmlformats.org/drawingml/2006/wordprocessingDrawing" xmlns:w10="urn:schemas-microsoft-com:office:word" xmlns:w="http://schemas.openxmlformats.org/wordprocessingml/2006/main" xmlns:w14="http://schemas.microsoft.com/office/word/2010/wordml" xmlns:w15="http://schemas.microsoft.com/office/word/2012/wordml" xmlns:w16cei="http://schemas.microsoft.com/office/word/2026/wordml/cei" xmlns:w16cex="http://schemas.microsoft.com/office/word/2018/wordml/cex" xmlns:w16cid="http://schemas.microsoft.com/office/word/2016/wordml/cid" xmlns:w16="http://schemas.microsoft.com/office/word/2018/wordml" xmlns:w16du="http://schemas.microsoft.com/office/word/2023/wordml/word16du" xmlns:w16sdtdh="http://schemas.microsoft.com/office/word/2020/wordml/sdtdatahash" xmlns:w16sdtfl="http://schemas.microsoft.com/office/word/2024/wordml/sdtformatlock" xmlns:w16se="http://schemas.microsoft.com/office/word/2015/wordml/symex" xmlns:wpg="http://schemas.microsoft.com/office/word/2010/wordprocessingGroup" xmlns:wpi="http://schemas.microsoft.com/office/word/2010/wordprocessingInk" xmlns:wne="http://schemas.microsoft.com/office/word/2006/wordml" xmlns:wps="http://schemas.microsoft.com/office/word/2010/wordprocessingShape" mc:Ignorable="w14 w15 w16se w16cid w16 w16cex w16sdtdh w16sdtfl w16du wp14">
   <w:p>
     <w:pPr>
       <w:pStyle w:val="ae"/>
